--- a/MPLS & VPLS Backbone Design Based on Islington College Using GNS3 and MikroTik/PART - 3/mpls.docx
+++ b/MPLS & VPLS Backbone Design Based on Islington College Using GNS3 and MikroTik/PART - 3/mpls.docx
@@ -1,6 +1,6 @@
 
 <file path=word/document.xml><?xml version="1.0" encoding="utf-8"?>
-<w:document xmlns:wpc="http://schemas.microsoft.com/office/word/2010/wordprocessingCanvas" xmlns:cx="http://schemas.microsoft.com/office/drawing/2014/chartex" xmlns:cx1="http://schemas.microsoft.com/office/drawing/2015/9/8/chartex" xmlns:cx2="http://schemas.microsoft.com/office/drawing/2015/10/21/chartex" xmlns:cx3="http://schemas.microsoft.com/office/drawing/2016/5/9/chartex" xmlns:cx4="http://schemas.microsoft.com/office/drawing/2016/5/10/chartex" xmlns:cx5="http://schemas.microsoft.com/office/drawing/2016/5/11/chartex" xmlns:cx6="http://schemas.microsoft.com/office/drawing/2016/5/12/chartex" xmlns:cx7="http://schemas.microsoft.com/office/drawing/2016/5/13/chartex" xmlns:cx8="http://schemas.microsoft.com/office/drawing/2016/5/14/chartex" xmlns:mc="http://schemas.openxmlformats.org/markup-compatibility/2006" xmlns:aink="http://schemas.microsoft.com/office/drawing/2016/ink" xmlns:am3d="http://schemas.microsoft.com/office/drawing/2017/model3d" xmlns:o="urn:schemas-microsoft-com:office:office" xmlns:oel="http://schemas.microsoft.com/office/2019/extlst" xmlns:r="http://schemas.openxmlformats.org/officeDocument/2006/relationships" xmlns:m="http://schemas.openxmlformats.org/officeDocument/2006/math" xmlns:v="urn:schemas-microsoft-com:vml" xmlns:wp14="http://schemas.microsoft.com/office/word/2010/wordprocessingDrawing" xmlns:wp="http://schemas.openxmlformats.org/drawingml/2006/wordprocessingDrawing" xmlns:w10="urn:schemas-microsoft-com:office:word" xmlns:w="http://schemas.openxmlformats.org/wordprocessingml/2006/main" xmlns:w14="http://schemas.microsoft.com/office/word/2010/wordml" xmlns:w15="http://schemas.microsoft.com/office/word/2012/wordml" xmlns:w16cex="http://schemas.microsoft.com/office/word/2018/wordml/cex" xmlns:w16cid="http://schemas.microsoft.com/office/word/2016/wordml/cid" xmlns:w16="http://schemas.microsoft.com/office/word/2018/wordml" xmlns:w16du="http://schemas.microsoft.com/office/word/2023/wordml/word16du" xmlns:w16sdtdh="http://schemas.microsoft.com/office/word/2020/wordml/sdtdatahash" xmlns:w16sdtfl="http://schemas.microsoft.com/office/word/2024/wordml/sdtformatlock" xmlns:w16se="http://schemas.microsoft.com/office/word/2015/wordml/symex" xmlns:wpg="http://schemas.microsoft.com/office/word/2010/wordprocessingGroup" xmlns:wpi="http://schemas.microsoft.com/office/word/2010/wordprocessingInk" xmlns:wne="http://schemas.microsoft.com/office/word/2006/wordml" xmlns:wps="http://schemas.microsoft.com/office/word/2010/wordprocessingShape" mc:Ignorable="w14 w15 w16se w16cid w16 w16cex w16sdtdh w16sdtfl w16du wp14">
+<w:document xmlns:wpc="http://schemas.microsoft.com/office/word/2010/wordprocessingCanvas" xmlns:cx="http://schemas.microsoft.com/office/drawing/2014/chartex" xmlns:cx1="http://schemas.microsoft.com/office/drawing/2015/9/8/chartex" xmlns:cx2="http://schemas.microsoft.com/office/drawing/2015/10/21/chartex" xmlns:cx3="http://schemas.microsoft.com/office/drawing/2016/5/9/chartex" xmlns:cx4="http://schemas.microsoft.com/office/drawing/2016/5/10/chartex" xmlns:cx5="http://schemas.microsoft.com/office/drawing/2016/5/11/chartex" xmlns:cx6="http://schemas.microsoft.com/office/drawing/2016/5/12/chartex" xmlns:cx7="http://schemas.microsoft.com/office/drawing/2016/5/13/chartex" xmlns:cx8="http://schemas.microsoft.com/office/drawing/2016/5/14/chartex" xmlns:mc="http://schemas.openxmlformats.org/markup-compatibility/2006" xmlns:aink="http://schemas.microsoft.com/office/drawing/2016/ink" xmlns:am3d="http://schemas.microsoft.com/office/drawing/2017/model3d" xmlns:o="urn:schemas-microsoft-com:office:office" xmlns:oel="http://schemas.microsoft.com/office/2019/extlst" xmlns:r="http://schemas.openxmlformats.org/officeDocument/2006/relationships" xmlns:m="http://schemas.openxmlformats.org/officeDocument/2006/math" xmlns:v="urn:schemas-microsoft-com:vml" xmlns:wp14="http://schemas.microsoft.com/office/word/2010/wordprocessingDrawing" xmlns:wp="http://schemas.openxmlformats.org/drawingml/2006/wordprocessingDrawing" xmlns:w10="urn:schemas-microsoft-com:office:word" xmlns:w="http://schemas.openxmlformats.org/wordprocessingml/2006/main" xmlns:w14="http://schemas.microsoft.com/office/word/2010/wordml" xmlns:w15="http://schemas.microsoft.com/office/word/2012/wordml" xmlns:w16cei="http://schemas.microsoft.com/office/word/2026/wordml/cei" xmlns:w16cex="http://schemas.microsoft.com/office/word/2018/wordml/cex" xmlns:w16cid="http://schemas.microsoft.com/office/word/2016/wordml/cid" xmlns:w16="http://schemas.microsoft.com/office/word/2018/wordml" xmlns:w16du="http://schemas.microsoft.com/office/word/2023/wordml/word16du" xmlns:w16sdtdh="http://schemas.microsoft.com/office/word/2020/wordml/sdtdatahash" xmlns:w16sdtfl="http://schemas.microsoft.com/office/word/2024/wordml/sdtformatlock" xmlns:w16se="http://schemas.microsoft.com/office/word/2015/wordml/symex" xmlns:wpg="http://schemas.microsoft.com/office/word/2010/wordprocessingGroup" xmlns:wpi="http://schemas.microsoft.com/office/word/2010/wordprocessingInk" xmlns:wne="http://schemas.microsoft.com/office/word/2006/wordml" xmlns:wps="http://schemas.microsoft.com/office/word/2010/wordprocessingShape" mc:Ignorable="w14 w15 w16se w16cid w16 w16cex w16sdtdh w16sdtfl w16du wp14">
   <w:body>
     <w:p>
       <w:pPr>
@@ -140,7 +140,7 @@
                                         <w:sz w:val="64"/>
                                         <w:szCs w:val="64"/>
                                       </w:rPr>
-                                      <w:t>Upgraded MPLS &amp; VPLS Campus Network Implementation</w:t>
+                                      <w:t>Design and Implementation of a Dual-Stack IS-IS, iBGP/eBGP and MPLS/VPLS Campus Backbone with Highly Available Virtual Enterprise Services for Islington College</w:t>
                                     </w:r>
                                   </w:p>
                                 </w:sdtContent>
@@ -175,7 +175,7 @@
                                         <w:sz w:val="36"/>
                                         <w:szCs w:val="36"/>
                                       </w:rPr>
-                                      <w:t>MPLS &amp; VPLS</w:t>
+                                      <w:t>Dual-Stack Secure Enterprise Campus Infrastructure</w:t>
                                     </w:r>
                                   </w:sdtContent>
                                 </w:sdt>
@@ -248,7 +248,7 @@
                                   <w:sz w:val="64"/>
                                   <w:szCs w:val="64"/>
                                 </w:rPr>
-                                <w:t>Upgraded MPLS &amp; VPLS Campus Network Implementation</w:t>
+                                <w:t>Design and Implementation of a Dual-Stack IS-IS, iBGP/eBGP and MPLS/VPLS Campus Backbone with Highly Available Virtual Enterprise Services for Islington College</w:t>
                               </w:r>
                             </w:p>
                           </w:sdtContent>
@@ -283,7 +283,7 @@
                                   <w:sz w:val="36"/>
                                   <w:szCs w:val="36"/>
                                 </w:rPr>
-                                <w:t>MPLS &amp; VPLS</w:t>
+                                <w:t>Dual-Stack Secure Enterprise Campus Infrastructure</w:t>
                               </w:r>
                             </w:sdtContent>
                           </w:sdt>
@@ -1133,7 +1133,15 @@
         <w:p/>
         <w:p>
           <w:r>
-            <w:t>We are required to design, implement, and verify an MPLS-based core network using MikroTik routers in GNS3. The network must provide VPLS-based Layer 2 connectivity across all blocks while using a centralized DHCP server for end-device addressing. IPv6 will be deployed in dual-stack mode to support modern routing and services.</w:t>
+            <w:t xml:space="preserve">We are required to design, implement, and verify an MPLS-based core network using </w:t>
+          </w:r>
+          <w:proofErr w:type="spellStart"/>
+          <w:r>
+            <w:t>MikroTik</w:t>
+          </w:r>
+          <w:proofErr w:type="spellEnd"/>
+          <w:r>
+            <w:t xml:space="preserve"> routers in GNS3. The network must provide VPLS-based Layer 2 connectivity across all blocks while using a centralized DHCP server for end-device addressing. IPv6 will be deployed in dual-stack mode to support modern routing and services.</w:t>
           </w:r>
         </w:p>
         <w:p/>
@@ -27702,7 +27710,15 @@
     </w:p>
     <w:p>
       <w:r>
-        <w:t>This project is an upgraded implementation of an MPLS and VPLS campus backbone network designed in GNS3 using MikroTik routers. The network is based on a multi-block academic campus scenario. The goal of this phase is to extend the basic MPLS backbone into a more realistic enterprise and service-provider style network.</w:t>
+        <w:t xml:space="preserve">This project is an upgraded implementation of an MPLS and VPLS campus backbone network designed in GNS3 using </w:t>
+      </w:r>
+      <w:proofErr w:type="spellStart"/>
+      <w:r>
+        <w:t>MikroTik</w:t>
+      </w:r>
+      <w:proofErr w:type="spellEnd"/>
+      <w:r>
+        <w:t xml:space="preserve"> routers. The network is based on a multi-block academic campus scenario. The goal of this phase is to extend the basic MPLS backbone into a more realistic enterprise and service-provider style network.</w:t>
       </w:r>
     </w:p>
     <w:p/>
@@ -28665,6 +28681,7 @@
               </w:rPr>
               <w:t>/</w:t>
             </w:r>
+            <w:proofErr w:type="spellStart"/>
             <w:proofErr w:type="gramStart"/>
             <w:r>
               <w:rPr>
@@ -28673,6 +28690,7 @@
               </w:rPr>
               <w:t>ip</w:t>
             </w:r>
+            <w:proofErr w:type="spellEnd"/>
             <w:proofErr w:type="gramEnd"/>
             <w:r>
               <w:rPr>
@@ -28848,6 +28866,7 @@
               </w:rPr>
               <w:t>/</w:t>
             </w:r>
+            <w:proofErr w:type="spellStart"/>
             <w:proofErr w:type="gramStart"/>
             <w:r>
               <w:rPr>
@@ -28856,6 +28875,7 @@
               </w:rPr>
               <w:t>ip</w:t>
             </w:r>
+            <w:proofErr w:type="spellEnd"/>
             <w:proofErr w:type="gramEnd"/>
             <w:r>
               <w:rPr>
@@ -28981,6 +29001,7 @@
               </w:rPr>
               <w:t>/</w:t>
             </w:r>
+            <w:proofErr w:type="spellStart"/>
             <w:proofErr w:type="gramStart"/>
             <w:r>
               <w:rPr>
@@ -28989,6 +29010,7 @@
               </w:rPr>
               <w:t>ip</w:t>
             </w:r>
+            <w:proofErr w:type="spellEnd"/>
             <w:proofErr w:type="gramEnd"/>
             <w:r>
               <w:rPr>
@@ -29114,6 +29136,7 @@
               </w:rPr>
               <w:t>/</w:t>
             </w:r>
+            <w:proofErr w:type="spellStart"/>
             <w:proofErr w:type="gramStart"/>
             <w:r>
               <w:rPr>
@@ -29122,6 +29145,7 @@
               </w:rPr>
               <w:t>ip</w:t>
             </w:r>
+            <w:proofErr w:type="spellEnd"/>
             <w:proofErr w:type="gramEnd"/>
             <w:r>
               <w:rPr>
@@ -29248,6 +29272,7 @@
               </w:rPr>
               <w:t>/</w:t>
             </w:r>
+            <w:proofErr w:type="spellStart"/>
             <w:proofErr w:type="gramStart"/>
             <w:r>
               <w:rPr>
@@ -29256,6 +29281,7 @@
               </w:rPr>
               <w:t>ip</w:t>
             </w:r>
+            <w:proofErr w:type="spellEnd"/>
             <w:proofErr w:type="gramEnd"/>
             <w:r>
               <w:rPr>
@@ -29382,6 +29408,7 @@
               </w:rPr>
               <w:t>/</w:t>
             </w:r>
+            <w:proofErr w:type="spellStart"/>
             <w:proofErr w:type="gramStart"/>
             <w:r>
               <w:rPr>
@@ -29390,6 +29417,7 @@
               </w:rPr>
               <w:t>ip</w:t>
             </w:r>
+            <w:proofErr w:type="spellEnd"/>
             <w:proofErr w:type="gramEnd"/>
             <w:r>
               <w:rPr>
@@ -29529,6 +29557,7 @@
               </w:rPr>
               <w:t>/</w:t>
             </w:r>
+            <w:proofErr w:type="spellStart"/>
             <w:proofErr w:type="gramStart"/>
             <w:r>
               <w:rPr>
@@ -29537,6 +29566,7 @@
               </w:rPr>
               <w:t>ip</w:t>
             </w:r>
+            <w:proofErr w:type="spellEnd"/>
             <w:proofErr w:type="gramEnd"/>
             <w:r>
               <w:rPr>
@@ -29696,6 +29726,7 @@
               </w:rPr>
               <w:t>/</w:t>
             </w:r>
+            <w:proofErr w:type="spellStart"/>
             <w:proofErr w:type="gramStart"/>
             <w:r>
               <w:rPr>
@@ -29704,6 +29735,7 @@
               </w:rPr>
               <w:t>ip</w:t>
             </w:r>
+            <w:proofErr w:type="spellEnd"/>
             <w:proofErr w:type="gramEnd"/>
             <w:r>
               <w:rPr>
@@ -29728,7 +29760,15 @@
       </w:pPr>
       <w:bookmarkStart w:id="22" w:name="_Toc225681622"/>
       <w:r>
-        <w:t>Management Access (Winbox/SSH)</w:t>
+        <w:t>Management Access (</w:t>
+      </w:r>
+      <w:proofErr w:type="spellStart"/>
+      <w:r>
+        <w:t>Winbox</w:t>
+      </w:r>
+      <w:proofErr w:type="spellEnd"/>
+      <w:r>
+        <w:t>/SSH)</w:t>
       </w:r>
       <w:bookmarkEnd w:id="22"/>
     </w:p>
@@ -29795,6 +29835,7 @@
               </w:rPr>
               <w:t>/</w:t>
             </w:r>
+            <w:proofErr w:type="spellStart"/>
             <w:proofErr w:type="gramStart"/>
             <w:r>
               <w:rPr>
@@ -29803,6 +29844,7 @@
               </w:rPr>
               <w:t>ip</w:t>
             </w:r>
+            <w:proofErr w:type="spellEnd"/>
             <w:proofErr w:type="gramEnd"/>
             <w:r>
               <w:rPr>
@@ -29863,7 +29905,23 @@
                 <w:sz w:val="16"/>
                 <w:szCs w:val="16"/>
               </w:rPr>
-              <w:t xml:space="preserve"> romon set enabled=yes</w:t>
+              <w:t xml:space="preserve"> </w:t>
+            </w:r>
+            <w:proofErr w:type="spellStart"/>
+            <w:r>
+              <w:rPr>
+                <w:sz w:val="16"/>
+                <w:szCs w:val="16"/>
+              </w:rPr>
+              <w:t>romon</w:t>
+            </w:r>
+            <w:proofErr w:type="spellEnd"/>
+            <w:r>
+              <w:rPr>
+                <w:sz w:val="16"/>
+                <w:szCs w:val="16"/>
+              </w:rPr>
+              <w:t xml:space="preserve"> set enabled=yes</w:t>
             </w:r>
           </w:p>
           <w:p>
@@ -29903,6 +29961,7 @@
               </w:rPr>
               <w:t>/</w:t>
             </w:r>
+            <w:proofErr w:type="spellStart"/>
             <w:proofErr w:type="gramStart"/>
             <w:r>
               <w:rPr>
@@ -29911,6 +29970,7 @@
               </w:rPr>
               <w:t>ip</w:t>
             </w:r>
+            <w:proofErr w:type="spellEnd"/>
             <w:proofErr w:type="gramEnd"/>
             <w:r>
               <w:rPr>
@@ -29957,6 +30017,7 @@
               </w:rPr>
               <w:t>/</w:t>
             </w:r>
+            <w:proofErr w:type="spellStart"/>
             <w:proofErr w:type="gramStart"/>
             <w:r>
               <w:rPr>
@@ -29965,6 +30026,7 @@
               </w:rPr>
               <w:t>ip</w:t>
             </w:r>
+            <w:proofErr w:type="spellEnd"/>
             <w:proofErr w:type="gramEnd"/>
             <w:r>
               <w:rPr>
@@ -29988,6 +30050,7 @@
               </w:rPr>
               <w:t>/</w:t>
             </w:r>
+            <w:proofErr w:type="spellStart"/>
             <w:proofErr w:type="gramStart"/>
             <w:r>
               <w:rPr>
@@ -29996,6 +30059,7 @@
               </w:rPr>
               <w:t>ip</w:t>
             </w:r>
+            <w:proofErr w:type="spellEnd"/>
             <w:proofErr w:type="gramEnd"/>
             <w:r>
               <w:rPr>
@@ -30042,6 +30106,7 @@
               </w:rPr>
               <w:t>/</w:t>
             </w:r>
+            <w:proofErr w:type="spellStart"/>
             <w:proofErr w:type="gramStart"/>
             <w:r>
               <w:rPr>
@@ -30050,13 +30115,62 @@
               </w:rPr>
               <w:t>ip</w:t>
             </w:r>
+            <w:proofErr w:type="spellEnd"/>
             <w:proofErr w:type="gramEnd"/>
             <w:r>
               <w:rPr>
                 <w:sz w:val="16"/>
                 <w:szCs w:val="16"/>
               </w:rPr>
-              <w:t xml:space="preserve"> firewall filter add chain=input protocol=tcp dst-port=2222 src-address=10.10.0.0/21 action=accept</w:t>
+              <w:t xml:space="preserve"> firewall filter add chain=input protocol=</w:t>
+            </w:r>
+            <w:proofErr w:type="spellStart"/>
+            <w:r>
+              <w:rPr>
+                <w:sz w:val="16"/>
+                <w:szCs w:val="16"/>
+              </w:rPr>
+              <w:t>tcp</w:t>
+            </w:r>
+            <w:proofErr w:type="spellEnd"/>
+            <w:r>
+              <w:rPr>
+                <w:sz w:val="16"/>
+                <w:szCs w:val="16"/>
+              </w:rPr>
+              <w:t xml:space="preserve"> </w:t>
+            </w:r>
+            <w:proofErr w:type="spellStart"/>
+            <w:r>
+              <w:rPr>
+                <w:sz w:val="16"/>
+                <w:szCs w:val="16"/>
+              </w:rPr>
+              <w:t>dst</w:t>
+            </w:r>
+            <w:proofErr w:type="spellEnd"/>
+            <w:r>
+              <w:rPr>
+                <w:sz w:val="16"/>
+                <w:szCs w:val="16"/>
+              </w:rPr>
+              <w:t xml:space="preserve">-port=2222 </w:t>
+            </w:r>
+            <w:proofErr w:type="spellStart"/>
+            <w:r>
+              <w:rPr>
+                <w:sz w:val="16"/>
+                <w:szCs w:val="16"/>
+              </w:rPr>
+              <w:t>src</w:t>
+            </w:r>
+            <w:proofErr w:type="spellEnd"/>
+            <w:r>
+              <w:rPr>
+                <w:sz w:val="16"/>
+                <w:szCs w:val="16"/>
+              </w:rPr>
+              <w:t>-address=10.10.0.0/21 action=accept</w:t>
             </w:r>
           </w:p>
           <w:p>
@@ -30073,6 +30187,7 @@
               </w:rPr>
               <w:t>/</w:t>
             </w:r>
+            <w:proofErr w:type="spellStart"/>
             <w:proofErr w:type="gramStart"/>
             <w:r>
               <w:rPr>
@@ -30081,13 +30196,46 @@
               </w:rPr>
               <w:t>ip</w:t>
             </w:r>
+            <w:proofErr w:type="spellEnd"/>
             <w:proofErr w:type="gramEnd"/>
             <w:r>
               <w:rPr>
                 <w:sz w:val="16"/>
                 <w:szCs w:val="16"/>
               </w:rPr>
-              <w:t xml:space="preserve"> firewall filter add chain=input protocol=tcp dst-port=2222 action=drop</w:t>
+              <w:t xml:space="preserve"> firewall filter add chain=input protocol=</w:t>
+            </w:r>
+            <w:proofErr w:type="spellStart"/>
+            <w:r>
+              <w:rPr>
+                <w:sz w:val="16"/>
+                <w:szCs w:val="16"/>
+              </w:rPr>
+              <w:t>tcp</w:t>
+            </w:r>
+            <w:proofErr w:type="spellEnd"/>
+            <w:r>
+              <w:rPr>
+                <w:sz w:val="16"/>
+                <w:szCs w:val="16"/>
+              </w:rPr>
+              <w:t xml:space="preserve"> </w:t>
+            </w:r>
+            <w:proofErr w:type="spellStart"/>
+            <w:r>
+              <w:rPr>
+                <w:sz w:val="16"/>
+                <w:szCs w:val="16"/>
+              </w:rPr>
+              <w:t>dst</w:t>
+            </w:r>
+            <w:proofErr w:type="spellEnd"/>
+            <w:r>
+              <w:rPr>
+                <w:sz w:val="16"/>
+                <w:szCs w:val="16"/>
+              </w:rPr>
+              <w:t>-port=2222 action=drop</w:t>
             </w:r>
           </w:p>
           <w:p>
@@ -30141,6 +30289,7 @@
               </w:rPr>
               <w:t>/</w:t>
             </w:r>
+            <w:proofErr w:type="spellStart"/>
             <w:proofErr w:type="gramStart"/>
             <w:r>
               <w:rPr>
@@ -30149,6 +30298,7 @@
               </w:rPr>
               <w:t>ip</w:t>
             </w:r>
+            <w:proofErr w:type="spellEnd"/>
             <w:proofErr w:type="gramEnd"/>
             <w:r>
               <w:rPr>
@@ -30172,6 +30322,7 @@
               </w:rPr>
               <w:t>/</w:t>
             </w:r>
+            <w:proofErr w:type="spellStart"/>
             <w:proofErr w:type="gramStart"/>
             <w:r>
               <w:rPr>
@@ -30180,6 +30331,7 @@
               </w:rPr>
               <w:t>ip</w:t>
             </w:r>
+            <w:proofErr w:type="spellEnd"/>
             <w:proofErr w:type="gramEnd"/>
             <w:r>
               <w:rPr>
@@ -30203,6 +30355,7 @@
               </w:rPr>
               <w:t>/</w:t>
             </w:r>
+            <w:proofErr w:type="spellStart"/>
             <w:proofErr w:type="gramStart"/>
             <w:r>
               <w:rPr>
@@ -30211,6 +30364,7 @@
               </w:rPr>
               <w:t>ip</w:t>
             </w:r>
+            <w:proofErr w:type="spellEnd"/>
             <w:proofErr w:type="gramEnd"/>
             <w:r>
               <w:rPr>
@@ -30272,6 +30426,7 @@
               </w:rPr>
               <w:t>/</w:t>
             </w:r>
+            <w:proofErr w:type="spellStart"/>
             <w:proofErr w:type="gramStart"/>
             <w:r>
               <w:rPr>
@@ -30280,6 +30435,7 @@
               </w:rPr>
               <w:t>ip</w:t>
             </w:r>
+            <w:proofErr w:type="spellEnd"/>
             <w:proofErr w:type="gramEnd"/>
             <w:r>
               <w:rPr>
@@ -30303,6 +30459,7 @@
               </w:rPr>
               <w:t>/</w:t>
             </w:r>
+            <w:proofErr w:type="spellStart"/>
             <w:proofErr w:type="gramStart"/>
             <w:r>
               <w:rPr>
@@ -30311,6 +30468,7 @@
               </w:rPr>
               <w:t>ip</w:t>
             </w:r>
+            <w:proofErr w:type="spellEnd"/>
             <w:proofErr w:type="gramEnd"/>
             <w:r>
               <w:rPr>
@@ -30332,7 +30490,23 @@
                 <w:sz w:val="16"/>
                 <w:szCs w:val="16"/>
               </w:rPr>
-              <w:t>/tool/romon/set enabled=yes</w:t>
+              <w:t>/tool/</w:t>
+            </w:r>
+            <w:proofErr w:type="spellStart"/>
+            <w:r>
+              <w:rPr>
+                <w:sz w:val="16"/>
+                <w:szCs w:val="16"/>
+              </w:rPr>
+              <w:t>romon</w:t>
+            </w:r>
+            <w:proofErr w:type="spellEnd"/>
+            <w:r>
+              <w:rPr>
+                <w:sz w:val="16"/>
+                <w:szCs w:val="16"/>
+              </w:rPr>
+              <w:t>/set enabled=yes</w:t>
             </w:r>
           </w:p>
         </w:tc>
@@ -30738,7 +30912,23 @@
                 <w:sz w:val="16"/>
                 <w:szCs w:val="16"/>
               </w:rPr>
-              <w:t xml:space="preserve"> ntp client set enabled=yes</w:t>
+              <w:t xml:space="preserve"> </w:t>
+            </w:r>
+            <w:proofErr w:type="spellStart"/>
+            <w:r>
+              <w:rPr>
+                <w:sz w:val="16"/>
+                <w:szCs w:val="16"/>
+              </w:rPr>
+              <w:t>ntp</w:t>
+            </w:r>
+            <w:proofErr w:type="spellEnd"/>
+            <w:r>
+              <w:rPr>
+                <w:sz w:val="16"/>
+                <w:szCs w:val="16"/>
+              </w:rPr>
+              <w:t xml:space="preserve"> client set enabled=yes</w:t>
             </w:r>
           </w:p>
           <w:p>
@@ -30769,7 +30959,23 @@
                 <w:sz w:val="16"/>
                 <w:szCs w:val="16"/>
               </w:rPr>
-              <w:t xml:space="preserve"> ntp client servers add address=pool.ntp.org</w:t>
+              <w:t xml:space="preserve"> </w:t>
+            </w:r>
+            <w:proofErr w:type="spellStart"/>
+            <w:r>
+              <w:rPr>
+                <w:sz w:val="16"/>
+                <w:szCs w:val="16"/>
+              </w:rPr>
+              <w:t>ntp</w:t>
+            </w:r>
+            <w:proofErr w:type="spellEnd"/>
+            <w:r>
+              <w:rPr>
+                <w:sz w:val="16"/>
+                <w:szCs w:val="16"/>
+              </w:rPr>
+              <w:t xml:space="preserve"> client servers add address=pool.ntp.org</w:t>
             </w:r>
           </w:p>
         </w:tc>
@@ -30920,7 +31126,23 @@
                 <w:sz w:val="16"/>
                 <w:szCs w:val="16"/>
               </w:rPr>
-              <w:t xml:space="preserve"> ntp client set enabled=yes</w:t>
+              <w:t xml:space="preserve"> </w:t>
+            </w:r>
+            <w:proofErr w:type="spellStart"/>
+            <w:r>
+              <w:rPr>
+                <w:sz w:val="16"/>
+                <w:szCs w:val="16"/>
+              </w:rPr>
+              <w:t>ntp</w:t>
+            </w:r>
+            <w:proofErr w:type="spellEnd"/>
+            <w:r>
+              <w:rPr>
+                <w:sz w:val="16"/>
+                <w:szCs w:val="16"/>
+              </w:rPr>
+              <w:t xml:space="preserve"> client set enabled=yes</w:t>
             </w:r>
           </w:p>
           <w:p>
@@ -30951,7 +31173,23 @@
                 <w:sz w:val="16"/>
                 <w:szCs w:val="16"/>
               </w:rPr>
-              <w:t xml:space="preserve"> ntp client servers add address=pool.ntp.org</w:t>
+              <w:t xml:space="preserve"> </w:t>
+            </w:r>
+            <w:proofErr w:type="spellStart"/>
+            <w:r>
+              <w:rPr>
+                <w:sz w:val="16"/>
+                <w:szCs w:val="16"/>
+              </w:rPr>
+              <w:t>ntp</w:t>
+            </w:r>
+            <w:proofErr w:type="spellEnd"/>
+            <w:r>
+              <w:rPr>
+                <w:sz w:val="16"/>
+                <w:szCs w:val="16"/>
+              </w:rPr>
+              <w:t xml:space="preserve"> client servers add address=pool.ntp.org</w:t>
             </w:r>
           </w:p>
         </w:tc>
@@ -31051,7 +31289,23 @@
                 <w:sz w:val="16"/>
                 <w:szCs w:val="16"/>
               </w:rPr>
-              <w:t xml:space="preserve"> ntp client set enabled=yes</w:t>
+              <w:t xml:space="preserve"> </w:t>
+            </w:r>
+            <w:proofErr w:type="spellStart"/>
+            <w:r>
+              <w:rPr>
+                <w:sz w:val="16"/>
+                <w:szCs w:val="16"/>
+              </w:rPr>
+              <w:t>ntp</w:t>
+            </w:r>
+            <w:proofErr w:type="spellEnd"/>
+            <w:r>
+              <w:rPr>
+                <w:sz w:val="16"/>
+                <w:szCs w:val="16"/>
+              </w:rPr>
+              <w:t xml:space="preserve"> client set enabled=yes</w:t>
             </w:r>
           </w:p>
           <w:p>
@@ -31082,7 +31336,23 @@
                 <w:sz w:val="16"/>
                 <w:szCs w:val="16"/>
               </w:rPr>
-              <w:t xml:space="preserve"> ntp client servers add address=pool.ntp.org</w:t>
+              <w:t xml:space="preserve"> </w:t>
+            </w:r>
+            <w:proofErr w:type="spellStart"/>
+            <w:r>
+              <w:rPr>
+                <w:sz w:val="16"/>
+                <w:szCs w:val="16"/>
+              </w:rPr>
+              <w:t>ntp</w:t>
+            </w:r>
+            <w:proofErr w:type="spellEnd"/>
+            <w:r>
+              <w:rPr>
+                <w:sz w:val="16"/>
+                <w:szCs w:val="16"/>
+              </w:rPr>
+              <w:t xml:space="preserve"> client servers add address=pool.ntp.org</w:t>
             </w:r>
           </w:p>
         </w:tc>
@@ -31182,7 +31452,23 @@
                 <w:sz w:val="16"/>
                 <w:szCs w:val="16"/>
               </w:rPr>
-              <w:t xml:space="preserve"> ntp client set enabled=yes</w:t>
+              <w:t xml:space="preserve"> </w:t>
+            </w:r>
+            <w:proofErr w:type="spellStart"/>
+            <w:r>
+              <w:rPr>
+                <w:sz w:val="16"/>
+                <w:szCs w:val="16"/>
+              </w:rPr>
+              <w:t>ntp</w:t>
+            </w:r>
+            <w:proofErr w:type="spellEnd"/>
+            <w:r>
+              <w:rPr>
+                <w:sz w:val="16"/>
+                <w:szCs w:val="16"/>
+              </w:rPr>
+              <w:t xml:space="preserve"> client set enabled=yes</w:t>
             </w:r>
           </w:p>
           <w:p>
@@ -31213,7 +31499,23 @@
                 <w:sz w:val="16"/>
                 <w:szCs w:val="16"/>
               </w:rPr>
-              <w:t xml:space="preserve"> ntp client servers add address=pool.ntp.org</w:t>
+              <w:t xml:space="preserve"> </w:t>
+            </w:r>
+            <w:proofErr w:type="spellStart"/>
+            <w:r>
+              <w:rPr>
+                <w:sz w:val="16"/>
+                <w:szCs w:val="16"/>
+              </w:rPr>
+              <w:t>ntp</w:t>
+            </w:r>
+            <w:proofErr w:type="spellEnd"/>
+            <w:r>
+              <w:rPr>
+                <w:sz w:val="16"/>
+                <w:szCs w:val="16"/>
+              </w:rPr>
+              <w:t xml:space="preserve"> client servers add address=pool.ntp.org</w:t>
             </w:r>
           </w:p>
         </w:tc>
@@ -31313,7 +31615,23 @@
                 <w:sz w:val="16"/>
                 <w:szCs w:val="16"/>
               </w:rPr>
-              <w:t xml:space="preserve"> ntp client set enabled=yes</w:t>
+              <w:t xml:space="preserve"> </w:t>
+            </w:r>
+            <w:proofErr w:type="spellStart"/>
+            <w:r>
+              <w:rPr>
+                <w:sz w:val="16"/>
+                <w:szCs w:val="16"/>
+              </w:rPr>
+              <w:t>ntp</w:t>
+            </w:r>
+            <w:proofErr w:type="spellEnd"/>
+            <w:r>
+              <w:rPr>
+                <w:sz w:val="16"/>
+                <w:szCs w:val="16"/>
+              </w:rPr>
+              <w:t xml:space="preserve"> client set enabled=yes</w:t>
             </w:r>
           </w:p>
           <w:p>
@@ -31344,7 +31662,23 @@
                 <w:sz w:val="16"/>
                 <w:szCs w:val="16"/>
               </w:rPr>
-              <w:t xml:space="preserve"> ntp client servers add address=pool.ntp.org</w:t>
+              <w:t xml:space="preserve"> </w:t>
+            </w:r>
+            <w:proofErr w:type="spellStart"/>
+            <w:r>
+              <w:rPr>
+                <w:sz w:val="16"/>
+                <w:szCs w:val="16"/>
+              </w:rPr>
+              <w:t>ntp</w:t>
+            </w:r>
+            <w:proofErr w:type="spellEnd"/>
+            <w:r>
+              <w:rPr>
+                <w:sz w:val="16"/>
+                <w:szCs w:val="16"/>
+              </w:rPr>
+              <w:t xml:space="preserve"> client servers add address=pool.ntp.org</w:t>
             </w:r>
           </w:p>
         </w:tc>
@@ -31444,7 +31778,23 @@
                 <w:sz w:val="16"/>
                 <w:szCs w:val="16"/>
               </w:rPr>
-              <w:t xml:space="preserve"> ntp client set enabled=yes</w:t>
+              <w:t xml:space="preserve"> </w:t>
+            </w:r>
+            <w:proofErr w:type="spellStart"/>
+            <w:r>
+              <w:rPr>
+                <w:sz w:val="16"/>
+                <w:szCs w:val="16"/>
+              </w:rPr>
+              <w:t>ntp</w:t>
+            </w:r>
+            <w:proofErr w:type="spellEnd"/>
+            <w:r>
+              <w:rPr>
+                <w:sz w:val="16"/>
+                <w:szCs w:val="16"/>
+              </w:rPr>
+              <w:t xml:space="preserve"> client set enabled=yes</w:t>
             </w:r>
           </w:p>
           <w:p>
@@ -31475,7 +31825,23 @@
                 <w:sz w:val="16"/>
                 <w:szCs w:val="16"/>
               </w:rPr>
-              <w:t xml:space="preserve"> ntp client servers add address=pool.ntp.org</w:t>
+              <w:t xml:space="preserve"> </w:t>
+            </w:r>
+            <w:proofErr w:type="spellStart"/>
+            <w:r>
+              <w:rPr>
+                <w:sz w:val="16"/>
+                <w:szCs w:val="16"/>
+              </w:rPr>
+              <w:t>ntp</w:t>
+            </w:r>
+            <w:proofErr w:type="spellEnd"/>
+            <w:r>
+              <w:rPr>
+                <w:sz w:val="16"/>
+                <w:szCs w:val="16"/>
+              </w:rPr>
+              <w:t xml:space="preserve"> client servers add address=pool.ntp.org</w:t>
             </w:r>
           </w:p>
         </w:tc>
@@ -31575,7 +31941,23 @@
                 <w:sz w:val="16"/>
                 <w:szCs w:val="16"/>
               </w:rPr>
-              <w:t xml:space="preserve"> ntp client set enabled=yes</w:t>
+              <w:t xml:space="preserve"> </w:t>
+            </w:r>
+            <w:proofErr w:type="spellStart"/>
+            <w:r>
+              <w:rPr>
+                <w:sz w:val="16"/>
+                <w:szCs w:val="16"/>
+              </w:rPr>
+              <w:t>ntp</w:t>
+            </w:r>
+            <w:proofErr w:type="spellEnd"/>
+            <w:r>
+              <w:rPr>
+                <w:sz w:val="16"/>
+                <w:szCs w:val="16"/>
+              </w:rPr>
+              <w:t xml:space="preserve"> client set enabled=yes</w:t>
             </w:r>
           </w:p>
           <w:p>
@@ -31606,7 +31988,23 @@
                 <w:sz w:val="16"/>
                 <w:szCs w:val="16"/>
               </w:rPr>
-              <w:t xml:space="preserve"> ntp client servers add address=pool.ntp.org</w:t>
+              <w:t xml:space="preserve"> </w:t>
+            </w:r>
+            <w:proofErr w:type="spellStart"/>
+            <w:r>
+              <w:rPr>
+                <w:sz w:val="16"/>
+                <w:szCs w:val="16"/>
+              </w:rPr>
+              <w:t>ntp</w:t>
+            </w:r>
+            <w:proofErr w:type="spellEnd"/>
+            <w:r>
+              <w:rPr>
+                <w:sz w:val="16"/>
+                <w:szCs w:val="16"/>
+              </w:rPr>
+              <w:t xml:space="preserve"> client servers add address=pool.ntp.org</w:t>
             </w:r>
           </w:p>
         </w:tc>
@@ -31706,7 +32104,23 @@
                 <w:sz w:val="16"/>
                 <w:szCs w:val="16"/>
               </w:rPr>
-              <w:t xml:space="preserve"> ntp client set enabled=yes</w:t>
+              <w:t xml:space="preserve"> </w:t>
+            </w:r>
+            <w:proofErr w:type="spellStart"/>
+            <w:r>
+              <w:rPr>
+                <w:sz w:val="16"/>
+                <w:szCs w:val="16"/>
+              </w:rPr>
+              <w:t>ntp</w:t>
+            </w:r>
+            <w:proofErr w:type="spellEnd"/>
+            <w:r>
+              <w:rPr>
+                <w:sz w:val="16"/>
+                <w:szCs w:val="16"/>
+              </w:rPr>
+              <w:t xml:space="preserve"> client set enabled=yes</w:t>
             </w:r>
           </w:p>
           <w:p>
@@ -31737,7 +32151,23 @@
                 <w:sz w:val="16"/>
                 <w:szCs w:val="16"/>
               </w:rPr>
-              <w:t xml:space="preserve"> ntp client servers add address=pool.ntp.org</w:t>
+              <w:t xml:space="preserve"> </w:t>
+            </w:r>
+            <w:proofErr w:type="spellStart"/>
+            <w:r>
+              <w:rPr>
+                <w:sz w:val="16"/>
+                <w:szCs w:val="16"/>
+              </w:rPr>
+              <w:t>ntp</w:t>
+            </w:r>
+            <w:proofErr w:type="spellEnd"/>
+            <w:r>
+              <w:rPr>
+                <w:sz w:val="16"/>
+                <w:szCs w:val="16"/>
+              </w:rPr>
+              <w:t xml:space="preserve"> client servers add address=pool.ntp.org</w:t>
             </w:r>
           </w:p>
         </w:tc>
@@ -32021,7 +32451,23 @@
                 <w:sz w:val="16"/>
                 <w:szCs w:val="16"/>
               </w:rPr>
-              <w:t xml:space="preserve"> set ether1 mtu=9216</w:t>
+              <w:t xml:space="preserve"> set ether1 </w:t>
+            </w:r>
+            <w:proofErr w:type="spellStart"/>
+            <w:r>
+              <w:rPr>
+                <w:sz w:val="16"/>
+                <w:szCs w:val="16"/>
+              </w:rPr>
+              <w:t>mtu</w:t>
+            </w:r>
+            <w:proofErr w:type="spellEnd"/>
+            <w:r>
+              <w:rPr>
+                <w:sz w:val="16"/>
+                <w:szCs w:val="16"/>
+              </w:rPr>
+              <w:t>=9216</w:t>
             </w:r>
           </w:p>
           <w:p>
@@ -32052,7 +32498,23 @@
                 <w:sz w:val="16"/>
                 <w:szCs w:val="16"/>
               </w:rPr>
-              <w:t xml:space="preserve"> set ether2 mtu=9216</w:t>
+              <w:t xml:space="preserve"> set ether2 </w:t>
+            </w:r>
+            <w:proofErr w:type="spellStart"/>
+            <w:r>
+              <w:rPr>
+                <w:sz w:val="16"/>
+                <w:szCs w:val="16"/>
+              </w:rPr>
+              <w:t>mtu</w:t>
+            </w:r>
+            <w:proofErr w:type="spellEnd"/>
+            <w:r>
+              <w:rPr>
+                <w:sz w:val="16"/>
+                <w:szCs w:val="16"/>
+              </w:rPr>
+              <w:t>=9216</w:t>
             </w:r>
           </w:p>
           <w:p>
@@ -32083,7 +32545,23 @@
                 <w:sz w:val="16"/>
                 <w:szCs w:val="16"/>
               </w:rPr>
-              <w:t xml:space="preserve"> set ether3 mtu=9216</w:t>
+              <w:t xml:space="preserve"> set ether3 </w:t>
+            </w:r>
+            <w:proofErr w:type="spellStart"/>
+            <w:r>
+              <w:rPr>
+                <w:sz w:val="16"/>
+                <w:szCs w:val="16"/>
+              </w:rPr>
+              <w:t>mtu</w:t>
+            </w:r>
+            <w:proofErr w:type="spellEnd"/>
+            <w:r>
+              <w:rPr>
+                <w:sz w:val="16"/>
+                <w:szCs w:val="16"/>
+              </w:rPr>
+              <w:t>=9216</w:t>
             </w:r>
           </w:p>
           <w:p>
@@ -32114,7 +32592,23 @@
                 <w:sz w:val="16"/>
                 <w:szCs w:val="16"/>
               </w:rPr>
-              <w:t xml:space="preserve"> set ether4 mtu=9216</w:t>
+              <w:t xml:space="preserve"> set ether4 </w:t>
+            </w:r>
+            <w:proofErr w:type="spellStart"/>
+            <w:r>
+              <w:rPr>
+                <w:sz w:val="16"/>
+                <w:szCs w:val="16"/>
+              </w:rPr>
+              <w:t>mtu</w:t>
+            </w:r>
+            <w:proofErr w:type="spellEnd"/>
+            <w:r>
+              <w:rPr>
+                <w:sz w:val="16"/>
+                <w:szCs w:val="16"/>
+              </w:rPr>
+              <w:t>=9216</w:t>
             </w:r>
           </w:p>
           <w:p>
@@ -32145,7 +32639,23 @@
                 <w:sz w:val="16"/>
                 <w:szCs w:val="16"/>
               </w:rPr>
-              <w:t xml:space="preserve"> set ether5 mtu=9216</w:t>
+              <w:t xml:space="preserve"> set ether5 </w:t>
+            </w:r>
+            <w:proofErr w:type="spellStart"/>
+            <w:r>
+              <w:rPr>
+                <w:sz w:val="16"/>
+                <w:szCs w:val="16"/>
+              </w:rPr>
+              <w:t>mtu</w:t>
+            </w:r>
+            <w:proofErr w:type="spellEnd"/>
+            <w:r>
+              <w:rPr>
+                <w:sz w:val="16"/>
+                <w:szCs w:val="16"/>
+              </w:rPr>
+              <w:t>=9216</w:t>
             </w:r>
           </w:p>
           <w:p>
@@ -32176,7 +32686,23 @@
                 <w:sz w:val="16"/>
                 <w:szCs w:val="16"/>
               </w:rPr>
-              <w:t xml:space="preserve"> set ether6 mtu=9216</w:t>
+              <w:t xml:space="preserve"> set ether6 </w:t>
+            </w:r>
+            <w:proofErr w:type="spellStart"/>
+            <w:r>
+              <w:rPr>
+                <w:sz w:val="16"/>
+                <w:szCs w:val="16"/>
+              </w:rPr>
+              <w:t>mtu</w:t>
+            </w:r>
+            <w:proofErr w:type="spellEnd"/>
+            <w:r>
+              <w:rPr>
+                <w:sz w:val="16"/>
+                <w:szCs w:val="16"/>
+              </w:rPr>
+              <w:t>=9216</w:t>
             </w:r>
           </w:p>
           <w:p>
@@ -32207,7 +32733,23 @@
                 <w:sz w:val="16"/>
                 <w:szCs w:val="16"/>
               </w:rPr>
-              <w:t xml:space="preserve"> set ether7 mtu=9216</w:t>
+              <w:t xml:space="preserve"> set ether7 </w:t>
+            </w:r>
+            <w:proofErr w:type="spellStart"/>
+            <w:r>
+              <w:rPr>
+                <w:sz w:val="16"/>
+                <w:szCs w:val="16"/>
+              </w:rPr>
+              <w:t>mtu</w:t>
+            </w:r>
+            <w:proofErr w:type="spellEnd"/>
+            <w:r>
+              <w:rPr>
+                <w:sz w:val="16"/>
+                <w:szCs w:val="16"/>
+              </w:rPr>
+              <w:t>=9216</w:t>
             </w:r>
           </w:p>
           <w:p>
@@ -32238,7 +32780,23 @@
                 <w:sz w:val="16"/>
                 <w:szCs w:val="16"/>
               </w:rPr>
-              <w:t xml:space="preserve"> set ether8 mtu=9216</w:t>
+              <w:t xml:space="preserve"> set ether8 </w:t>
+            </w:r>
+            <w:proofErr w:type="spellStart"/>
+            <w:r>
+              <w:rPr>
+                <w:sz w:val="16"/>
+                <w:szCs w:val="16"/>
+              </w:rPr>
+              <w:t>mtu</w:t>
+            </w:r>
+            <w:proofErr w:type="spellEnd"/>
+            <w:r>
+              <w:rPr>
+                <w:sz w:val="16"/>
+                <w:szCs w:val="16"/>
+              </w:rPr>
+              <w:t>=9216</w:t>
             </w:r>
           </w:p>
           <w:p>
@@ -32269,7 +32827,23 @@
                 <w:sz w:val="16"/>
                 <w:szCs w:val="16"/>
               </w:rPr>
-              <w:t xml:space="preserve"> set ether9 mtu=9216</w:t>
+              <w:t xml:space="preserve"> set ether9 </w:t>
+            </w:r>
+            <w:proofErr w:type="spellStart"/>
+            <w:r>
+              <w:rPr>
+                <w:sz w:val="16"/>
+                <w:szCs w:val="16"/>
+              </w:rPr>
+              <w:t>mtu</w:t>
+            </w:r>
+            <w:proofErr w:type="spellEnd"/>
+            <w:r>
+              <w:rPr>
+                <w:sz w:val="16"/>
+                <w:szCs w:val="16"/>
+              </w:rPr>
+              <w:t>=9216</w:t>
             </w:r>
           </w:p>
           <w:p>
@@ -32300,7 +32874,23 @@
                 <w:sz w:val="16"/>
                 <w:szCs w:val="16"/>
               </w:rPr>
-              <w:t xml:space="preserve"> set ether10 mtu=9216</w:t>
+              <w:t xml:space="preserve"> set ether10 </w:t>
+            </w:r>
+            <w:proofErr w:type="spellStart"/>
+            <w:r>
+              <w:rPr>
+                <w:sz w:val="16"/>
+                <w:szCs w:val="16"/>
+              </w:rPr>
+              <w:t>mtu</w:t>
+            </w:r>
+            <w:proofErr w:type="spellEnd"/>
+            <w:r>
+              <w:rPr>
+                <w:sz w:val="16"/>
+                <w:szCs w:val="16"/>
+              </w:rPr>
+              <w:t>=9216</w:t>
             </w:r>
           </w:p>
           <w:p>
@@ -32331,7 +32921,23 @@
                 <w:sz w:val="16"/>
                 <w:szCs w:val="16"/>
               </w:rPr>
-              <w:t xml:space="preserve"> set ether11 mtu=9216</w:t>
+              <w:t xml:space="preserve"> set ether11 </w:t>
+            </w:r>
+            <w:proofErr w:type="spellStart"/>
+            <w:r>
+              <w:rPr>
+                <w:sz w:val="16"/>
+                <w:szCs w:val="16"/>
+              </w:rPr>
+              <w:t>mtu</w:t>
+            </w:r>
+            <w:proofErr w:type="spellEnd"/>
+            <w:r>
+              <w:rPr>
+                <w:sz w:val="16"/>
+                <w:szCs w:val="16"/>
+              </w:rPr>
+              <w:t>=9216</w:t>
             </w:r>
           </w:p>
           <w:p>
@@ -32362,7 +32968,23 @@
                 <w:sz w:val="16"/>
                 <w:szCs w:val="16"/>
               </w:rPr>
-              <w:t xml:space="preserve"> set ether12 mtu=9216</w:t>
+              <w:t xml:space="preserve"> set ether12 </w:t>
+            </w:r>
+            <w:proofErr w:type="spellStart"/>
+            <w:r>
+              <w:rPr>
+                <w:sz w:val="16"/>
+                <w:szCs w:val="16"/>
+              </w:rPr>
+              <w:t>mtu</w:t>
+            </w:r>
+            <w:proofErr w:type="spellEnd"/>
+            <w:r>
+              <w:rPr>
+                <w:sz w:val="16"/>
+                <w:szCs w:val="16"/>
+              </w:rPr>
+              <w:t>=9216</w:t>
             </w:r>
           </w:p>
           <w:p>
@@ -32393,7 +33015,23 @@
                 <w:sz w:val="16"/>
                 <w:szCs w:val="16"/>
               </w:rPr>
-              <w:t xml:space="preserve"> set ether13 mtu=9216</w:t>
+              <w:t xml:space="preserve"> set ether13 </w:t>
+            </w:r>
+            <w:proofErr w:type="spellStart"/>
+            <w:r>
+              <w:rPr>
+                <w:sz w:val="16"/>
+                <w:szCs w:val="16"/>
+              </w:rPr>
+              <w:t>mtu</w:t>
+            </w:r>
+            <w:proofErr w:type="spellEnd"/>
+            <w:r>
+              <w:rPr>
+                <w:sz w:val="16"/>
+                <w:szCs w:val="16"/>
+              </w:rPr>
+              <w:t>=9216</w:t>
             </w:r>
           </w:p>
           <w:p>
@@ -32424,7 +33062,23 @@
                 <w:sz w:val="16"/>
                 <w:szCs w:val="16"/>
               </w:rPr>
-              <w:t xml:space="preserve"> set ether14 mtu=9216</w:t>
+              <w:t xml:space="preserve"> set ether14 </w:t>
+            </w:r>
+            <w:proofErr w:type="spellStart"/>
+            <w:r>
+              <w:rPr>
+                <w:sz w:val="16"/>
+                <w:szCs w:val="16"/>
+              </w:rPr>
+              <w:t>mtu</w:t>
+            </w:r>
+            <w:proofErr w:type="spellEnd"/>
+            <w:r>
+              <w:rPr>
+                <w:sz w:val="16"/>
+                <w:szCs w:val="16"/>
+              </w:rPr>
+              <w:t>=9216</w:t>
             </w:r>
           </w:p>
           <w:p>
@@ -32455,7 +33109,23 @@
                 <w:sz w:val="16"/>
                 <w:szCs w:val="16"/>
               </w:rPr>
-              <w:t xml:space="preserve"> set ether15 mtu=9216</w:t>
+              <w:t xml:space="preserve"> set ether15 </w:t>
+            </w:r>
+            <w:proofErr w:type="spellStart"/>
+            <w:r>
+              <w:rPr>
+                <w:sz w:val="16"/>
+                <w:szCs w:val="16"/>
+              </w:rPr>
+              <w:t>mtu</w:t>
+            </w:r>
+            <w:proofErr w:type="spellEnd"/>
+            <w:r>
+              <w:rPr>
+                <w:sz w:val="16"/>
+                <w:szCs w:val="16"/>
+              </w:rPr>
+              <w:t>=9216</w:t>
             </w:r>
           </w:p>
           <w:p>
@@ -32486,7 +33156,23 @@
                 <w:sz w:val="16"/>
                 <w:szCs w:val="16"/>
               </w:rPr>
-              <w:t xml:space="preserve"> set ether16 mtu=9216</w:t>
+              <w:t xml:space="preserve"> set ether16 </w:t>
+            </w:r>
+            <w:proofErr w:type="spellStart"/>
+            <w:r>
+              <w:rPr>
+                <w:sz w:val="16"/>
+                <w:szCs w:val="16"/>
+              </w:rPr>
+              <w:t>mtu</w:t>
+            </w:r>
+            <w:proofErr w:type="spellEnd"/>
+            <w:r>
+              <w:rPr>
+                <w:sz w:val="16"/>
+                <w:szCs w:val="16"/>
+              </w:rPr>
+              <w:t>=9216</w:t>
             </w:r>
           </w:p>
           <w:p>
@@ -32517,7 +33203,23 @@
                 <w:sz w:val="16"/>
                 <w:szCs w:val="16"/>
               </w:rPr>
-              <w:t xml:space="preserve"> set ether17 mtu=9216</w:t>
+              <w:t xml:space="preserve"> set ether17 </w:t>
+            </w:r>
+            <w:proofErr w:type="spellStart"/>
+            <w:r>
+              <w:rPr>
+                <w:sz w:val="16"/>
+                <w:szCs w:val="16"/>
+              </w:rPr>
+              <w:t>mtu</w:t>
+            </w:r>
+            <w:proofErr w:type="spellEnd"/>
+            <w:r>
+              <w:rPr>
+                <w:sz w:val="16"/>
+                <w:szCs w:val="16"/>
+              </w:rPr>
+              <w:t>=9216</w:t>
             </w:r>
           </w:p>
           <w:p>
@@ -32548,7 +33250,23 @@
                 <w:sz w:val="16"/>
                 <w:szCs w:val="16"/>
               </w:rPr>
-              <w:t xml:space="preserve"> set ether18 mtu=9216</w:t>
+              <w:t xml:space="preserve"> set ether18 </w:t>
+            </w:r>
+            <w:proofErr w:type="spellStart"/>
+            <w:r>
+              <w:rPr>
+                <w:sz w:val="16"/>
+                <w:szCs w:val="16"/>
+              </w:rPr>
+              <w:t>mtu</w:t>
+            </w:r>
+            <w:proofErr w:type="spellEnd"/>
+            <w:r>
+              <w:rPr>
+                <w:sz w:val="16"/>
+                <w:szCs w:val="16"/>
+              </w:rPr>
+              <w:t>=9216</w:t>
             </w:r>
           </w:p>
           <w:p>
@@ -32579,7 +33297,23 @@
                 <w:sz w:val="16"/>
                 <w:szCs w:val="16"/>
               </w:rPr>
-              <w:t xml:space="preserve"> set ether19 mtu=9216</w:t>
+              <w:t xml:space="preserve"> set ether19 </w:t>
+            </w:r>
+            <w:proofErr w:type="spellStart"/>
+            <w:r>
+              <w:rPr>
+                <w:sz w:val="16"/>
+                <w:szCs w:val="16"/>
+              </w:rPr>
+              <w:t>mtu</w:t>
+            </w:r>
+            <w:proofErr w:type="spellEnd"/>
+            <w:r>
+              <w:rPr>
+                <w:sz w:val="16"/>
+                <w:szCs w:val="16"/>
+              </w:rPr>
+              <w:t>=9216</w:t>
             </w:r>
           </w:p>
           <w:p>
@@ -32610,7 +33344,23 @@
                 <w:sz w:val="16"/>
                 <w:szCs w:val="16"/>
               </w:rPr>
-              <w:t xml:space="preserve"> set ether20 mtu=9216</w:t>
+              <w:t xml:space="preserve"> set ether20 </w:t>
+            </w:r>
+            <w:proofErr w:type="spellStart"/>
+            <w:r>
+              <w:rPr>
+                <w:sz w:val="16"/>
+                <w:szCs w:val="16"/>
+              </w:rPr>
+              <w:t>mtu</w:t>
+            </w:r>
+            <w:proofErr w:type="spellEnd"/>
+            <w:r>
+              <w:rPr>
+                <w:sz w:val="16"/>
+                <w:szCs w:val="16"/>
+              </w:rPr>
+              <w:t>=9216</w:t>
             </w:r>
           </w:p>
           <w:p>
@@ -32641,7 +33391,23 @@
                 <w:sz w:val="16"/>
                 <w:szCs w:val="16"/>
               </w:rPr>
-              <w:t xml:space="preserve"> set ether21 mtu=9216</w:t>
+              <w:t xml:space="preserve"> set ether21 </w:t>
+            </w:r>
+            <w:proofErr w:type="spellStart"/>
+            <w:r>
+              <w:rPr>
+                <w:sz w:val="16"/>
+                <w:szCs w:val="16"/>
+              </w:rPr>
+              <w:t>mtu</w:t>
+            </w:r>
+            <w:proofErr w:type="spellEnd"/>
+            <w:r>
+              <w:rPr>
+                <w:sz w:val="16"/>
+                <w:szCs w:val="16"/>
+              </w:rPr>
+              <w:t>=9216</w:t>
             </w:r>
           </w:p>
           <w:p>
@@ -32672,7 +33438,23 @@
                 <w:sz w:val="16"/>
                 <w:szCs w:val="16"/>
               </w:rPr>
-              <w:t xml:space="preserve"> set ether22 mtu=9216</w:t>
+              <w:t xml:space="preserve"> set ether22 </w:t>
+            </w:r>
+            <w:proofErr w:type="spellStart"/>
+            <w:r>
+              <w:rPr>
+                <w:sz w:val="16"/>
+                <w:szCs w:val="16"/>
+              </w:rPr>
+              <w:t>mtu</w:t>
+            </w:r>
+            <w:proofErr w:type="spellEnd"/>
+            <w:r>
+              <w:rPr>
+                <w:sz w:val="16"/>
+                <w:szCs w:val="16"/>
+              </w:rPr>
+              <w:t>=9216</w:t>
             </w:r>
           </w:p>
           <w:p>
@@ -32703,7 +33485,23 @@
                 <w:sz w:val="16"/>
                 <w:szCs w:val="16"/>
               </w:rPr>
-              <w:t xml:space="preserve"> set ether23 mtu=9216</w:t>
+              <w:t xml:space="preserve"> set ether23 </w:t>
+            </w:r>
+            <w:proofErr w:type="spellStart"/>
+            <w:r>
+              <w:rPr>
+                <w:sz w:val="16"/>
+                <w:szCs w:val="16"/>
+              </w:rPr>
+              <w:t>mtu</w:t>
+            </w:r>
+            <w:proofErr w:type="spellEnd"/>
+            <w:r>
+              <w:rPr>
+                <w:sz w:val="16"/>
+                <w:szCs w:val="16"/>
+              </w:rPr>
+              <w:t>=9216</w:t>
             </w:r>
           </w:p>
           <w:p>
@@ -32734,7 +33532,23 @@
                 <w:sz w:val="16"/>
                 <w:szCs w:val="16"/>
               </w:rPr>
-              <w:t xml:space="preserve"> set ether24 mtu=9216</w:t>
+              <w:t xml:space="preserve"> set ether24 </w:t>
+            </w:r>
+            <w:proofErr w:type="spellStart"/>
+            <w:r>
+              <w:rPr>
+                <w:sz w:val="16"/>
+                <w:szCs w:val="16"/>
+              </w:rPr>
+              <w:t>mtu</w:t>
+            </w:r>
+            <w:proofErr w:type="spellEnd"/>
+            <w:r>
+              <w:rPr>
+                <w:sz w:val="16"/>
+                <w:szCs w:val="16"/>
+              </w:rPr>
+              <w:t>=9216</w:t>
             </w:r>
           </w:p>
           <w:p>
@@ -32765,7 +33579,23 @@
                 <w:sz w:val="16"/>
                 <w:szCs w:val="16"/>
               </w:rPr>
-              <w:t xml:space="preserve"> set ether25 mtu=9216</w:t>
+              <w:t xml:space="preserve"> set ether25 </w:t>
+            </w:r>
+            <w:proofErr w:type="spellStart"/>
+            <w:r>
+              <w:rPr>
+                <w:sz w:val="16"/>
+                <w:szCs w:val="16"/>
+              </w:rPr>
+              <w:t>mtu</w:t>
+            </w:r>
+            <w:proofErr w:type="spellEnd"/>
+            <w:r>
+              <w:rPr>
+                <w:sz w:val="16"/>
+                <w:szCs w:val="16"/>
+              </w:rPr>
+              <w:t>=9216</w:t>
             </w:r>
           </w:p>
           <w:p>
@@ -32796,7 +33626,23 @@
                 <w:sz w:val="16"/>
                 <w:szCs w:val="16"/>
               </w:rPr>
-              <w:t xml:space="preserve"> set ether26 mtu=9216</w:t>
+              <w:t xml:space="preserve"> set ether26 </w:t>
+            </w:r>
+            <w:proofErr w:type="spellStart"/>
+            <w:r>
+              <w:rPr>
+                <w:sz w:val="16"/>
+                <w:szCs w:val="16"/>
+              </w:rPr>
+              <w:t>mtu</w:t>
+            </w:r>
+            <w:proofErr w:type="spellEnd"/>
+            <w:r>
+              <w:rPr>
+                <w:sz w:val="16"/>
+                <w:szCs w:val="16"/>
+              </w:rPr>
+              <w:t>=9216</w:t>
             </w:r>
           </w:p>
           <w:p>
@@ -32827,7 +33673,23 @@
                 <w:sz w:val="16"/>
                 <w:szCs w:val="16"/>
               </w:rPr>
-              <w:t xml:space="preserve"> set ether27 mtu=9216</w:t>
+              <w:t xml:space="preserve"> set ether27 </w:t>
+            </w:r>
+            <w:proofErr w:type="spellStart"/>
+            <w:r>
+              <w:rPr>
+                <w:sz w:val="16"/>
+                <w:szCs w:val="16"/>
+              </w:rPr>
+              <w:t>mtu</w:t>
+            </w:r>
+            <w:proofErr w:type="spellEnd"/>
+            <w:r>
+              <w:rPr>
+                <w:sz w:val="16"/>
+                <w:szCs w:val="16"/>
+              </w:rPr>
+              <w:t>=9216</w:t>
             </w:r>
           </w:p>
           <w:p>
@@ -32858,7 +33720,23 @@
                 <w:sz w:val="16"/>
                 <w:szCs w:val="16"/>
               </w:rPr>
-              <w:t xml:space="preserve"> set ether28 mtu=9216</w:t>
+              <w:t xml:space="preserve"> set ether28 </w:t>
+            </w:r>
+            <w:proofErr w:type="spellStart"/>
+            <w:r>
+              <w:rPr>
+                <w:sz w:val="16"/>
+                <w:szCs w:val="16"/>
+              </w:rPr>
+              <w:t>mtu</w:t>
+            </w:r>
+            <w:proofErr w:type="spellEnd"/>
+            <w:r>
+              <w:rPr>
+                <w:sz w:val="16"/>
+                <w:szCs w:val="16"/>
+              </w:rPr>
+              <w:t>=9216</w:t>
             </w:r>
           </w:p>
           <w:p>
@@ -32889,7 +33767,23 @@
                 <w:sz w:val="16"/>
                 <w:szCs w:val="16"/>
               </w:rPr>
-              <w:t xml:space="preserve"> set ether29 mtu=9216</w:t>
+              <w:t xml:space="preserve"> set ether29 </w:t>
+            </w:r>
+            <w:proofErr w:type="spellStart"/>
+            <w:r>
+              <w:rPr>
+                <w:sz w:val="16"/>
+                <w:szCs w:val="16"/>
+              </w:rPr>
+              <w:t>mtu</w:t>
+            </w:r>
+            <w:proofErr w:type="spellEnd"/>
+            <w:r>
+              <w:rPr>
+                <w:sz w:val="16"/>
+                <w:szCs w:val="16"/>
+              </w:rPr>
+              <w:t>=9216</w:t>
             </w:r>
           </w:p>
           <w:p>
@@ -32920,7 +33814,23 @@
                 <w:sz w:val="16"/>
                 <w:szCs w:val="16"/>
               </w:rPr>
-              <w:t xml:space="preserve"> set ether30 mtu=9216</w:t>
+              <w:t xml:space="preserve"> set ether30 </w:t>
+            </w:r>
+            <w:proofErr w:type="spellStart"/>
+            <w:r>
+              <w:rPr>
+                <w:sz w:val="16"/>
+                <w:szCs w:val="16"/>
+              </w:rPr>
+              <w:t>mtu</w:t>
+            </w:r>
+            <w:proofErr w:type="spellEnd"/>
+            <w:r>
+              <w:rPr>
+                <w:sz w:val="16"/>
+                <w:szCs w:val="16"/>
+              </w:rPr>
+              <w:t>=9216</w:t>
             </w:r>
           </w:p>
           <w:p>
@@ -32951,7 +33861,23 @@
                 <w:sz w:val="16"/>
                 <w:szCs w:val="16"/>
               </w:rPr>
-              <w:t xml:space="preserve"> set ether31 mtu=9216</w:t>
+              <w:t xml:space="preserve"> set ether31 </w:t>
+            </w:r>
+            <w:proofErr w:type="spellStart"/>
+            <w:r>
+              <w:rPr>
+                <w:sz w:val="16"/>
+                <w:szCs w:val="16"/>
+              </w:rPr>
+              <w:t>mtu</w:t>
+            </w:r>
+            <w:proofErr w:type="spellEnd"/>
+            <w:r>
+              <w:rPr>
+                <w:sz w:val="16"/>
+                <w:szCs w:val="16"/>
+              </w:rPr>
+              <w:t>=9216</w:t>
             </w:r>
           </w:p>
           <w:p>
@@ -32982,7 +33908,23 @@
                 <w:sz w:val="16"/>
                 <w:szCs w:val="16"/>
               </w:rPr>
-              <w:t xml:space="preserve"> set ether32 mtu=9216</w:t>
+              <w:t xml:space="preserve"> set ether32 </w:t>
+            </w:r>
+            <w:proofErr w:type="spellStart"/>
+            <w:r>
+              <w:rPr>
+                <w:sz w:val="16"/>
+                <w:szCs w:val="16"/>
+              </w:rPr>
+              <w:t>mtu</w:t>
+            </w:r>
+            <w:proofErr w:type="spellEnd"/>
+            <w:r>
+              <w:rPr>
+                <w:sz w:val="16"/>
+                <w:szCs w:val="16"/>
+              </w:rPr>
+              <w:t>=9216</w:t>
             </w:r>
           </w:p>
           <w:p>
@@ -33037,7 +33979,23 @@
                 <w:sz w:val="16"/>
                 <w:szCs w:val="16"/>
               </w:rPr>
-              <w:t xml:space="preserve"> i from=1 to=32 do</w:t>
+              <w:t xml:space="preserve"> </w:t>
+            </w:r>
+            <w:proofErr w:type="spellStart"/>
+            <w:r>
+              <w:rPr>
+                <w:sz w:val="16"/>
+                <w:szCs w:val="16"/>
+              </w:rPr>
+              <w:t>i</w:t>
+            </w:r>
+            <w:proofErr w:type="spellEnd"/>
+            <w:r>
+              <w:rPr>
+                <w:sz w:val="16"/>
+                <w:szCs w:val="16"/>
+              </w:rPr>
+              <w:t xml:space="preserve"> from=1 to=32 do</w:t>
             </w:r>
             <w:proofErr w:type="gramStart"/>
             <w:r>
@@ -33084,7 +34042,39 @@
                 <w:sz w:val="16"/>
                 <w:szCs w:val="16"/>
               </w:rPr>
-              <w:t xml:space="preserve"> set ether$i mtu=9216</w:t>
+              <w:t xml:space="preserve"> set </w:t>
+            </w:r>
+            <w:proofErr w:type="spellStart"/>
+            <w:r>
+              <w:rPr>
+                <w:sz w:val="16"/>
+                <w:szCs w:val="16"/>
+              </w:rPr>
+              <w:t>ether$i</w:t>
+            </w:r>
+            <w:proofErr w:type="spellEnd"/>
+            <w:r>
+              <w:rPr>
+                <w:sz w:val="16"/>
+                <w:szCs w:val="16"/>
+              </w:rPr>
+              <w:t xml:space="preserve"> </w:t>
+            </w:r>
+            <w:proofErr w:type="spellStart"/>
+            <w:r>
+              <w:rPr>
+                <w:sz w:val="16"/>
+                <w:szCs w:val="16"/>
+              </w:rPr>
+              <w:t>mtu</w:t>
+            </w:r>
+            <w:proofErr w:type="spellEnd"/>
+            <w:r>
+              <w:rPr>
+                <w:sz w:val="16"/>
+                <w:szCs w:val="16"/>
+              </w:rPr>
+              <w:t>=9216</w:t>
             </w:r>
           </w:p>
           <w:p>
@@ -33217,7 +34207,23 @@
                 <w:sz w:val="16"/>
                 <w:szCs w:val="16"/>
               </w:rPr>
-              <w:t xml:space="preserve"> set ether1 mtu=9216</w:t>
+              <w:t xml:space="preserve"> set ether1 </w:t>
+            </w:r>
+            <w:proofErr w:type="spellStart"/>
+            <w:r>
+              <w:rPr>
+                <w:sz w:val="16"/>
+                <w:szCs w:val="16"/>
+              </w:rPr>
+              <w:t>mtu</w:t>
+            </w:r>
+            <w:proofErr w:type="spellEnd"/>
+            <w:r>
+              <w:rPr>
+                <w:sz w:val="16"/>
+                <w:szCs w:val="16"/>
+              </w:rPr>
+              <w:t>=9216</w:t>
             </w:r>
           </w:p>
           <w:p>
@@ -33248,7 +34254,23 @@
                 <w:sz w:val="16"/>
                 <w:szCs w:val="16"/>
               </w:rPr>
-              <w:t xml:space="preserve"> set ether2 mtu=9216</w:t>
+              <w:t xml:space="preserve"> set ether2 </w:t>
+            </w:r>
+            <w:proofErr w:type="spellStart"/>
+            <w:r>
+              <w:rPr>
+                <w:sz w:val="16"/>
+                <w:szCs w:val="16"/>
+              </w:rPr>
+              <w:t>mtu</w:t>
+            </w:r>
+            <w:proofErr w:type="spellEnd"/>
+            <w:r>
+              <w:rPr>
+                <w:sz w:val="16"/>
+                <w:szCs w:val="16"/>
+              </w:rPr>
+              <w:t>=9216</w:t>
             </w:r>
           </w:p>
           <w:p>
@@ -33279,7 +34301,23 @@
                 <w:sz w:val="16"/>
                 <w:szCs w:val="16"/>
               </w:rPr>
-              <w:t xml:space="preserve"> set ether3 mtu=9216</w:t>
+              <w:t xml:space="preserve"> set ether3 </w:t>
+            </w:r>
+            <w:proofErr w:type="spellStart"/>
+            <w:r>
+              <w:rPr>
+                <w:sz w:val="16"/>
+                <w:szCs w:val="16"/>
+              </w:rPr>
+              <w:t>mtu</w:t>
+            </w:r>
+            <w:proofErr w:type="spellEnd"/>
+            <w:r>
+              <w:rPr>
+                <w:sz w:val="16"/>
+                <w:szCs w:val="16"/>
+              </w:rPr>
+              <w:t>=9216</w:t>
             </w:r>
           </w:p>
           <w:p>
@@ -33310,7 +34348,23 @@
                 <w:sz w:val="16"/>
                 <w:szCs w:val="16"/>
               </w:rPr>
-              <w:t xml:space="preserve"> set ether4 mtu=9216</w:t>
+              <w:t xml:space="preserve"> set ether4 </w:t>
+            </w:r>
+            <w:proofErr w:type="spellStart"/>
+            <w:r>
+              <w:rPr>
+                <w:sz w:val="16"/>
+                <w:szCs w:val="16"/>
+              </w:rPr>
+              <w:t>mtu</w:t>
+            </w:r>
+            <w:proofErr w:type="spellEnd"/>
+            <w:r>
+              <w:rPr>
+                <w:sz w:val="16"/>
+                <w:szCs w:val="16"/>
+              </w:rPr>
+              <w:t>=9216</w:t>
             </w:r>
           </w:p>
           <w:p>
@@ -33341,7 +34395,23 @@
                 <w:sz w:val="16"/>
                 <w:szCs w:val="16"/>
               </w:rPr>
-              <w:t xml:space="preserve"> set ether5 mtu=9216</w:t>
+              <w:t xml:space="preserve"> set ether5 </w:t>
+            </w:r>
+            <w:proofErr w:type="spellStart"/>
+            <w:r>
+              <w:rPr>
+                <w:sz w:val="16"/>
+                <w:szCs w:val="16"/>
+              </w:rPr>
+              <w:t>mtu</w:t>
+            </w:r>
+            <w:proofErr w:type="spellEnd"/>
+            <w:r>
+              <w:rPr>
+                <w:sz w:val="16"/>
+                <w:szCs w:val="16"/>
+              </w:rPr>
+              <w:t>=9216</w:t>
             </w:r>
           </w:p>
           <w:p>
@@ -33372,7 +34442,23 @@
                 <w:sz w:val="16"/>
                 <w:szCs w:val="16"/>
               </w:rPr>
-              <w:t xml:space="preserve"> set ether6 mtu=9216</w:t>
+              <w:t xml:space="preserve"> set ether6 </w:t>
+            </w:r>
+            <w:proofErr w:type="spellStart"/>
+            <w:r>
+              <w:rPr>
+                <w:sz w:val="16"/>
+                <w:szCs w:val="16"/>
+              </w:rPr>
+              <w:t>mtu</w:t>
+            </w:r>
+            <w:proofErr w:type="spellEnd"/>
+            <w:r>
+              <w:rPr>
+                <w:sz w:val="16"/>
+                <w:szCs w:val="16"/>
+              </w:rPr>
+              <w:t>=9216</w:t>
             </w:r>
           </w:p>
           <w:p>
@@ -33403,7 +34489,23 @@
                 <w:sz w:val="16"/>
                 <w:szCs w:val="16"/>
               </w:rPr>
-              <w:t xml:space="preserve"> set ether7 mtu=9216</w:t>
+              <w:t xml:space="preserve"> set ether7 </w:t>
+            </w:r>
+            <w:proofErr w:type="spellStart"/>
+            <w:r>
+              <w:rPr>
+                <w:sz w:val="16"/>
+                <w:szCs w:val="16"/>
+              </w:rPr>
+              <w:t>mtu</w:t>
+            </w:r>
+            <w:proofErr w:type="spellEnd"/>
+            <w:r>
+              <w:rPr>
+                <w:sz w:val="16"/>
+                <w:szCs w:val="16"/>
+              </w:rPr>
+              <w:t>=9216</w:t>
             </w:r>
           </w:p>
           <w:p>
@@ -33434,7 +34536,23 @@
                 <w:sz w:val="16"/>
                 <w:szCs w:val="16"/>
               </w:rPr>
-              <w:t xml:space="preserve"> set ether8 mtu=9216</w:t>
+              <w:t xml:space="preserve"> set ether8 </w:t>
+            </w:r>
+            <w:proofErr w:type="spellStart"/>
+            <w:r>
+              <w:rPr>
+                <w:sz w:val="16"/>
+                <w:szCs w:val="16"/>
+              </w:rPr>
+              <w:t>mtu</w:t>
+            </w:r>
+            <w:proofErr w:type="spellEnd"/>
+            <w:r>
+              <w:rPr>
+                <w:sz w:val="16"/>
+                <w:szCs w:val="16"/>
+              </w:rPr>
+              <w:t>=9216</w:t>
             </w:r>
           </w:p>
           <w:p>
@@ -33465,7 +34583,23 @@
                 <w:sz w:val="16"/>
                 <w:szCs w:val="16"/>
               </w:rPr>
-              <w:t xml:space="preserve"> set ether9 mtu=9216</w:t>
+              <w:t xml:space="preserve"> set ether9 </w:t>
+            </w:r>
+            <w:proofErr w:type="spellStart"/>
+            <w:r>
+              <w:rPr>
+                <w:sz w:val="16"/>
+                <w:szCs w:val="16"/>
+              </w:rPr>
+              <w:t>mtu</w:t>
+            </w:r>
+            <w:proofErr w:type="spellEnd"/>
+            <w:r>
+              <w:rPr>
+                <w:sz w:val="16"/>
+                <w:szCs w:val="16"/>
+              </w:rPr>
+              <w:t>=9216</w:t>
             </w:r>
           </w:p>
           <w:p>
@@ -33496,7 +34630,23 @@
                 <w:sz w:val="16"/>
                 <w:szCs w:val="16"/>
               </w:rPr>
-              <w:t xml:space="preserve"> set ether10 mtu=9216</w:t>
+              <w:t xml:space="preserve"> set ether10 </w:t>
+            </w:r>
+            <w:proofErr w:type="spellStart"/>
+            <w:r>
+              <w:rPr>
+                <w:sz w:val="16"/>
+                <w:szCs w:val="16"/>
+              </w:rPr>
+              <w:t>mtu</w:t>
+            </w:r>
+            <w:proofErr w:type="spellEnd"/>
+            <w:r>
+              <w:rPr>
+                <w:sz w:val="16"/>
+                <w:szCs w:val="16"/>
+              </w:rPr>
+              <w:t>=9216</w:t>
             </w:r>
           </w:p>
           <w:p>
@@ -33527,7 +34677,23 @@
                 <w:sz w:val="16"/>
                 <w:szCs w:val="16"/>
               </w:rPr>
-              <w:t xml:space="preserve"> set ether11 mtu=9216</w:t>
+              <w:t xml:space="preserve"> set ether11 </w:t>
+            </w:r>
+            <w:proofErr w:type="spellStart"/>
+            <w:r>
+              <w:rPr>
+                <w:sz w:val="16"/>
+                <w:szCs w:val="16"/>
+              </w:rPr>
+              <w:t>mtu</w:t>
+            </w:r>
+            <w:proofErr w:type="spellEnd"/>
+            <w:r>
+              <w:rPr>
+                <w:sz w:val="16"/>
+                <w:szCs w:val="16"/>
+              </w:rPr>
+              <w:t>=9216</w:t>
             </w:r>
           </w:p>
           <w:p>
@@ -33558,7 +34724,23 @@
                 <w:sz w:val="16"/>
                 <w:szCs w:val="16"/>
               </w:rPr>
-              <w:t xml:space="preserve"> set ether12 mtu=9216</w:t>
+              <w:t xml:space="preserve"> set ether12 </w:t>
+            </w:r>
+            <w:proofErr w:type="spellStart"/>
+            <w:r>
+              <w:rPr>
+                <w:sz w:val="16"/>
+                <w:szCs w:val="16"/>
+              </w:rPr>
+              <w:t>mtu</w:t>
+            </w:r>
+            <w:proofErr w:type="spellEnd"/>
+            <w:r>
+              <w:rPr>
+                <w:sz w:val="16"/>
+                <w:szCs w:val="16"/>
+              </w:rPr>
+              <w:t>=9216</w:t>
             </w:r>
           </w:p>
           <w:p>
@@ -33589,7 +34771,23 @@
                 <w:sz w:val="16"/>
                 <w:szCs w:val="16"/>
               </w:rPr>
-              <w:t xml:space="preserve"> set ether13 mtu=9216</w:t>
+              <w:t xml:space="preserve"> set ether13 </w:t>
+            </w:r>
+            <w:proofErr w:type="spellStart"/>
+            <w:r>
+              <w:rPr>
+                <w:sz w:val="16"/>
+                <w:szCs w:val="16"/>
+              </w:rPr>
+              <w:t>mtu</w:t>
+            </w:r>
+            <w:proofErr w:type="spellEnd"/>
+            <w:r>
+              <w:rPr>
+                <w:sz w:val="16"/>
+                <w:szCs w:val="16"/>
+              </w:rPr>
+              <w:t>=9216</w:t>
             </w:r>
           </w:p>
           <w:p>
@@ -33620,7 +34818,23 @@
                 <w:sz w:val="16"/>
                 <w:szCs w:val="16"/>
               </w:rPr>
-              <w:t xml:space="preserve"> set ether14 mtu=9216</w:t>
+              <w:t xml:space="preserve"> set ether14 </w:t>
+            </w:r>
+            <w:proofErr w:type="spellStart"/>
+            <w:r>
+              <w:rPr>
+                <w:sz w:val="16"/>
+                <w:szCs w:val="16"/>
+              </w:rPr>
+              <w:t>mtu</w:t>
+            </w:r>
+            <w:proofErr w:type="spellEnd"/>
+            <w:r>
+              <w:rPr>
+                <w:sz w:val="16"/>
+                <w:szCs w:val="16"/>
+              </w:rPr>
+              <w:t>=9216</w:t>
             </w:r>
           </w:p>
           <w:p>
@@ -33651,7 +34865,23 @@
                 <w:sz w:val="16"/>
                 <w:szCs w:val="16"/>
               </w:rPr>
-              <w:t xml:space="preserve"> set ether15 mtu=9216</w:t>
+              <w:t xml:space="preserve"> set ether15 </w:t>
+            </w:r>
+            <w:proofErr w:type="spellStart"/>
+            <w:r>
+              <w:rPr>
+                <w:sz w:val="16"/>
+                <w:szCs w:val="16"/>
+              </w:rPr>
+              <w:t>mtu</w:t>
+            </w:r>
+            <w:proofErr w:type="spellEnd"/>
+            <w:r>
+              <w:rPr>
+                <w:sz w:val="16"/>
+                <w:szCs w:val="16"/>
+              </w:rPr>
+              <w:t>=9216</w:t>
             </w:r>
           </w:p>
           <w:p>
@@ -33682,7 +34912,23 @@
                 <w:sz w:val="16"/>
                 <w:szCs w:val="16"/>
               </w:rPr>
-              <w:t xml:space="preserve"> set ether16 mtu=9216</w:t>
+              <w:t xml:space="preserve"> set ether16 </w:t>
+            </w:r>
+            <w:proofErr w:type="spellStart"/>
+            <w:r>
+              <w:rPr>
+                <w:sz w:val="16"/>
+                <w:szCs w:val="16"/>
+              </w:rPr>
+              <w:t>mtu</w:t>
+            </w:r>
+            <w:proofErr w:type="spellEnd"/>
+            <w:r>
+              <w:rPr>
+                <w:sz w:val="16"/>
+                <w:szCs w:val="16"/>
+              </w:rPr>
+              <w:t>=9216</w:t>
             </w:r>
           </w:p>
           <w:p>
@@ -33713,7 +34959,23 @@
                 <w:sz w:val="16"/>
                 <w:szCs w:val="16"/>
               </w:rPr>
-              <w:t xml:space="preserve"> set ether17 mtu=9216</w:t>
+              <w:t xml:space="preserve"> set ether17 </w:t>
+            </w:r>
+            <w:proofErr w:type="spellStart"/>
+            <w:r>
+              <w:rPr>
+                <w:sz w:val="16"/>
+                <w:szCs w:val="16"/>
+              </w:rPr>
+              <w:t>mtu</w:t>
+            </w:r>
+            <w:proofErr w:type="spellEnd"/>
+            <w:r>
+              <w:rPr>
+                <w:sz w:val="16"/>
+                <w:szCs w:val="16"/>
+              </w:rPr>
+              <w:t>=9216</w:t>
             </w:r>
           </w:p>
           <w:p>
@@ -33744,7 +35006,23 @@
                 <w:sz w:val="16"/>
                 <w:szCs w:val="16"/>
               </w:rPr>
-              <w:t xml:space="preserve"> set ether18 mtu=9216</w:t>
+              <w:t xml:space="preserve"> set ether18 </w:t>
+            </w:r>
+            <w:proofErr w:type="spellStart"/>
+            <w:r>
+              <w:rPr>
+                <w:sz w:val="16"/>
+                <w:szCs w:val="16"/>
+              </w:rPr>
+              <w:t>mtu</w:t>
+            </w:r>
+            <w:proofErr w:type="spellEnd"/>
+            <w:r>
+              <w:rPr>
+                <w:sz w:val="16"/>
+                <w:szCs w:val="16"/>
+              </w:rPr>
+              <w:t>=9216</w:t>
             </w:r>
           </w:p>
           <w:p>
@@ -33776,7 +35054,23 @@
                 <w:sz w:val="16"/>
                 <w:szCs w:val="16"/>
               </w:rPr>
-              <w:t xml:space="preserve"> set ether19 mtu=9216</w:t>
+              <w:t xml:space="preserve"> set ether19 </w:t>
+            </w:r>
+            <w:proofErr w:type="spellStart"/>
+            <w:r>
+              <w:rPr>
+                <w:sz w:val="16"/>
+                <w:szCs w:val="16"/>
+              </w:rPr>
+              <w:t>mtu</w:t>
+            </w:r>
+            <w:proofErr w:type="spellEnd"/>
+            <w:r>
+              <w:rPr>
+                <w:sz w:val="16"/>
+                <w:szCs w:val="16"/>
+              </w:rPr>
+              <w:t>=9216</w:t>
             </w:r>
           </w:p>
           <w:p>
@@ -33807,7 +35101,23 @@
                 <w:sz w:val="16"/>
                 <w:szCs w:val="16"/>
               </w:rPr>
-              <w:t xml:space="preserve"> set ether20 mtu=9216</w:t>
+              <w:t xml:space="preserve"> set ether20 </w:t>
+            </w:r>
+            <w:proofErr w:type="spellStart"/>
+            <w:r>
+              <w:rPr>
+                <w:sz w:val="16"/>
+                <w:szCs w:val="16"/>
+              </w:rPr>
+              <w:t>mtu</w:t>
+            </w:r>
+            <w:proofErr w:type="spellEnd"/>
+            <w:r>
+              <w:rPr>
+                <w:sz w:val="16"/>
+                <w:szCs w:val="16"/>
+              </w:rPr>
+              <w:t>=9216</w:t>
             </w:r>
           </w:p>
           <w:p>
@@ -33838,7 +35148,23 @@
                 <w:sz w:val="16"/>
                 <w:szCs w:val="16"/>
               </w:rPr>
-              <w:t xml:space="preserve"> set ether21 mtu=9216</w:t>
+              <w:t xml:space="preserve"> set ether21 </w:t>
+            </w:r>
+            <w:proofErr w:type="spellStart"/>
+            <w:r>
+              <w:rPr>
+                <w:sz w:val="16"/>
+                <w:szCs w:val="16"/>
+              </w:rPr>
+              <w:t>mtu</w:t>
+            </w:r>
+            <w:proofErr w:type="spellEnd"/>
+            <w:r>
+              <w:rPr>
+                <w:sz w:val="16"/>
+                <w:szCs w:val="16"/>
+              </w:rPr>
+              <w:t>=9216</w:t>
             </w:r>
           </w:p>
           <w:p>
@@ -33869,7 +35195,23 @@
                 <w:sz w:val="16"/>
                 <w:szCs w:val="16"/>
               </w:rPr>
-              <w:t xml:space="preserve"> set ether22 mtu=9216</w:t>
+              <w:t xml:space="preserve"> set ether22 </w:t>
+            </w:r>
+            <w:proofErr w:type="spellStart"/>
+            <w:r>
+              <w:rPr>
+                <w:sz w:val="16"/>
+                <w:szCs w:val="16"/>
+              </w:rPr>
+              <w:t>mtu</w:t>
+            </w:r>
+            <w:proofErr w:type="spellEnd"/>
+            <w:r>
+              <w:rPr>
+                <w:sz w:val="16"/>
+                <w:szCs w:val="16"/>
+              </w:rPr>
+              <w:t>=9216</w:t>
             </w:r>
           </w:p>
           <w:p>
@@ -33900,7 +35242,23 @@
                 <w:sz w:val="16"/>
                 <w:szCs w:val="16"/>
               </w:rPr>
-              <w:t xml:space="preserve"> set ether23 mtu=9216</w:t>
+              <w:t xml:space="preserve"> set ether23 </w:t>
+            </w:r>
+            <w:proofErr w:type="spellStart"/>
+            <w:r>
+              <w:rPr>
+                <w:sz w:val="16"/>
+                <w:szCs w:val="16"/>
+              </w:rPr>
+              <w:t>mtu</w:t>
+            </w:r>
+            <w:proofErr w:type="spellEnd"/>
+            <w:r>
+              <w:rPr>
+                <w:sz w:val="16"/>
+                <w:szCs w:val="16"/>
+              </w:rPr>
+              <w:t>=9216</w:t>
             </w:r>
           </w:p>
           <w:p>
@@ -33931,7 +35289,23 @@
                 <w:sz w:val="16"/>
                 <w:szCs w:val="16"/>
               </w:rPr>
-              <w:t xml:space="preserve"> set ether24 mtu=9216</w:t>
+              <w:t xml:space="preserve"> set ether24 </w:t>
+            </w:r>
+            <w:proofErr w:type="spellStart"/>
+            <w:r>
+              <w:rPr>
+                <w:sz w:val="16"/>
+                <w:szCs w:val="16"/>
+              </w:rPr>
+              <w:t>mtu</w:t>
+            </w:r>
+            <w:proofErr w:type="spellEnd"/>
+            <w:r>
+              <w:rPr>
+                <w:sz w:val="16"/>
+                <w:szCs w:val="16"/>
+              </w:rPr>
+              <w:t>=9216</w:t>
             </w:r>
           </w:p>
           <w:p>
@@ -33962,7 +35336,23 @@
                 <w:sz w:val="16"/>
                 <w:szCs w:val="16"/>
               </w:rPr>
-              <w:t xml:space="preserve"> set ether25 mtu=9216</w:t>
+              <w:t xml:space="preserve"> set ether25 </w:t>
+            </w:r>
+            <w:proofErr w:type="spellStart"/>
+            <w:r>
+              <w:rPr>
+                <w:sz w:val="16"/>
+                <w:szCs w:val="16"/>
+              </w:rPr>
+              <w:t>mtu</w:t>
+            </w:r>
+            <w:proofErr w:type="spellEnd"/>
+            <w:r>
+              <w:rPr>
+                <w:sz w:val="16"/>
+                <w:szCs w:val="16"/>
+              </w:rPr>
+              <w:t>=9216</w:t>
             </w:r>
           </w:p>
           <w:p>
@@ -33993,7 +35383,23 @@
                 <w:sz w:val="16"/>
                 <w:szCs w:val="16"/>
               </w:rPr>
-              <w:t xml:space="preserve"> set ether26 mtu=9216</w:t>
+              <w:t xml:space="preserve"> set ether26 </w:t>
+            </w:r>
+            <w:proofErr w:type="spellStart"/>
+            <w:r>
+              <w:rPr>
+                <w:sz w:val="16"/>
+                <w:szCs w:val="16"/>
+              </w:rPr>
+              <w:t>mtu</w:t>
+            </w:r>
+            <w:proofErr w:type="spellEnd"/>
+            <w:r>
+              <w:rPr>
+                <w:sz w:val="16"/>
+                <w:szCs w:val="16"/>
+              </w:rPr>
+              <w:t>=9216</w:t>
             </w:r>
           </w:p>
           <w:p>
@@ -34024,7 +35430,23 @@
                 <w:sz w:val="16"/>
                 <w:szCs w:val="16"/>
               </w:rPr>
-              <w:t xml:space="preserve"> set ether27 mtu=9216</w:t>
+              <w:t xml:space="preserve"> set ether27 </w:t>
+            </w:r>
+            <w:proofErr w:type="spellStart"/>
+            <w:r>
+              <w:rPr>
+                <w:sz w:val="16"/>
+                <w:szCs w:val="16"/>
+              </w:rPr>
+              <w:t>mtu</w:t>
+            </w:r>
+            <w:proofErr w:type="spellEnd"/>
+            <w:r>
+              <w:rPr>
+                <w:sz w:val="16"/>
+                <w:szCs w:val="16"/>
+              </w:rPr>
+              <w:t>=9216</w:t>
             </w:r>
           </w:p>
           <w:p>
@@ -34055,7 +35477,23 @@
                 <w:sz w:val="16"/>
                 <w:szCs w:val="16"/>
               </w:rPr>
-              <w:t xml:space="preserve"> set ether28 mtu=9216</w:t>
+              <w:t xml:space="preserve"> set ether28 </w:t>
+            </w:r>
+            <w:proofErr w:type="spellStart"/>
+            <w:r>
+              <w:rPr>
+                <w:sz w:val="16"/>
+                <w:szCs w:val="16"/>
+              </w:rPr>
+              <w:t>mtu</w:t>
+            </w:r>
+            <w:proofErr w:type="spellEnd"/>
+            <w:r>
+              <w:rPr>
+                <w:sz w:val="16"/>
+                <w:szCs w:val="16"/>
+              </w:rPr>
+              <w:t>=9216</w:t>
             </w:r>
           </w:p>
           <w:p>
@@ -34086,7 +35524,23 @@
                 <w:sz w:val="16"/>
                 <w:szCs w:val="16"/>
               </w:rPr>
-              <w:t xml:space="preserve"> set ether29 mtu=9216</w:t>
+              <w:t xml:space="preserve"> set ether29 </w:t>
+            </w:r>
+            <w:proofErr w:type="spellStart"/>
+            <w:r>
+              <w:rPr>
+                <w:sz w:val="16"/>
+                <w:szCs w:val="16"/>
+              </w:rPr>
+              <w:t>mtu</w:t>
+            </w:r>
+            <w:proofErr w:type="spellEnd"/>
+            <w:r>
+              <w:rPr>
+                <w:sz w:val="16"/>
+                <w:szCs w:val="16"/>
+              </w:rPr>
+              <w:t>=9216</w:t>
             </w:r>
           </w:p>
           <w:p>
@@ -34117,7 +35571,23 @@
                 <w:sz w:val="16"/>
                 <w:szCs w:val="16"/>
               </w:rPr>
-              <w:t xml:space="preserve"> set ether30 mtu=9216</w:t>
+              <w:t xml:space="preserve"> set ether30 </w:t>
+            </w:r>
+            <w:proofErr w:type="spellStart"/>
+            <w:r>
+              <w:rPr>
+                <w:sz w:val="16"/>
+                <w:szCs w:val="16"/>
+              </w:rPr>
+              <w:t>mtu</w:t>
+            </w:r>
+            <w:proofErr w:type="spellEnd"/>
+            <w:r>
+              <w:rPr>
+                <w:sz w:val="16"/>
+                <w:szCs w:val="16"/>
+              </w:rPr>
+              <w:t>=9216</w:t>
             </w:r>
           </w:p>
           <w:p>
@@ -34148,7 +35618,23 @@
                 <w:sz w:val="16"/>
                 <w:szCs w:val="16"/>
               </w:rPr>
-              <w:t xml:space="preserve"> set ether31 mtu=9216</w:t>
+              <w:t xml:space="preserve"> set ether31 </w:t>
+            </w:r>
+            <w:proofErr w:type="spellStart"/>
+            <w:r>
+              <w:rPr>
+                <w:sz w:val="16"/>
+                <w:szCs w:val="16"/>
+              </w:rPr>
+              <w:t>mtu</w:t>
+            </w:r>
+            <w:proofErr w:type="spellEnd"/>
+            <w:r>
+              <w:rPr>
+                <w:sz w:val="16"/>
+                <w:szCs w:val="16"/>
+              </w:rPr>
+              <w:t>=9216</w:t>
             </w:r>
           </w:p>
           <w:p>
@@ -34179,7 +35665,23 @@
                 <w:sz w:val="16"/>
                 <w:szCs w:val="16"/>
               </w:rPr>
-              <w:t xml:space="preserve"> set ether32 mtu=9216</w:t>
+              <w:t xml:space="preserve"> set ether32 </w:t>
+            </w:r>
+            <w:proofErr w:type="spellStart"/>
+            <w:r>
+              <w:rPr>
+                <w:sz w:val="16"/>
+                <w:szCs w:val="16"/>
+              </w:rPr>
+              <w:t>mtu</w:t>
+            </w:r>
+            <w:proofErr w:type="spellEnd"/>
+            <w:r>
+              <w:rPr>
+                <w:sz w:val="16"/>
+                <w:szCs w:val="16"/>
+              </w:rPr>
+              <w:t>=9216</w:t>
             </w:r>
           </w:p>
           <w:p>
@@ -34234,7 +35736,23 @@
                 <w:sz w:val="16"/>
                 <w:szCs w:val="16"/>
               </w:rPr>
-              <w:t xml:space="preserve"> i from=1 to=32 do</w:t>
+              <w:t xml:space="preserve"> </w:t>
+            </w:r>
+            <w:proofErr w:type="spellStart"/>
+            <w:r>
+              <w:rPr>
+                <w:sz w:val="16"/>
+                <w:szCs w:val="16"/>
+              </w:rPr>
+              <w:t>i</w:t>
+            </w:r>
+            <w:proofErr w:type="spellEnd"/>
+            <w:r>
+              <w:rPr>
+                <w:sz w:val="16"/>
+                <w:szCs w:val="16"/>
+              </w:rPr>
+              <w:t xml:space="preserve"> from=1 to=32 do</w:t>
             </w:r>
             <w:proofErr w:type="gramStart"/>
             <w:r>
@@ -34281,7 +35799,39 @@
                 <w:sz w:val="16"/>
                 <w:szCs w:val="16"/>
               </w:rPr>
-              <w:t xml:space="preserve"> set ether$i mtu=9216</w:t>
+              <w:t xml:space="preserve"> set </w:t>
+            </w:r>
+            <w:proofErr w:type="spellStart"/>
+            <w:r>
+              <w:rPr>
+                <w:sz w:val="16"/>
+                <w:szCs w:val="16"/>
+              </w:rPr>
+              <w:t>ether$i</w:t>
+            </w:r>
+            <w:proofErr w:type="spellEnd"/>
+            <w:r>
+              <w:rPr>
+                <w:sz w:val="16"/>
+                <w:szCs w:val="16"/>
+              </w:rPr>
+              <w:t xml:space="preserve"> </w:t>
+            </w:r>
+            <w:proofErr w:type="spellStart"/>
+            <w:r>
+              <w:rPr>
+                <w:sz w:val="16"/>
+                <w:szCs w:val="16"/>
+              </w:rPr>
+              <w:t>mtu</w:t>
+            </w:r>
+            <w:proofErr w:type="spellEnd"/>
+            <w:r>
+              <w:rPr>
+                <w:sz w:val="16"/>
+                <w:szCs w:val="16"/>
+              </w:rPr>
+              <w:t>=9216</w:t>
             </w:r>
           </w:p>
           <w:p>
@@ -34363,7 +35913,23 @@
                 <w:sz w:val="16"/>
                 <w:szCs w:val="16"/>
               </w:rPr>
-              <w:t xml:space="preserve"> set ether1 mtu=9216</w:t>
+              <w:t xml:space="preserve"> set ether1 </w:t>
+            </w:r>
+            <w:proofErr w:type="spellStart"/>
+            <w:r>
+              <w:rPr>
+                <w:sz w:val="16"/>
+                <w:szCs w:val="16"/>
+              </w:rPr>
+              <w:t>mtu</w:t>
+            </w:r>
+            <w:proofErr w:type="spellEnd"/>
+            <w:r>
+              <w:rPr>
+                <w:sz w:val="16"/>
+                <w:szCs w:val="16"/>
+              </w:rPr>
+              <w:t>=9216</w:t>
             </w:r>
           </w:p>
           <w:p>
@@ -34394,7 +35960,23 @@
                 <w:sz w:val="16"/>
                 <w:szCs w:val="16"/>
               </w:rPr>
-              <w:t xml:space="preserve"> set ether2 mtu=9216</w:t>
+              <w:t xml:space="preserve"> set ether2 </w:t>
+            </w:r>
+            <w:proofErr w:type="spellStart"/>
+            <w:r>
+              <w:rPr>
+                <w:sz w:val="16"/>
+                <w:szCs w:val="16"/>
+              </w:rPr>
+              <w:t>mtu</w:t>
+            </w:r>
+            <w:proofErr w:type="spellEnd"/>
+            <w:r>
+              <w:rPr>
+                <w:sz w:val="16"/>
+                <w:szCs w:val="16"/>
+              </w:rPr>
+              <w:t>=9216</w:t>
             </w:r>
           </w:p>
           <w:p>
@@ -34425,7 +36007,23 @@
                 <w:sz w:val="16"/>
                 <w:szCs w:val="16"/>
               </w:rPr>
-              <w:t xml:space="preserve"> set ether3 mtu=9216</w:t>
+              <w:t xml:space="preserve"> set ether3 </w:t>
+            </w:r>
+            <w:proofErr w:type="spellStart"/>
+            <w:r>
+              <w:rPr>
+                <w:sz w:val="16"/>
+                <w:szCs w:val="16"/>
+              </w:rPr>
+              <w:t>mtu</w:t>
+            </w:r>
+            <w:proofErr w:type="spellEnd"/>
+            <w:r>
+              <w:rPr>
+                <w:sz w:val="16"/>
+                <w:szCs w:val="16"/>
+              </w:rPr>
+              <w:t>=9216</w:t>
             </w:r>
           </w:p>
           <w:p>
@@ -34456,7 +36054,23 @@
                 <w:sz w:val="16"/>
                 <w:szCs w:val="16"/>
               </w:rPr>
-              <w:t xml:space="preserve"> set ether4 mtu=9216</w:t>
+              <w:t xml:space="preserve"> set ether4 </w:t>
+            </w:r>
+            <w:proofErr w:type="spellStart"/>
+            <w:r>
+              <w:rPr>
+                <w:sz w:val="16"/>
+                <w:szCs w:val="16"/>
+              </w:rPr>
+              <w:t>mtu</w:t>
+            </w:r>
+            <w:proofErr w:type="spellEnd"/>
+            <w:r>
+              <w:rPr>
+                <w:sz w:val="16"/>
+                <w:szCs w:val="16"/>
+              </w:rPr>
+              <w:t>=9216</w:t>
             </w:r>
           </w:p>
           <w:p>
@@ -34487,7 +36101,23 @@
                 <w:sz w:val="16"/>
                 <w:szCs w:val="16"/>
               </w:rPr>
-              <w:t xml:space="preserve"> set ether5 mtu=9216</w:t>
+              <w:t xml:space="preserve"> set ether5 </w:t>
+            </w:r>
+            <w:proofErr w:type="spellStart"/>
+            <w:r>
+              <w:rPr>
+                <w:sz w:val="16"/>
+                <w:szCs w:val="16"/>
+              </w:rPr>
+              <w:t>mtu</w:t>
+            </w:r>
+            <w:proofErr w:type="spellEnd"/>
+            <w:r>
+              <w:rPr>
+                <w:sz w:val="16"/>
+                <w:szCs w:val="16"/>
+              </w:rPr>
+              <w:t>=9216</w:t>
             </w:r>
           </w:p>
           <w:p>
@@ -34518,7 +36148,23 @@
                 <w:sz w:val="16"/>
                 <w:szCs w:val="16"/>
               </w:rPr>
-              <w:t xml:space="preserve"> set ether6 mtu=9216</w:t>
+              <w:t xml:space="preserve"> set ether6 </w:t>
+            </w:r>
+            <w:proofErr w:type="spellStart"/>
+            <w:r>
+              <w:rPr>
+                <w:sz w:val="16"/>
+                <w:szCs w:val="16"/>
+              </w:rPr>
+              <w:t>mtu</w:t>
+            </w:r>
+            <w:proofErr w:type="spellEnd"/>
+            <w:r>
+              <w:rPr>
+                <w:sz w:val="16"/>
+                <w:szCs w:val="16"/>
+              </w:rPr>
+              <w:t>=9216</w:t>
             </w:r>
           </w:p>
           <w:p>
@@ -34549,7 +36195,23 @@
                 <w:sz w:val="16"/>
                 <w:szCs w:val="16"/>
               </w:rPr>
-              <w:t xml:space="preserve"> set ether7 mtu=9216</w:t>
+              <w:t xml:space="preserve"> set ether7 </w:t>
+            </w:r>
+            <w:proofErr w:type="spellStart"/>
+            <w:r>
+              <w:rPr>
+                <w:sz w:val="16"/>
+                <w:szCs w:val="16"/>
+              </w:rPr>
+              <w:t>mtu</w:t>
+            </w:r>
+            <w:proofErr w:type="spellEnd"/>
+            <w:r>
+              <w:rPr>
+                <w:sz w:val="16"/>
+                <w:szCs w:val="16"/>
+              </w:rPr>
+              <w:t>=9216</w:t>
             </w:r>
           </w:p>
           <w:p>
@@ -34580,7 +36242,23 @@
                 <w:sz w:val="16"/>
                 <w:szCs w:val="16"/>
               </w:rPr>
-              <w:t xml:space="preserve"> set ether8 mtu=9216</w:t>
+              <w:t xml:space="preserve"> set ether8 </w:t>
+            </w:r>
+            <w:proofErr w:type="spellStart"/>
+            <w:r>
+              <w:rPr>
+                <w:sz w:val="16"/>
+                <w:szCs w:val="16"/>
+              </w:rPr>
+              <w:t>mtu</w:t>
+            </w:r>
+            <w:proofErr w:type="spellEnd"/>
+            <w:r>
+              <w:rPr>
+                <w:sz w:val="16"/>
+                <w:szCs w:val="16"/>
+              </w:rPr>
+              <w:t>=9216</w:t>
             </w:r>
           </w:p>
           <w:p>
@@ -34611,7 +36289,23 @@
                 <w:sz w:val="16"/>
                 <w:szCs w:val="16"/>
               </w:rPr>
-              <w:t xml:space="preserve"> set ether9 mtu=9216</w:t>
+              <w:t xml:space="preserve"> set ether9 </w:t>
+            </w:r>
+            <w:proofErr w:type="spellStart"/>
+            <w:r>
+              <w:rPr>
+                <w:sz w:val="16"/>
+                <w:szCs w:val="16"/>
+              </w:rPr>
+              <w:t>mtu</w:t>
+            </w:r>
+            <w:proofErr w:type="spellEnd"/>
+            <w:r>
+              <w:rPr>
+                <w:sz w:val="16"/>
+                <w:szCs w:val="16"/>
+              </w:rPr>
+              <w:t>=9216</w:t>
             </w:r>
           </w:p>
           <w:p>
@@ -34642,7 +36336,23 @@
                 <w:sz w:val="16"/>
                 <w:szCs w:val="16"/>
               </w:rPr>
-              <w:t xml:space="preserve"> set ether10 mtu=9216</w:t>
+              <w:t xml:space="preserve"> set ether10 </w:t>
+            </w:r>
+            <w:proofErr w:type="spellStart"/>
+            <w:r>
+              <w:rPr>
+                <w:sz w:val="16"/>
+                <w:szCs w:val="16"/>
+              </w:rPr>
+              <w:t>mtu</w:t>
+            </w:r>
+            <w:proofErr w:type="spellEnd"/>
+            <w:r>
+              <w:rPr>
+                <w:sz w:val="16"/>
+                <w:szCs w:val="16"/>
+              </w:rPr>
+              <w:t>=9216</w:t>
             </w:r>
           </w:p>
           <w:p>
@@ -34673,7 +36383,23 @@
                 <w:sz w:val="16"/>
                 <w:szCs w:val="16"/>
               </w:rPr>
-              <w:t xml:space="preserve"> set ether11 mtu=9216</w:t>
+              <w:t xml:space="preserve"> set ether11 </w:t>
+            </w:r>
+            <w:proofErr w:type="spellStart"/>
+            <w:r>
+              <w:rPr>
+                <w:sz w:val="16"/>
+                <w:szCs w:val="16"/>
+              </w:rPr>
+              <w:t>mtu</w:t>
+            </w:r>
+            <w:proofErr w:type="spellEnd"/>
+            <w:r>
+              <w:rPr>
+                <w:sz w:val="16"/>
+                <w:szCs w:val="16"/>
+              </w:rPr>
+              <w:t>=9216</w:t>
             </w:r>
           </w:p>
           <w:p>
@@ -34704,7 +36430,23 @@
                 <w:sz w:val="16"/>
                 <w:szCs w:val="16"/>
               </w:rPr>
-              <w:t xml:space="preserve"> set ether12 mtu=9216</w:t>
+              <w:t xml:space="preserve"> set ether12 </w:t>
+            </w:r>
+            <w:proofErr w:type="spellStart"/>
+            <w:r>
+              <w:rPr>
+                <w:sz w:val="16"/>
+                <w:szCs w:val="16"/>
+              </w:rPr>
+              <w:t>mtu</w:t>
+            </w:r>
+            <w:proofErr w:type="spellEnd"/>
+            <w:r>
+              <w:rPr>
+                <w:sz w:val="16"/>
+                <w:szCs w:val="16"/>
+              </w:rPr>
+              <w:t>=9216</w:t>
             </w:r>
           </w:p>
           <w:p>
@@ -34735,7 +36477,23 @@
                 <w:sz w:val="16"/>
                 <w:szCs w:val="16"/>
               </w:rPr>
-              <w:t xml:space="preserve"> set ether13 mtu=9216</w:t>
+              <w:t xml:space="preserve"> set ether13 </w:t>
+            </w:r>
+            <w:proofErr w:type="spellStart"/>
+            <w:r>
+              <w:rPr>
+                <w:sz w:val="16"/>
+                <w:szCs w:val="16"/>
+              </w:rPr>
+              <w:t>mtu</w:t>
+            </w:r>
+            <w:proofErr w:type="spellEnd"/>
+            <w:r>
+              <w:rPr>
+                <w:sz w:val="16"/>
+                <w:szCs w:val="16"/>
+              </w:rPr>
+              <w:t>=9216</w:t>
             </w:r>
           </w:p>
           <w:p>
@@ -34766,7 +36524,23 @@
                 <w:sz w:val="16"/>
                 <w:szCs w:val="16"/>
               </w:rPr>
-              <w:t xml:space="preserve"> set ether14 mtu=9216</w:t>
+              <w:t xml:space="preserve"> set ether14 </w:t>
+            </w:r>
+            <w:proofErr w:type="spellStart"/>
+            <w:r>
+              <w:rPr>
+                <w:sz w:val="16"/>
+                <w:szCs w:val="16"/>
+              </w:rPr>
+              <w:t>mtu</w:t>
+            </w:r>
+            <w:proofErr w:type="spellEnd"/>
+            <w:r>
+              <w:rPr>
+                <w:sz w:val="16"/>
+                <w:szCs w:val="16"/>
+              </w:rPr>
+              <w:t>=9216</w:t>
             </w:r>
           </w:p>
           <w:p>
@@ -34797,7 +36571,23 @@
                 <w:sz w:val="16"/>
                 <w:szCs w:val="16"/>
               </w:rPr>
-              <w:t xml:space="preserve"> set ether15 mtu=9216</w:t>
+              <w:t xml:space="preserve"> set ether15 </w:t>
+            </w:r>
+            <w:proofErr w:type="spellStart"/>
+            <w:r>
+              <w:rPr>
+                <w:sz w:val="16"/>
+                <w:szCs w:val="16"/>
+              </w:rPr>
+              <w:t>mtu</w:t>
+            </w:r>
+            <w:proofErr w:type="spellEnd"/>
+            <w:r>
+              <w:rPr>
+                <w:sz w:val="16"/>
+                <w:szCs w:val="16"/>
+              </w:rPr>
+              <w:t>=9216</w:t>
             </w:r>
           </w:p>
           <w:p>
@@ -34828,7 +36618,23 @@
                 <w:sz w:val="16"/>
                 <w:szCs w:val="16"/>
               </w:rPr>
-              <w:t xml:space="preserve"> set ether16 mtu=9216</w:t>
+              <w:t xml:space="preserve"> set ether16 </w:t>
+            </w:r>
+            <w:proofErr w:type="spellStart"/>
+            <w:r>
+              <w:rPr>
+                <w:sz w:val="16"/>
+                <w:szCs w:val="16"/>
+              </w:rPr>
+              <w:t>mtu</w:t>
+            </w:r>
+            <w:proofErr w:type="spellEnd"/>
+            <w:r>
+              <w:rPr>
+                <w:sz w:val="16"/>
+                <w:szCs w:val="16"/>
+              </w:rPr>
+              <w:t>=9216</w:t>
             </w:r>
           </w:p>
           <w:p>
@@ -34859,7 +36665,23 @@
                 <w:sz w:val="16"/>
                 <w:szCs w:val="16"/>
               </w:rPr>
-              <w:t xml:space="preserve"> set ether17 mtu=9216</w:t>
+              <w:t xml:space="preserve"> set ether17 </w:t>
+            </w:r>
+            <w:proofErr w:type="spellStart"/>
+            <w:r>
+              <w:rPr>
+                <w:sz w:val="16"/>
+                <w:szCs w:val="16"/>
+              </w:rPr>
+              <w:t>mtu</w:t>
+            </w:r>
+            <w:proofErr w:type="spellEnd"/>
+            <w:r>
+              <w:rPr>
+                <w:sz w:val="16"/>
+                <w:szCs w:val="16"/>
+              </w:rPr>
+              <w:t>=9216</w:t>
             </w:r>
           </w:p>
           <w:p>
@@ -34890,7 +36712,23 @@
                 <w:sz w:val="16"/>
                 <w:szCs w:val="16"/>
               </w:rPr>
-              <w:t xml:space="preserve"> set ether18 mtu=9216</w:t>
+              <w:t xml:space="preserve"> set ether18 </w:t>
+            </w:r>
+            <w:proofErr w:type="spellStart"/>
+            <w:r>
+              <w:rPr>
+                <w:sz w:val="16"/>
+                <w:szCs w:val="16"/>
+              </w:rPr>
+              <w:t>mtu</w:t>
+            </w:r>
+            <w:proofErr w:type="spellEnd"/>
+            <w:r>
+              <w:rPr>
+                <w:sz w:val="16"/>
+                <w:szCs w:val="16"/>
+              </w:rPr>
+              <w:t>=9216</w:t>
             </w:r>
           </w:p>
           <w:p>
@@ -34921,7 +36759,23 @@
                 <w:sz w:val="16"/>
                 <w:szCs w:val="16"/>
               </w:rPr>
-              <w:t xml:space="preserve"> set ether19 mtu=9216</w:t>
+              <w:t xml:space="preserve"> set ether19 </w:t>
+            </w:r>
+            <w:proofErr w:type="spellStart"/>
+            <w:r>
+              <w:rPr>
+                <w:sz w:val="16"/>
+                <w:szCs w:val="16"/>
+              </w:rPr>
+              <w:t>mtu</w:t>
+            </w:r>
+            <w:proofErr w:type="spellEnd"/>
+            <w:r>
+              <w:rPr>
+                <w:sz w:val="16"/>
+                <w:szCs w:val="16"/>
+              </w:rPr>
+              <w:t>=9216</w:t>
             </w:r>
           </w:p>
           <w:p>
@@ -34952,7 +36806,23 @@
                 <w:sz w:val="16"/>
                 <w:szCs w:val="16"/>
               </w:rPr>
-              <w:t xml:space="preserve"> set ether20 mtu=9216</w:t>
+              <w:t xml:space="preserve"> set ether20 </w:t>
+            </w:r>
+            <w:proofErr w:type="spellStart"/>
+            <w:r>
+              <w:rPr>
+                <w:sz w:val="16"/>
+                <w:szCs w:val="16"/>
+              </w:rPr>
+              <w:t>mtu</w:t>
+            </w:r>
+            <w:proofErr w:type="spellEnd"/>
+            <w:r>
+              <w:rPr>
+                <w:sz w:val="16"/>
+                <w:szCs w:val="16"/>
+              </w:rPr>
+              <w:t>=9216</w:t>
             </w:r>
           </w:p>
           <w:p>
@@ -34983,7 +36853,23 @@
                 <w:sz w:val="16"/>
                 <w:szCs w:val="16"/>
               </w:rPr>
-              <w:t xml:space="preserve"> set ether21 mtu=9216</w:t>
+              <w:t xml:space="preserve"> set ether21 </w:t>
+            </w:r>
+            <w:proofErr w:type="spellStart"/>
+            <w:r>
+              <w:rPr>
+                <w:sz w:val="16"/>
+                <w:szCs w:val="16"/>
+              </w:rPr>
+              <w:t>mtu</w:t>
+            </w:r>
+            <w:proofErr w:type="spellEnd"/>
+            <w:r>
+              <w:rPr>
+                <w:sz w:val="16"/>
+                <w:szCs w:val="16"/>
+              </w:rPr>
+              <w:t>=9216</w:t>
             </w:r>
           </w:p>
           <w:p>
@@ -35014,7 +36900,23 @@
                 <w:sz w:val="16"/>
                 <w:szCs w:val="16"/>
               </w:rPr>
-              <w:t xml:space="preserve"> set ether22 mtu=9216</w:t>
+              <w:t xml:space="preserve"> set ether22 </w:t>
+            </w:r>
+            <w:proofErr w:type="spellStart"/>
+            <w:r>
+              <w:rPr>
+                <w:sz w:val="16"/>
+                <w:szCs w:val="16"/>
+              </w:rPr>
+              <w:t>mtu</w:t>
+            </w:r>
+            <w:proofErr w:type="spellEnd"/>
+            <w:r>
+              <w:rPr>
+                <w:sz w:val="16"/>
+                <w:szCs w:val="16"/>
+              </w:rPr>
+              <w:t>=9216</w:t>
             </w:r>
           </w:p>
           <w:p>
@@ -35045,7 +36947,23 @@
                 <w:sz w:val="16"/>
                 <w:szCs w:val="16"/>
               </w:rPr>
-              <w:t xml:space="preserve"> set ether23 mtu=9216</w:t>
+              <w:t xml:space="preserve"> set ether23 </w:t>
+            </w:r>
+            <w:proofErr w:type="spellStart"/>
+            <w:r>
+              <w:rPr>
+                <w:sz w:val="16"/>
+                <w:szCs w:val="16"/>
+              </w:rPr>
+              <w:t>mtu</w:t>
+            </w:r>
+            <w:proofErr w:type="spellEnd"/>
+            <w:r>
+              <w:rPr>
+                <w:sz w:val="16"/>
+                <w:szCs w:val="16"/>
+              </w:rPr>
+              <w:t>=9216</w:t>
             </w:r>
           </w:p>
           <w:p>
@@ -35076,7 +36994,23 @@
                 <w:sz w:val="16"/>
                 <w:szCs w:val="16"/>
               </w:rPr>
-              <w:t xml:space="preserve"> set ether24 mtu=9216</w:t>
+              <w:t xml:space="preserve"> set ether24 </w:t>
+            </w:r>
+            <w:proofErr w:type="spellStart"/>
+            <w:r>
+              <w:rPr>
+                <w:sz w:val="16"/>
+                <w:szCs w:val="16"/>
+              </w:rPr>
+              <w:t>mtu</w:t>
+            </w:r>
+            <w:proofErr w:type="spellEnd"/>
+            <w:r>
+              <w:rPr>
+                <w:sz w:val="16"/>
+                <w:szCs w:val="16"/>
+              </w:rPr>
+              <w:t>=9216</w:t>
             </w:r>
           </w:p>
           <w:p>
@@ -35107,7 +37041,23 @@
                 <w:sz w:val="16"/>
                 <w:szCs w:val="16"/>
               </w:rPr>
-              <w:t xml:space="preserve"> set ether25 mtu=9216</w:t>
+              <w:t xml:space="preserve"> set ether25 </w:t>
+            </w:r>
+            <w:proofErr w:type="spellStart"/>
+            <w:r>
+              <w:rPr>
+                <w:sz w:val="16"/>
+                <w:szCs w:val="16"/>
+              </w:rPr>
+              <w:t>mtu</w:t>
+            </w:r>
+            <w:proofErr w:type="spellEnd"/>
+            <w:r>
+              <w:rPr>
+                <w:sz w:val="16"/>
+                <w:szCs w:val="16"/>
+              </w:rPr>
+              <w:t>=9216</w:t>
             </w:r>
           </w:p>
           <w:p>
@@ -35138,7 +37088,23 @@
                 <w:sz w:val="16"/>
                 <w:szCs w:val="16"/>
               </w:rPr>
-              <w:t xml:space="preserve"> set ether26 mtu=9216</w:t>
+              <w:t xml:space="preserve"> set ether26 </w:t>
+            </w:r>
+            <w:proofErr w:type="spellStart"/>
+            <w:r>
+              <w:rPr>
+                <w:sz w:val="16"/>
+                <w:szCs w:val="16"/>
+              </w:rPr>
+              <w:t>mtu</w:t>
+            </w:r>
+            <w:proofErr w:type="spellEnd"/>
+            <w:r>
+              <w:rPr>
+                <w:sz w:val="16"/>
+                <w:szCs w:val="16"/>
+              </w:rPr>
+              <w:t>=9216</w:t>
             </w:r>
           </w:p>
           <w:p>
@@ -35170,7 +37136,23 @@
                 <w:sz w:val="16"/>
                 <w:szCs w:val="16"/>
               </w:rPr>
-              <w:t xml:space="preserve"> set ether27 mtu=9216</w:t>
+              <w:t xml:space="preserve"> set ether27 </w:t>
+            </w:r>
+            <w:proofErr w:type="spellStart"/>
+            <w:r>
+              <w:rPr>
+                <w:sz w:val="16"/>
+                <w:szCs w:val="16"/>
+              </w:rPr>
+              <w:t>mtu</w:t>
+            </w:r>
+            <w:proofErr w:type="spellEnd"/>
+            <w:r>
+              <w:rPr>
+                <w:sz w:val="16"/>
+                <w:szCs w:val="16"/>
+              </w:rPr>
+              <w:t>=9216</w:t>
             </w:r>
           </w:p>
           <w:p>
@@ -35201,7 +37183,23 @@
                 <w:sz w:val="16"/>
                 <w:szCs w:val="16"/>
               </w:rPr>
-              <w:t xml:space="preserve"> set ether28 mtu=9216</w:t>
+              <w:t xml:space="preserve"> set ether28 </w:t>
+            </w:r>
+            <w:proofErr w:type="spellStart"/>
+            <w:r>
+              <w:rPr>
+                <w:sz w:val="16"/>
+                <w:szCs w:val="16"/>
+              </w:rPr>
+              <w:t>mtu</w:t>
+            </w:r>
+            <w:proofErr w:type="spellEnd"/>
+            <w:r>
+              <w:rPr>
+                <w:sz w:val="16"/>
+                <w:szCs w:val="16"/>
+              </w:rPr>
+              <w:t>=9216</w:t>
             </w:r>
           </w:p>
           <w:p>
@@ -35232,7 +37230,23 @@
                 <w:sz w:val="16"/>
                 <w:szCs w:val="16"/>
               </w:rPr>
-              <w:t xml:space="preserve"> set ether29 mtu=9216</w:t>
+              <w:t xml:space="preserve"> set ether29 </w:t>
+            </w:r>
+            <w:proofErr w:type="spellStart"/>
+            <w:r>
+              <w:rPr>
+                <w:sz w:val="16"/>
+                <w:szCs w:val="16"/>
+              </w:rPr>
+              <w:t>mtu</w:t>
+            </w:r>
+            <w:proofErr w:type="spellEnd"/>
+            <w:r>
+              <w:rPr>
+                <w:sz w:val="16"/>
+                <w:szCs w:val="16"/>
+              </w:rPr>
+              <w:t>=9216</w:t>
             </w:r>
           </w:p>
           <w:p>
@@ -35263,7 +37277,23 @@
                 <w:sz w:val="16"/>
                 <w:szCs w:val="16"/>
               </w:rPr>
-              <w:t xml:space="preserve"> set ether30 mtu=9216</w:t>
+              <w:t xml:space="preserve"> set ether30 </w:t>
+            </w:r>
+            <w:proofErr w:type="spellStart"/>
+            <w:r>
+              <w:rPr>
+                <w:sz w:val="16"/>
+                <w:szCs w:val="16"/>
+              </w:rPr>
+              <w:t>mtu</w:t>
+            </w:r>
+            <w:proofErr w:type="spellEnd"/>
+            <w:r>
+              <w:rPr>
+                <w:sz w:val="16"/>
+                <w:szCs w:val="16"/>
+              </w:rPr>
+              <w:t>=9216</w:t>
             </w:r>
           </w:p>
           <w:p>
@@ -35294,7 +37324,23 @@
                 <w:sz w:val="16"/>
                 <w:szCs w:val="16"/>
               </w:rPr>
-              <w:t xml:space="preserve"> set ether31 mtu=9216</w:t>
+              <w:t xml:space="preserve"> set ether31 </w:t>
+            </w:r>
+            <w:proofErr w:type="spellStart"/>
+            <w:r>
+              <w:rPr>
+                <w:sz w:val="16"/>
+                <w:szCs w:val="16"/>
+              </w:rPr>
+              <w:t>mtu</w:t>
+            </w:r>
+            <w:proofErr w:type="spellEnd"/>
+            <w:r>
+              <w:rPr>
+                <w:sz w:val="16"/>
+                <w:szCs w:val="16"/>
+              </w:rPr>
+              <w:t>=9216</w:t>
             </w:r>
           </w:p>
           <w:p>
@@ -35325,7 +37371,23 @@
                 <w:sz w:val="16"/>
                 <w:szCs w:val="16"/>
               </w:rPr>
-              <w:t xml:space="preserve"> set ether32 mtu=9216</w:t>
+              <w:t xml:space="preserve"> set ether32 </w:t>
+            </w:r>
+            <w:proofErr w:type="spellStart"/>
+            <w:r>
+              <w:rPr>
+                <w:sz w:val="16"/>
+                <w:szCs w:val="16"/>
+              </w:rPr>
+              <w:t>mtu</w:t>
+            </w:r>
+            <w:proofErr w:type="spellEnd"/>
+            <w:r>
+              <w:rPr>
+                <w:sz w:val="16"/>
+                <w:szCs w:val="16"/>
+              </w:rPr>
+              <w:t>=9216</w:t>
             </w:r>
           </w:p>
           <w:p>
@@ -35380,7 +37442,23 @@
                 <w:sz w:val="16"/>
                 <w:szCs w:val="16"/>
               </w:rPr>
-              <w:t xml:space="preserve"> i from=1 to=32 do</w:t>
+              <w:t xml:space="preserve"> </w:t>
+            </w:r>
+            <w:proofErr w:type="spellStart"/>
+            <w:r>
+              <w:rPr>
+                <w:sz w:val="16"/>
+                <w:szCs w:val="16"/>
+              </w:rPr>
+              <w:t>i</w:t>
+            </w:r>
+            <w:proofErr w:type="spellEnd"/>
+            <w:r>
+              <w:rPr>
+                <w:sz w:val="16"/>
+                <w:szCs w:val="16"/>
+              </w:rPr>
+              <w:t xml:space="preserve"> from=1 to=32 do</w:t>
             </w:r>
             <w:proofErr w:type="gramStart"/>
             <w:r>
@@ -35427,7 +37505,39 @@
                 <w:sz w:val="16"/>
                 <w:szCs w:val="16"/>
               </w:rPr>
-              <w:t xml:space="preserve"> set ether$i mtu=9216</w:t>
+              <w:t xml:space="preserve"> set </w:t>
+            </w:r>
+            <w:proofErr w:type="spellStart"/>
+            <w:r>
+              <w:rPr>
+                <w:sz w:val="16"/>
+                <w:szCs w:val="16"/>
+              </w:rPr>
+              <w:t>ether$i</w:t>
+            </w:r>
+            <w:proofErr w:type="spellEnd"/>
+            <w:r>
+              <w:rPr>
+                <w:sz w:val="16"/>
+                <w:szCs w:val="16"/>
+              </w:rPr>
+              <w:t xml:space="preserve"> </w:t>
+            </w:r>
+            <w:proofErr w:type="spellStart"/>
+            <w:r>
+              <w:rPr>
+                <w:sz w:val="16"/>
+                <w:szCs w:val="16"/>
+              </w:rPr>
+              <w:t>mtu</w:t>
+            </w:r>
+            <w:proofErr w:type="spellEnd"/>
+            <w:r>
+              <w:rPr>
+                <w:sz w:val="16"/>
+                <w:szCs w:val="16"/>
+              </w:rPr>
+              <w:t>=9216</w:t>
             </w:r>
           </w:p>
           <w:p>
@@ -35509,7 +37619,23 @@
                 <w:sz w:val="16"/>
                 <w:szCs w:val="16"/>
               </w:rPr>
-              <w:t xml:space="preserve"> set ether1 mtu=9216</w:t>
+              <w:t xml:space="preserve"> set ether1 </w:t>
+            </w:r>
+            <w:proofErr w:type="spellStart"/>
+            <w:r>
+              <w:rPr>
+                <w:sz w:val="16"/>
+                <w:szCs w:val="16"/>
+              </w:rPr>
+              <w:t>mtu</w:t>
+            </w:r>
+            <w:proofErr w:type="spellEnd"/>
+            <w:r>
+              <w:rPr>
+                <w:sz w:val="16"/>
+                <w:szCs w:val="16"/>
+              </w:rPr>
+              <w:t>=9216</w:t>
             </w:r>
           </w:p>
           <w:p>
@@ -35540,7 +37666,23 @@
                 <w:sz w:val="16"/>
                 <w:szCs w:val="16"/>
               </w:rPr>
-              <w:t xml:space="preserve"> set ether2 mtu=9216</w:t>
+              <w:t xml:space="preserve"> set ether2 </w:t>
+            </w:r>
+            <w:proofErr w:type="spellStart"/>
+            <w:r>
+              <w:rPr>
+                <w:sz w:val="16"/>
+                <w:szCs w:val="16"/>
+              </w:rPr>
+              <w:t>mtu</w:t>
+            </w:r>
+            <w:proofErr w:type="spellEnd"/>
+            <w:r>
+              <w:rPr>
+                <w:sz w:val="16"/>
+                <w:szCs w:val="16"/>
+              </w:rPr>
+              <w:t>=9216</w:t>
             </w:r>
           </w:p>
           <w:p>
@@ -35571,7 +37713,23 @@
                 <w:sz w:val="16"/>
                 <w:szCs w:val="16"/>
               </w:rPr>
-              <w:t xml:space="preserve"> set ether3 mtu=9216</w:t>
+              <w:t xml:space="preserve"> set ether3 </w:t>
+            </w:r>
+            <w:proofErr w:type="spellStart"/>
+            <w:r>
+              <w:rPr>
+                <w:sz w:val="16"/>
+                <w:szCs w:val="16"/>
+              </w:rPr>
+              <w:t>mtu</w:t>
+            </w:r>
+            <w:proofErr w:type="spellEnd"/>
+            <w:r>
+              <w:rPr>
+                <w:sz w:val="16"/>
+                <w:szCs w:val="16"/>
+              </w:rPr>
+              <w:t>=9216</w:t>
             </w:r>
           </w:p>
           <w:p>
@@ -35602,7 +37760,23 @@
                 <w:sz w:val="16"/>
                 <w:szCs w:val="16"/>
               </w:rPr>
-              <w:t xml:space="preserve"> set ether4 mtu=9216</w:t>
+              <w:t xml:space="preserve"> set ether4 </w:t>
+            </w:r>
+            <w:proofErr w:type="spellStart"/>
+            <w:r>
+              <w:rPr>
+                <w:sz w:val="16"/>
+                <w:szCs w:val="16"/>
+              </w:rPr>
+              <w:t>mtu</w:t>
+            </w:r>
+            <w:proofErr w:type="spellEnd"/>
+            <w:r>
+              <w:rPr>
+                <w:sz w:val="16"/>
+                <w:szCs w:val="16"/>
+              </w:rPr>
+              <w:t>=9216</w:t>
             </w:r>
           </w:p>
           <w:p>
@@ -35633,7 +37807,23 @@
                 <w:sz w:val="16"/>
                 <w:szCs w:val="16"/>
               </w:rPr>
-              <w:t xml:space="preserve"> set ether5 mtu=9216</w:t>
+              <w:t xml:space="preserve"> set ether5 </w:t>
+            </w:r>
+            <w:proofErr w:type="spellStart"/>
+            <w:r>
+              <w:rPr>
+                <w:sz w:val="16"/>
+                <w:szCs w:val="16"/>
+              </w:rPr>
+              <w:t>mtu</w:t>
+            </w:r>
+            <w:proofErr w:type="spellEnd"/>
+            <w:r>
+              <w:rPr>
+                <w:sz w:val="16"/>
+                <w:szCs w:val="16"/>
+              </w:rPr>
+              <w:t>=9216</w:t>
             </w:r>
           </w:p>
           <w:p>
@@ -35664,7 +37854,23 @@
                 <w:sz w:val="16"/>
                 <w:szCs w:val="16"/>
               </w:rPr>
-              <w:t xml:space="preserve"> set ether6 mtu=9216</w:t>
+              <w:t xml:space="preserve"> set ether6 </w:t>
+            </w:r>
+            <w:proofErr w:type="spellStart"/>
+            <w:r>
+              <w:rPr>
+                <w:sz w:val="16"/>
+                <w:szCs w:val="16"/>
+              </w:rPr>
+              <w:t>mtu</w:t>
+            </w:r>
+            <w:proofErr w:type="spellEnd"/>
+            <w:r>
+              <w:rPr>
+                <w:sz w:val="16"/>
+                <w:szCs w:val="16"/>
+              </w:rPr>
+              <w:t>=9216</w:t>
             </w:r>
           </w:p>
           <w:p>
@@ -35695,7 +37901,23 @@
                 <w:sz w:val="16"/>
                 <w:szCs w:val="16"/>
               </w:rPr>
-              <w:t xml:space="preserve"> set ether7 mtu=9216</w:t>
+              <w:t xml:space="preserve"> set ether7 </w:t>
+            </w:r>
+            <w:proofErr w:type="spellStart"/>
+            <w:r>
+              <w:rPr>
+                <w:sz w:val="16"/>
+                <w:szCs w:val="16"/>
+              </w:rPr>
+              <w:t>mtu</w:t>
+            </w:r>
+            <w:proofErr w:type="spellEnd"/>
+            <w:r>
+              <w:rPr>
+                <w:sz w:val="16"/>
+                <w:szCs w:val="16"/>
+              </w:rPr>
+              <w:t>=9216</w:t>
             </w:r>
           </w:p>
           <w:p>
@@ -35726,7 +37948,23 @@
                 <w:sz w:val="16"/>
                 <w:szCs w:val="16"/>
               </w:rPr>
-              <w:t xml:space="preserve"> set ether8 mtu=9216</w:t>
+              <w:t xml:space="preserve"> set ether8 </w:t>
+            </w:r>
+            <w:proofErr w:type="spellStart"/>
+            <w:r>
+              <w:rPr>
+                <w:sz w:val="16"/>
+                <w:szCs w:val="16"/>
+              </w:rPr>
+              <w:t>mtu</w:t>
+            </w:r>
+            <w:proofErr w:type="spellEnd"/>
+            <w:r>
+              <w:rPr>
+                <w:sz w:val="16"/>
+                <w:szCs w:val="16"/>
+              </w:rPr>
+              <w:t>=9216</w:t>
             </w:r>
           </w:p>
           <w:p>
@@ -35757,7 +37995,23 @@
                 <w:sz w:val="16"/>
                 <w:szCs w:val="16"/>
               </w:rPr>
-              <w:t xml:space="preserve"> set ether9 mtu=9216</w:t>
+              <w:t xml:space="preserve"> set ether9 </w:t>
+            </w:r>
+            <w:proofErr w:type="spellStart"/>
+            <w:r>
+              <w:rPr>
+                <w:sz w:val="16"/>
+                <w:szCs w:val="16"/>
+              </w:rPr>
+              <w:t>mtu</w:t>
+            </w:r>
+            <w:proofErr w:type="spellEnd"/>
+            <w:r>
+              <w:rPr>
+                <w:sz w:val="16"/>
+                <w:szCs w:val="16"/>
+              </w:rPr>
+              <w:t>=9216</w:t>
             </w:r>
           </w:p>
           <w:p>
@@ -35788,7 +38042,23 @@
                 <w:sz w:val="16"/>
                 <w:szCs w:val="16"/>
               </w:rPr>
-              <w:t xml:space="preserve"> set ether10 mtu=9216</w:t>
+              <w:t xml:space="preserve"> set ether10 </w:t>
+            </w:r>
+            <w:proofErr w:type="spellStart"/>
+            <w:r>
+              <w:rPr>
+                <w:sz w:val="16"/>
+                <w:szCs w:val="16"/>
+              </w:rPr>
+              <w:t>mtu</w:t>
+            </w:r>
+            <w:proofErr w:type="spellEnd"/>
+            <w:r>
+              <w:rPr>
+                <w:sz w:val="16"/>
+                <w:szCs w:val="16"/>
+              </w:rPr>
+              <w:t>=9216</w:t>
             </w:r>
           </w:p>
           <w:p>
@@ -35819,7 +38089,23 @@
                 <w:sz w:val="16"/>
                 <w:szCs w:val="16"/>
               </w:rPr>
-              <w:t xml:space="preserve"> set ether11 mtu=9216</w:t>
+              <w:t xml:space="preserve"> set ether11 </w:t>
+            </w:r>
+            <w:proofErr w:type="spellStart"/>
+            <w:r>
+              <w:rPr>
+                <w:sz w:val="16"/>
+                <w:szCs w:val="16"/>
+              </w:rPr>
+              <w:t>mtu</w:t>
+            </w:r>
+            <w:proofErr w:type="spellEnd"/>
+            <w:r>
+              <w:rPr>
+                <w:sz w:val="16"/>
+                <w:szCs w:val="16"/>
+              </w:rPr>
+              <w:t>=9216</w:t>
             </w:r>
           </w:p>
           <w:p>
@@ -35850,7 +38136,23 @@
                 <w:sz w:val="16"/>
                 <w:szCs w:val="16"/>
               </w:rPr>
-              <w:t xml:space="preserve"> set ether12 mtu=9216</w:t>
+              <w:t xml:space="preserve"> set ether12 </w:t>
+            </w:r>
+            <w:proofErr w:type="spellStart"/>
+            <w:r>
+              <w:rPr>
+                <w:sz w:val="16"/>
+                <w:szCs w:val="16"/>
+              </w:rPr>
+              <w:t>mtu</w:t>
+            </w:r>
+            <w:proofErr w:type="spellEnd"/>
+            <w:r>
+              <w:rPr>
+                <w:sz w:val="16"/>
+                <w:szCs w:val="16"/>
+              </w:rPr>
+              <w:t>=9216</w:t>
             </w:r>
           </w:p>
           <w:p>
@@ -35881,7 +38183,23 @@
                 <w:sz w:val="16"/>
                 <w:szCs w:val="16"/>
               </w:rPr>
-              <w:t xml:space="preserve"> set ether13 mtu=9216</w:t>
+              <w:t xml:space="preserve"> set ether13 </w:t>
+            </w:r>
+            <w:proofErr w:type="spellStart"/>
+            <w:r>
+              <w:rPr>
+                <w:sz w:val="16"/>
+                <w:szCs w:val="16"/>
+              </w:rPr>
+              <w:t>mtu</w:t>
+            </w:r>
+            <w:proofErr w:type="spellEnd"/>
+            <w:r>
+              <w:rPr>
+                <w:sz w:val="16"/>
+                <w:szCs w:val="16"/>
+              </w:rPr>
+              <w:t>=9216</w:t>
             </w:r>
           </w:p>
           <w:p>
@@ -35912,7 +38230,23 @@
                 <w:sz w:val="16"/>
                 <w:szCs w:val="16"/>
               </w:rPr>
-              <w:t xml:space="preserve"> set ether14 mtu=9216</w:t>
+              <w:t xml:space="preserve"> set ether14 </w:t>
+            </w:r>
+            <w:proofErr w:type="spellStart"/>
+            <w:r>
+              <w:rPr>
+                <w:sz w:val="16"/>
+                <w:szCs w:val="16"/>
+              </w:rPr>
+              <w:t>mtu</w:t>
+            </w:r>
+            <w:proofErr w:type="spellEnd"/>
+            <w:r>
+              <w:rPr>
+                <w:sz w:val="16"/>
+                <w:szCs w:val="16"/>
+              </w:rPr>
+              <w:t>=9216</w:t>
             </w:r>
           </w:p>
           <w:p>
@@ -35943,7 +38277,23 @@
                 <w:sz w:val="16"/>
                 <w:szCs w:val="16"/>
               </w:rPr>
-              <w:t xml:space="preserve"> set ether15 mtu=9216</w:t>
+              <w:t xml:space="preserve"> set ether15 </w:t>
+            </w:r>
+            <w:proofErr w:type="spellStart"/>
+            <w:r>
+              <w:rPr>
+                <w:sz w:val="16"/>
+                <w:szCs w:val="16"/>
+              </w:rPr>
+              <w:t>mtu</w:t>
+            </w:r>
+            <w:proofErr w:type="spellEnd"/>
+            <w:r>
+              <w:rPr>
+                <w:sz w:val="16"/>
+                <w:szCs w:val="16"/>
+              </w:rPr>
+              <w:t>=9216</w:t>
             </w:r>
           </w:p>
           <w:p>
@@ -35974,7 +38324,23 @@
                 <w:sz w:val="16"/>
                 <w:szCs w:val="16"/>
               </w:rPr>
-              <w:t xml:space="preserve"> set ether16 mtu=9216</w:t>
+              <w:t xml:space="preserve"> set ether16 </w:t>
+            </w:r>
+            <w:proofErr w:type="spellStart"/>
+            <w:r>
+              <w:rPr>
+                <w:sz w:val="16"/>
+                <w:szCs w:val="16"/>
+              </w:rPr>
+              <w:t>mtu</w:t>
+            </w:r>
+            <w:proofErr w:type="spellEnd"/>
+            <w:r>
+              <w:rPr>
+                <w:sz w:val="16"/>
+                <w:szCs w:val="16"/>
+              </w:rPr>
+              <w:t>=9216</w:t>
             </w:r>
           </w:p>
           <w:p>
@@ -36005,7 +38371,23 @@
                 <w:sz w:val="16"/>
                 <w:szCs w:val="16"/>
               </w:rPr>
-              <w:t xml:space="preserve"> set ether17 mtu=9216</w:t>
+              <w:t xml:space="preserve"> set ether17 </w:t>
+            </w:r>
+            <w:proofErr w:type="spellStart"/>
+            <w:r>
+              <w:rPr>
+                <w:sz w:val="16"/>
+                <w:szCs w:val="16"/>
+              </w:rPr>
+              <w:t>mtu</w:t>
+            </w:r>
+            <w:proofErr w:type="spellEnd"/>
+            <w:r>
+              <w:rPr>
+                <w:sz w:val="16"/>
+                <w:szCs w:val="16"/>
+              </w:rPr>
+              <w:t>=9216</w:t>
             </w:r>
           </w:p>
           <w:p>
@@ -36036,7 +38418,23 @@
                 <w:sz w:val="16"/>
                 <w:szCs w:val="16"/>
               </w:rPr>
-              <w:t xml:space="preserve"> set ether18 mtu=9216</w:t>
+              <w:t xml:space="preserve"> set ether18 </w:t>
+            </w:r>
+            <w:proofErr w:type="spellStart"/>
+            <w:r>
+              <w:rPr>
+                <w:sz w:val="16"/>
+                <w:szCs w:val="16"/>
+              </w:rPr>
+              <w:t>mtu</w:t>
+            </w:r>
+            <w:proofErr w:type="spellEnd"/>
+            <w:r>
+              <w:rPr>
+                <w:sz w:val="16"/>
+                <w:szCs w:val="16"/>
+              </w:rPr>
+              <w:t>=9216</w:t>
             </w:r>
           </w:p>
           <w:p>
@@ -36067,7 +38465,23 @@
                 <w:sz w:val="16"/>
                 <w:szCs w:val="16"/>
               </w:rPr>
-              <w:t xml:space="preserve"> set ether19 mtu=9216</w:t>
+              <w:t xml:space="preserve"> set ether19 </w:t>
+            </w:r>
+            <w:proofErr w:type="spellStart"/>
+            <w:r>
+              <w:rPr>
+                <w:sz w:val="16"/>
+                <w:szCs w:val="16"/>
+              </w:rPr>
+              <w:t>mtu</w:t>
+            </w:r>
+            <w:proofErr w:type="spellEnd"/>
+            <w:r>
+              <w:rPr>
+                <w:sz w:val="16"/>
+                <w:szCs w:val="16"/>
+              </w:rPr>
+              <w:t>=9216</w:t>
             </w:r>
           </w:p>
           <w:p>
@@ -36098,7 +38512,23 @@
                 <w:sz w:val="16"/>
                 <w:szCs w:val="16"/>
               </w:rPr>
-              <w:t xml:space="preserve"> set ether20 mtu=9216</w:t>
+              <w:t xml:space="preserve"> set ether20 </w:t>
+            </w:r>
+            <w:proofErr w:type="spellStart"/>
+            <w:r>
+              <w:rPr>
+                <w:sz w:val="16"/>
+                <w:szCs w:val="16"/>
+              </w:rPr>
+              <w:t>mtu</w:t>
+            </w:r>
+            <w:proofErr w:type="spellEnd"/>
+            <w:r>
+              <w:rPr>
+                <w:sz w:val="16"/>
+                <w:szCs w:val="16"/>
+              </w:rPr>
+              <w:t>=9216</w:t>
             </w:r>
           </w:p>
           <w:p>
@@ -36129,7 +38559,23 @@
                 <w:sz w:val="16"/>
                 <w:szCs w:val="16"/>
               </w:rPr>
-              <w:t xml:space="preserve"> set ether21 mtu=9216</w:t>
+              <w:t xml:space="preserve"> set ether21 </w:t>
+            </w:r>
+            <w:proofErr w:type="spellStart"/>
+            <w:r>
+              <w:rPr>
+                <w:sz w:val="16"/>
+                <w:szCs w:val="16"/>
+              </w:rPr>
+              <w:t>mtu</w:t>
+            </w:r>
+            <w:proofErr w:type="spellEnd"/>
+            <w:r>
+              <w:rPr>
+                <w:sz w:val="16"/>
+                <w:szCs w:val="16"/>
+              </w:rPr>
+              <w:t>=9216</w:t>
             </w:r>
           </w:p>
           <w:p>
@@ -36160,7 +38606,23 @@
                 <w:sz w:val="16"/>
                 <w:szCs w:val="16"/>
               </w:rPr>
-              <w:t xml:space="preserve"> set ether22 mtu=9216</w:t>
+              <w:t xml:space="preserve"> set ether22 </w:t>
+            </w:r>
+            <w:proofErr w:type="spellStart"/>
+            <w:r>
+              <w:rPr>
+                <w:sz w:val="16"/>
+                <w:szCs w:val="16"/>
+              </w:rPr>
+              <w:t>mtu</w:t>
+            </w:r>
+            <w:proofErr w:type="spellEnd"/>
+            <w:r>
+              <w:rPr>
+                <w:sz w:val="16"/>
+                <w:szCs w:val="16"/>
+              </w:rPr>
+              <w:t>=9216</w:t>
             </w:r>
           </w:p>
           <w:p>
@@ -36191,7 +38653,23 @@
                 <w:sz w:val="16"/>
                 <w:szCs w:val="16"/>
               </w:rPr>
-              <w:t xml:space="preserve"> set ether23 mtu=9216</w:t>
+              <w:t xml:space="preserve"> set ether23 </w:t>
+            </w:r>
+            <w:proofErr w:type="spellStart"/>
+            <w:r>
+              <w:rPr>
+                <w:sz w:val="16"/>
+                <w:szCs w:val="16"/>
+              </w:rPr>
+              <w:t>mtu</w:t>
+            </w:r>
+            <w:proofErr w:type="spellEnd"/>
+            <w:r>
+              <w:rPr>
+                <w:sz w:val="16"/>
+                <w:szCs w:val="16"/>
+              </w:rPr>
+              <w:t>=9216</w:t>
             </w:r>
           </w:p>
           <w:p>
@@ -36222,7 +38700,23 @@
                 <w:sz w:val="16"/>
                 <w:szCs w:val="16"/>
               </w:rPr>
-              <w:t xml:space="preserve"> set ether24 mtu=9216</w:t>
+              <w:t xml:space="preserve"> set ether24 </w:t>
+            </w:r>
+            <w:proofErr w:type="spellStart"/>
+            <w:r>
+              <w:rPr>
+                <w:sz w:val="16"/>
+                <w:szCs w:val="16"/>
+              </w:rPr>
+              <w:t>mtu</w:t>
+            </w:r>
+            <w:proofErr w:type="spellEnd"/>
+            <w:r>
+              <w:rPr>
+                <w:sz w:val="16"/>
+                <w:szCs w:val="16"/>
+              </w:rPr>
+              <w:t>=9216</w:t>
             </w:r>
           </w:p>
           <w:p>
@@ -36253,7 +38747,23 @@
                 <w:sz w:val="16"/>
                 <w:szCs w:val="16"/>
               </w:rPr>
-              <w:t xml:space="preserve"> set ether25 mtu=9216</w:t>
+              <w:t xml:space="preserve"> set ether25 </w:t>
+            </w:r>
+            <w:proofErr w:type="spellStart"/>
+            <w:r>
+              <w:rPr>
+                <w:sz w:val="16"/>
+                <w:szCs w:val="16"/>
+              </w:rPr>
+              <w:t>mtu</w:t>
+            </w:r>
+            <w:proofErr w:type="spellEnd"/>
+            <w:r>
+              <w:rPr>
+                <w:sz w:val="16"/>
+                <w:szCs w:val="16"/>
+              </w:rPr>
+              <w:t>=9216</w:t>
             </w:r>
           </w:p>
           <w:p>
@@ -36284,7 +38794,23 @@
                 <w:sz w:val="16"/>
                 <w:szCs w:val="16"/>
               </w:rPr>
-              <w:t xml:space="preserve"> set ether26 mtu=9216</w:t>
+              <w:t xml:space="preserve"> set ether26 </w:t>
+            </w:r>
+            <w:proofErr w:type="spellStart"/>
+            <w:r>
+              <w:rPr>
+                <w:sz w:val="16"/>
+                <w:szCs w:val="16"/>
+              </w:rPr>
+              <w:t>mtu</w:t>
+            </w:r>
+            <w:proofErr w:type="spellEnd"/>
+            <w:r>
+              <w:rPr>
+                <w:sz w:val="16"/>
+                <w:szCs w:val="16"/>
+              </w:rPr>
+              <w:t>=9216</w:t>
             </w:r>
           </w:p>
           <w:p>
@@ -36315,7 +38841,23 @@
                 <w:sz w:val="16"/>
                 <w:szCs w:val="16"/>
               </w:rPr>
-              <w:t xml:space="preserve"> set ether27 mtu=9216</w:t>
+              <w:t xml:space="preserve"> set ether27 </w:t>
+            </w:r>
+            <w:proofErr w:type="spellStart"/>
+            <w:r>
+              <w:rPr>
+                <w:sz w:val="16"/>
+                <w:szCs w:val="16"/>
+              </w:rPr>
+              <w:t>mtu</w:t>
+            </w:r>
+            <w:proofErr w:type="spellEnd"/>
+            <w:r>
+              <w:rPr>
+                <w:sz w:val="16"/>
+                <w:szCs w:val="16"/>
+              </w:rPr>
+              <w:t>=9216</w:t>
             </w:r>
           </w:p>
           <w:p>
@@ -36346,7 +38888,23 @@
                 <w:sz w:val="16"/>
                 <w:szCs w:val="16"/>
               </w:rPr>
-              <w:t xml:space="preserve"> set ether28 mtu=9216</w:t>
+              <w:t xml:space="preserve"> set ether28 </w:t>
+            </w:r>
+            <w:proofErr w:type="spellStart"/>
+            <w:r>
+              <w:rPr>
+                <w:sz w:val="16"/>
+                <w:szCs w:val="16"/>
+              </w:rPr>
+              <w:t>mtu</w:t>
+            </w:r>
+            <w:proofErr w:type="spellEnd"/>
+            <w:r>
+              <w:rPr>
+                <w:sz w:val="16"/>
+                <w:szCs w:val="16"/>
+              </w:rPr>
+              <w:t>=9216</w:t>
             </w:r>
           </w:p>
           <w:p>
@@ -36377,7 +38935,23 @@
                 <w:sz w:val="16"/>
                 <w:szCs w:val="16"/>
               </w:rPr>
-              <w:t xml:space="preserve"> set ether29 mtu=9216</w:t>
+              <w:t xml:space="preserve"> set ether29 </w:t>
+            </w:r>
+            <w:proofErr w:type="spellStart"/>
+            <w:r>
+              <w:rPr>
+                <w:sz w:val="16"/>
+                <w:szCs w:val="16"/>
+              </w:rPr>
+              <w:t>mtu</w:t>
+            </w:r>
+            <w:proofErr w:type="spellEnd"/>
+            <w:r>
+              <w:rPr>
+                <w:sz w:val="16"/>
+                <w:szCs w:val="16"/>
+              </w:rPr>
+              <w:t>=9216</w:t>
             </w:r>
           </w:p>
           <w:p>
@@ -36408,7 +38982,23 @@
                 <w:sz w:val="16"/>
                 <w:szCs w:val="16"/>
               </w:rPr>
-              <w:t xml:space="preserve"> set ether30 mtu=9216</w:t>
+              <w:t xml:space="preserve"> set ether30 </w:t>
+            </w:r>
+            <w:proofErr w:type="spellStart"/>
+            <w:r>
+              <w:rPr>
+                <w:sz w:val="16"/>
+                <w:szCs w:val="16"/>
+              </w:rPr>
+              <w:t>mtu</w:t>
+            </w:r>
+            <w:proofErr w:type="spellEnd"/>
+            <w:r>
+              <w:rPr>
+                <w:sz w:val="16"/>
+                <w:szCs w:val="16"/>
+              </w:rPr>
+              <w:t>=9216</w:t>
             </w:r>
           </w:p>
           <w:p>
@@ -36439,7 +39029,23 @@
                 <w:sz w:val="16"/>
                 <w:szCs w:val="16"/>
               </w:rPr>
-              <w:t xml:space="preserve"> set ether31 mtu=9216</w:t>
+              <w:t xml:space="preserve"> set ether31 </w:t>
+            </w:r>
+            <w:proofErr w:type="spellStart"/>
+            <w:r>
+              <w:rPr>
+                <w:sz w:val="16"/>
+                <w:szCs w:val="16"/>
+              </w:rPr>
+              <w:t>mtu</w:t>
+            </w:r>
+            <w:proofErr w:type="spellEnd"/>
+            <w:r>
+              <w:rPr>
+                <w:sz w:val="16"/>
+                <w:szCs w:val="16"/>
+              </w:rPr>
+              <w:t>=9216</w:t>
             </w:r>
           </w:p>
           <w:p>
@@ -36470,7 +39076,23 @@
                 <w:sz w:val="16"/>
                 <w:szCs w:val="16"/>
               </w:rPr>
-              <w:t xml:space="preserve"> set ether32 mtu=9216</w:t>
+              <w:t xml:space="preserve"> set ether32 </w:t>
+            </w:r>
+            <w:proofErr w:type="spellStart"/>
+            <w:r>
+              <w:rPr>
+                <w:sz w:val="16"/>
+                <w:szCs w:val="16"/>
+              </w:rPr>
+              <w:t>mtu</w:t>
+            </w:r>
+            <w:proofErr w:type="spellEnd"/>
+            <w:r>
+              <w:rPr>
+                <w:sz w:val="16"/>
+                <w:szCs w:val="16"/>
+              </w:rPr>
+              <w:t>=9216</w:t>
             </w:r>
           </w:p>
           <w:p>
@@ -36526,7 +39148,23 @@
                 <w:sz w:val="16"/>
                 <w:szCs w:val="16"/>
               </w:rPr>
-              <w:t xml:space="preserve"> i from=1 to=32 do</w:t>
+              <w:t xml:space="preserve"> </w:t>
+            </w:r>
+            <w:proofErr w:type="spellStart"/>
+            <w:r>
+              <w:rPr>
+                <w:sz w:val="16"/>
+                <w:szCs w:val="16"/>
+              </w:rPr>
+              <w:t>i</w:t>
+            </w:r>
+            <w:proofErr w:type="spellEnd"/>
+            <w:r>
+              <w:rPr>
+                <w:sz w:val="16"/>
+                <w:szCs w:val="16"/>
+              </w:rPr>
+              <w:t xml:space="preserve"> from=1 to=32 do</w:t>
             </w:r>
             <w:proofErr w:type="gramStart"/>
             <w:r>
@@ -36573,7 +39211,39 @@
                 <w:sz w:val="16"/>
                 <w:szCs w:val="16"/>
               </w:rPr>
-              <w:t xml:space="preserve"> set ether$i mtu=9216</w:t>
+              <w:t xml:space="preserve"> set </w:t>
+            </w:r>
+            <w:proofErr w:type="spellStart"/>
+            <w:r>
+              <w:rPr>
+                <w:sz w:val="16"/>
+                <w:szCs w:val="16"/>
+              </w:rPr>
+              <w:t>ether$i</w:t>
+            </w:r>
+            <w:proofErr w:type="spellEnd"/>
+            <w:r>
+              <w:rPr>
+                <w:sz w:val="16"/>
+                <w:szCs w:val="16"/>
+              </w:rPr>
+              <w:t xml:space="preserve"> </w:t>
+            </w:r>
+            <w:proofErr w:type="spellStart"/>
+            <w:r>
+              <w:rPr>
+                <w:sz w:val="16"/>
+                <w:szCs w:val="16"/>
+              </w:rPr>
+              <w:t>mtu</w:t>
+            </w:r>
+            <w:proofErr w:type="spellEnd"/>
+            <w:r>
+              <w:rPr>
+                <w:sz w:val="16"/>
+                <w:szCs w:val="16"/>
+              </w:rPr>
+              <w:t>=9216</w:t>
             </w:r>
           </w:p>
           <w:p>
@@ -36655,7 +39325,23 @@
                 <w:sz w:val="16"/>
                 <w:szCs w:val="16"/>
               </w:rPr>
-              <w:t xml:space="preserve"> set ether1 mtu=9216</w:t>
+              <w:t xml:space="preserve"> set ether1 </w:t>
+            </w:r>
+            <w:proofErr w:type="spellStart"/>
+            <w:r>
+              <w:rPr>
+                <w:sz w:val="16"/>
+                <w:szCs w:val="16"/>
+              </w:rPr>
+              <w:t>mtu</w:t>
+            </w:r>
+            <w:proofErr w:type="spellEnd"/>
+            <w:r>
+              <w:rPr>
+                <w:sz w:val="16"/>
+                <w:szCs w:val="16"/>
+              </w:rPr>
+              <w:t>=9216</w:t>
             </w:r>
           </w:p>
           <w:p>
@@ -36686,7 +39372,23 @@
                 <w:sz w:val="16"/>
                 <w:szCs w:val="16"/>
               </w:rPr>
-              <w:t xml:space="preserve"> set ether2 mtu=9216</w:t>
+              <w:t xml:space="preserve"> set ether2 </w:t>
+            </w:r>
+            <w:proofErr w:type="spellStart"/>
+            <w:r>
+              <w:rPr>
+                <w:sz w:val="16"/>
+                <w:szCs w:val="16"/>
+              </w:rPr>
+              <w:t>mtu</w:t>
+            </w:r>
+            <w:proofErr w:type="spellEnd"/>
+            <w:r>
+              <w:rPr>
+                <w:sz w:val="16"/>
+                <w:szCs w:val="16"/>
+              </w:rPr>
+              <w:t>=9216</w:t>
             </w:r>
           </w:p>
           <w:p>
@@ -36717,7 +39419,23 @@
                 <w:sz w:val="16"/>
                 <w:szCs w:val="16"/>
               </w:rPr>
-              <w:t xml:space="preserve"> set ether3 mtu=9216</w:t>
+              <w:t xml:space="preserve"> set ether3 </w:t>
+            </w:r>
+            <w:proofErr w:type="spellStart"/>
+            <w:r>
+              <w:rPr>
+                <w:sz w:val="16"/>
+                <w:szCs w:val="16"/>
+              </w:rPr>
+              <w:t>mtu</w:t>
+            </w:r>
+            <w:proofErr w:type="spellEnd"/>
+            <w:r>
+              <w:rPr>
+                <w:sz w:val="16"/>
+                <w:szCs w:val="16"/>
+              </w:rPr>
+              <w:t>=9216</w:t>
             </w:r>
           </w:p>
           <w:p>
@@ -36748,7 +39466,23 @@
                 <w:sz w:val="16"/>
                 <w:szCs w:val="16"/>
               </w:rPr>
-              <w:t xml:space="preserve"> set ether4 mtu=9216</w:t>
+              <w:t xml:space="preserve"> set ether4 </w:t>
+            </w:r>
+            <w:proofErr w:type="spellStart"/>
+            <w:r>
+              <w:rPr>
+                <w:sz w:val="16"/>
+                <w:szCs w:val="16"/>
+              </w:rPr>
+              <w:t>mtu</w:t>
+            </w:r>
+            <w:proofErr w:type="spellEnd"/>
+            <w:r>
+              <w:rPr>
+                <w:sz w:val="16"/>
+                <w:szCs w:val="16"/>
+              </w:rPr>
+              <w:t>=9216</w:t>
             </w:r>
           </w:p>
           <w:p>
@@ -36779,7 +39513,23 @@
                 <w:sz w:val="16"/>
                 <w:szCs w:val="16"/>
               </w:rPr>
-              <w:t xml:space="preserve"> set ether5 mtu=9216</w:t>
+              <w:t xml:space="preserve"> set ether5 </w:t>
+            </w:r>
+            <w:proofErr w:type="spellStart"/>
+            <w:r>
+              <w:rPr>
+                <w:sz w:val="16"/>
+                <w:szCs w:val="16"/>
+              </w:rPr>
+              <w:t>mtu</w:t>
+            </w:r>
+            <w:proofErr w:type="spellEnd"/>
+            <w:r>
+              <w:rPr>
+                <w:sz w:val="16"/>
+                <w:szCs w:val="16"/>
+              </w:rPr>
+              <w:t>=9216</w:t>
             </w:r>
           </w:p>
           <w:p>
@@ -36810,7 +39560,23 @@
                 <w:sz w:val="16"/>
                 <w:szCs w:val="16"/>
               </w:rPr>
-              <w:t xml:space="preserve"> set ether6 mtu=9216</w:t>
+              <w:t xml:space="preserve"> set ether6 </w:t>
+            </w:r>
+            <w:proofErr w:type="spellStart"/>
+            <w:r>
+              <w:rPr>
+                <w:sz w:val="16"/>
+                <w:szCs w:val="16"/>
+              </w:rPr>
+              <w:t>mtu</w:t>
+            </w:r>
+            <w:proofErr w:type="spellEnd"/>
+            <w:r>
+              <w:rPr>
+                <w:sz w:val="16"/>
+                <w:szCs w:val="16"/>
+              </w:rPr>
+              <w:t>=9216</w:t>
             </w:r>
           </w:p>
           <w:p>
@@ -36841,7 +39607,23 @@
                 <w:sz w:val="16"/>
                 <w:szCs w:val="16"/>
               </w:rPr>
-              <w:t xml:space="preserve"> set ether7 mtu=9216</w:t>
+              <w:t xml:space="preserve"> set ether7 </w:t>
+            </w:r>
+            <w:proofErr w:type="spellStart"/>
+            <w:r>
+              <w:rPr>
+                <w:sz w:val="16"/>
+                <w:szCs w:val="16"/>
+              </w:rPr>
+              <w:t>mtu</w:t>
+            </w:r>
+            <w:proofErr w:type="spellEnd"/>
+            <w:r>
+              <w:rPr>
+                <w:sz w:val="16"/>
+                <w:szCs w:val="16"/>
+              </w:rPr>
+              <w:t>=9216</w:t>
             </w:r>
           </w:p>
           <w:p>
@@ -36872,7 +39654,23 @@
                 <w:sz w:val="16"/>
                 <w:szCs w:val="16"/>
               </w:rPr>
-              <w:t xml:space="preserve"> set ether8 mtu=9216</w:t>
+              <w:t xml:space="preserve"> set ether8 </w:t>
+            </w:r>
+            <w:proofErr w:type="spellStart"/>
+            <w:r>
+              <w:rPr>
+                <w:sz w:val="16"/>
+                <w:szCs w:val="16"/>
+              </w:rPr>
+              <w:t>mtu</w:t>
+            </w:r>
+            <w:proofErr w:type="spellEnd"/>
+            <w:r>
+              <w:rPr>
+                <w:sz w:val="16"/>
+                <w:szCs w:val="16"/>
+              </w:rPr>
+              <w:t>=9216</w:t>
             </w:r>
           </w:p>
           <w:p>
@@ -36903,7 +39701,23 @@
                 <w:sz w:val="16"/>
                 <w:szCs w:val="16"/>
               </w:rPr>
-              <w:t xml:space="preserve"> set ether9 mtu=9216</w:t>
+              <w:t xml:space="preserve"> set ether9 </w:t>
+            </w:r>
+            <w:proofErr w:type="spellStart"/>
+            <w:r>
+              <w:rPr>
+                <w:sz w:val="16"/>
+                <w:szCs w:val="16"/>
+              </w:rPr>
+              <w:t>mtu</w:t>
+            </w:r>
+            <w:proofErr w:type="spellEnd"/>
+            <w:r>
+              <w:rPr>
+                <w:sz w:val="16"/>
+                <w:szCs w:val="16"/>
+              </w:rPr>
+              <w:t>=9216</w:t>
             </w:r>
           </w:p>
           <w:p>
@@ -36934,7 +39748,23 @@
                 <w:sz w:val="16"/>
                 <w:szCs w:val="16"/>
               </w:rPr>
-              <w:t xml:space="preserve"> set ether10 mtu=9216</w:t>
+              <w:t xml:space="preserve"> set ether10 </w:t>
+            </w:r>
+            <w:proofErr w:type="spellStart"/>
+            <w:r>
+              <w:rPr>
+                <w:sz w:val="16"/>
+                <w:szCs w:val="16"/>
+              </w:rPr>
+              <w:t>mtu</w:t>
+            </w:r>
+            <w:proofErr w:type="spellEnd"/>
+            <w:r>
+              <w:rPr>
+                <w:sz w:val="16"/>
+                <w:szCs w:val="16"/>
+              </w:rPr>
+              <w:t>=9216</w:t>
             </w:r>
           </w:p>
           <w:p>
@@ -36965,7 +39795,23 @@
                 <w:sz w:val="16"/>
                 <w:szCs w:val="16"/>
               </w:rPr>
-              <w:t xml:space="preserve"> set ether11 mtu=9216</w:t>
+              <w:t xml:space="preserve"> set ether11 </w:t>
+            </w:r>
+            <w:proofErr w:type="spellStart"/>
+            <w:r>
+              <w:rPr>
+                <w:sz w:val="16"/>
+                <w:szCs w:val="16"/>
+              </w:rPr>
+              <w:t>mtu</w:t>
+            </w:r>
+            <w:proofErr w:type="spellEnd"/>
+            <w:r>
+              <w:rPr>
+                <w:sz w:val="16"/>
+                <w:szCs w:val="16"/>
+              </w:rPr>
+              <w:t>=9216</w:t>
             </w:r>
           </w:p>
           <w:p>
@@ -36996,7 +39842,23 @@
                 <w:sz w:val="16"/>
                 <w:szCs w:val="16"/>
               </w:rPr>
-              <w:t xml:space="preserve"> set ether12 mtu=9216</w:t>
+              <w:t xml:space="preserve"> set ether12 </w:t>
+            </w:r>
+            <w:proofErr w:type="spellStart"/>
+            <w:r>
+              <w:rPr>
+                <w:sz w:val="16"/>
+                <w:szCs w:val="16"/>
+              </w:rPr>
+              <w:t>mtu</w:t>
+            </w:r>
+            <w:proofErr w:type="spellEnd"/>
+            <w:r>
+              <w:rPr>
+                <w:sz w:val="16"/>
+                <w:szCs w:val="16"/>
+              </w:rPr>
+              <w:t>=9216</w:t>
             </w:r>
           </w:p>
           <w:p>
@@ -37027,7 +39889,23 @@
                 <w:sz w:val="16"/>
                 <w:szCs w:val="16"/>
               </w:rPr>
-              <w:t xml:space="preserve"> set ether13 mtu=9216</w:t>
+              <w:t xml:space="preserve"> set ether13 </w:t>
+            </w:r>
+            <w:proofErr w:type="spellStart"/>
+            <w:r>
+              <w:rPr>
+                <w:sz w:val="16"/>
+                <w:szCs w:val="16"/>
+              </w:rPr>
+              <w:t>mtu</w:t>
+            </w:r>
+            <w:proofErr w:type="spellEnd"/>
+            <w:r>
+              <w:rPr>
+                <w:sz w:val="16"/>
+                <w:szCs w:val="16"/>
+              </w:rPr>
+              <w:t>=9216</w:t>
             </w:r>
           </w:p>
           <w:p>
@@ -37058,7 +39936,23 @@
                 <w:sz w:val="16"/>
                 <w:szCs w:val="16"/>
               </w:rPr>
-              <w:t xml:space="preserve"> set ether14 mtu=9216</w:t>
+              <w:t xml:space="preserve"> set ether14 </w:t>
+            </w:r>
+            <w:proofErr w:type="spellStart"/>
+            <w:r>
+              <w:rPr>
+                <w:sz w:val="16"/>
+                <w:szCs w:val="16"/>
+              </w:rPr>
+              <w:t>mtu</w:t>
+            </w:r>
+            <w:proofErr w:type="spellEnd"/>
+            <w:r>
+              <w:rPr>
+                <w:sz w:val="16"/>
+                <w:szCs w:val="16"/>
+              </w:rPr>
+              <w:t>=9216</w:t>
             </w:r>
           </w:p>
           <w:p>
@@ -37089,7 +39983,23 @@
                 <w:sz w:val="16"/>
                 <w:szCs w:val="16"/>
               </w:rPr>
-              <w:t xml:space="preserve"> set ether15 mtu=9216</w:t>
+              <w:t xml:space="preserve"> set ether15 </w:t>
+            </w:r>
+            <w:proofErr w:type="spellStart"/>
+            <w:r>
+              <w:rPr>
+                <w:sz w:val="16"/>
+                <w:szCs w:val="16"/>
+              </w:rPr>
+              <w:t>mtu</w:t>
+            </w:r>
+            <w:proofErr w:type="spellEnd"/>
+            <w:r>
+              <w:rPr>
+                <w:sz w:val="16"/>
+                <w:szCs w:val="16"/>
+              </w:rPr>
+              <w:t>=9216</w:t>
             </w:r>
           </w:p>
           <w:p>
@@ -37120,7 +40030,23 @@
                 <w:sz w:val="16"/>
                 <w:szCs w:val="16"/>
               </w:rPr>
-              <w:t xml:space="preserve"> set ether16 mtu=9216</w:t>
+              <w:t xml:space="preserve"> set ether16 </w:t>
+            </w:r>
+            <w:proofErr w:type="spellStart"/>
+            <w:r>
+              <w:rPr>
+                <w:sz w:val="16"/>
+                <w:szCs w:val="16"/>
+              </w:rPr>
+              <w:t>mtu</w:t>
+            </w:r>
+            <w:proofErr w:type="spellEnd"/>
+            <w:r>
+              <w:rPr>
+                <w:sz w:val="16"/>
+                <w:szCs w:val="16"/>
+              </w:rPr>
+              <w:t>=9216</w:t>
             </w:r>
           </w:p>
           <w:p>
@@ -37151,7 +40077,23 @@
                 <w:sz w:val="16"/>
                 <w:szCs w:val="16"/>
               </w:rPr>
-              <w:t xml:space="preserve"> set ether17 mtu=9216</w:t>
+              <w:t xml:space="preserve"> set ether17 </w:t>
+            </w:r>
+            <w:proofErr w:type="spellStart"/>
+            <w:r>
+              <w:rPr>
+                <w:sz w:val="16"/>
+                <w:szCs w:val="16"/>
+              </w:rPr>
+              <w:t>mtu</w:t>
+            </w:r>
+            <w:proofErr w:type="spellEnd"/>
+            <w:r>
+              <w:rPr>
+                <w:sz w:val="16"/>
+                <w:szCs w:val="16"/>
+              </w:rPr>
+              <w:t>=9216</w:t>
             </w:r>
           </w:p>
           <w:p>
@@ -37182,7 +40124,23 @@
                 <w:sz w:val="16"/>
                 <w:szCs w:val="16"/>
               </w:rPr>
-              <w:t xml:space="preserve"> set ether18 mtu=9216</w:t>
+              <w:t xml:space="preserve"> set ether18 </w:t>
+            </w:r>
+            <w:proofErr w:type="spellStart"/>
+            <w:r>
+              <w:rPr>
+                <w:sz w:val="16"/>
+                <w:szCs w:val="16"/>
+              </w:rPr>
+              <w:t>mtu</w:t>
+            </w:r>
+            <w:proofErr w:type="spellEnd"/>
+            <w:r>
+              <w:rPr>
+                <w:sz w:val="16"/>
+                <w:szCs w:val="16"/>
+              </w:rPr>
+              <w:t>=9216</w:t>
             </w:r>
           </w:p>
           <w:p>
@@ -37213,7 +40171,23 @@
                 <w:sz w:val="16"/>
                 <w:szCs w:val="16"/>
               </w:rPr>
-              <w:t xml:space="preserve"> set ether19 mtu=9216</w:t>
+              <w:t xml:space="preserve"> set ether19 </w:t>
+            </w:r>
+            <w:proofErr w:type="spellStart"/>
+            <w:r>
+              <w:rPr>
+                <w:sz w:val="16"/>
+                <w:szCs w:val="16"/>
+              </w:rPr>
+              <w:t>mtu</w:t>
+            </w:r>
+            <w:proofErr w:type="spellEnd"/>
+            <w:r>
+              <w:rPr>
+                <w:sz w:val="16"/>
+                <w:szCs w:val="16"/>
+              </w:rPr>
+              <w:t>=9216</w:t>
             </w:r>
           </w:p>
           <w:p>
@@ -37244,7 +40218,23 @@
                 <w:sz w:val="16"/>
                 <w:szCs w:val="16"/>
               </w:rPr>
-              <w:t xml:space="preserve"> set ether20 mtu=9216</w:t>
+              <w:t xml:space="preserve"> set ether20 </w:t>
+            </w:r>
+            <w:proofErr w:type="spellStart"/>
+            <w:r>
+              <w:rPr>
+                <w:sz w:val="16"/>
+                <w:szCs w:val="16"/>
+              </w:rPr>
+              <w:t>mtu</w:t>
+            </w:r>
+            <w:proofErr w:type="spellEnd"/>
+            <w:r>
+              <w:rPr>
+                <w:sz w:val="16"/>
+                <w:szCs w:val="16"/>
+              </w:rPr>
+              <w:t>=9216</w:t>
             </w:r>
           </w:p>
           <w:p>
@@ -37275,7 +40265,23 @@
                 <w:sz w:val="16"/>
                 <w:szCs w:val="16"/>
               </w:rPr>
-              <w:t xml:space="preserve"> set ether21 mtu=9216</w:t>
+              <w:t xml:space="preserve"> set ether21 </w:t>
+            </w:r>
+            <w:proofErr w:type="spellStart"/>
+            <w:r>
+              <w:rPr>
+                <w:sz w:val="16"/>
+                <w:szCs w:val="16"/>
+              </w:rPr>
+              <w:t>mtu</w:t>
+            </w:r>
+            <w:proofErr w:type="spellEnd"/>
+            <w:r>
+              <w:rPr>
+                <w:sz w:val="16"/>
+                <w:szCs w:val="16"/>
+              </w:rPr>
+              <w:t>=9216</w:t>
             </w:r>
           </w:p>
           <w:p>
@@ -37306,7 +40312,23 @@
                 <w:sz w:val="16"/>
                 <w:szCs w:val="16"/>
               </w:rPr>
-              <w:t xml:space="preserve"> set ether22 mtu=9216</w:t>
+              <w:t xml:space="preserve"> set ether22 </w:t>
+            </w:r>
+            <w:proofErr w:type="spellStart"/>
+            <w:r>
+              <w:rPr>
+                <w:sz w:val="16"/>
+                <w:szCs w:val="16"/>
+              </w:rPr>
+              <w:t>mtu</w:t>
+            </w:r>
+            <w:proofErr w:type="spellEnd"/>
+            <w:r>
+              <w:rPr>
+                <w:sz w:val="16"/>
+                <w:szCs w:val="16"/>
+              </w:rPr>
+              <w:t>=9216</w:t>
             </w:r>
           </w:p>
           <w:p>
@@ -37337,7 +40359,23 @@
                 <w:sz w:val="16"/>
                 <w:szCs w:val="16"/>
               </w:rPr>
-              <w:t xml:space="preserve"> set ether23 mtu=9216</w:t>
+              <w:t xml:space="preserve"> set ether23 </w:t>
+            </w:r>
+            <w:proofErr w:type="spellStart"/>
+            <w:r>
+              <w:rPr>
+                <w:sz w:val="16"/>
+                <w:szCs w:val="16"/>
+              </w:rPr>
+              <w:t>mtu</w:t>
+            </w:r>
+            <w:proofErr w:type="spellEnd"/>
+            <w:r>
+              <w:rPr>
+                <w:sz w:val="16"/>
+                <w:szCs w:val="16"/>
+              </w:rPr>
+              <w:t>=9216</w:t>
             </w:r>
           </w:p>
           <w:p>
@@ -37368,7 +40406,23 @@
                 <w:sz w:val="16"/>
                 <w:szCs w:val="16"/>
               </w:rPr>
-              <w:t xml:space="preserve"> set ether24 mtu=9216</w:t>
+              <w:t xml:space="preserve"> set ether24 </w:t>
+            </w:r>
+            <w:proofErr w:type="spellStart"/>
+            <w:r>
+              <w:rPr>
+                <w:sz w:val="16"/>
+                <w:szCs w:val="16"/>
+              </w:rPr>
+              <w:t>mtu</w:t>
+            </w:r>
+            <w:proofErr w:type="spellEnd"/>
+            <w:r>
+              <w:rPr>
+                <w:sz w:val="16"/>
+                <w:szCs w:val="16"/>
+              </w:rPr>
+              <w:t>=9216</w:t>
             </w:r>
           </w:p>
           <w:p>
@@ -37399,7 +40453,23 @@
                 <w:sz w:val="16"/>
                 <w:szCs w:val="16"/>
               </w:rPr>
-              <w:t xml:space="preserve"> set ether25 mtu=9216</w:t>
+              <w:t xml:space="preserve"> set ether25 </w:t>
+            </w:r>
+            <w:proofErr w:type="spellStart"/>
+            <w:r>
+              <w:rPr>
+                <w:sz w:val="16"/>
+                <w:szCs w:val="16"/>
+              </w:rPr>
+              <w:t>mtu</w:t>
+            </w:r>
+            <w:proofErr w:type="spellEnd"/>
+            <w:r>
+              <w:rPr>
+                <w:sz w:val="16"/>
+                <w:szCs w:val="16"/>
+              </w:rPr>
+              <w:t>=9216</w:t>
             </w:r>
           </w:p>
           <w:p>
@@ -37430,7 +40500,23 @@
                 <w:sz w:val="16"/>
                 <w:szCs w:val="16"/>
               </w:rPr>
-              <w:t xml:space="preserve"> set ether26 mtu=9216</w:t>
+              <w:t xml:space="preserve"> set ether26 </w:t>
+            </w:r>
+            <w:proofErr w:type="spellStart"/>
+            <w:r>
+              <w:rPr>
+                <w:sz w:val="16"/>
+                <w:szCs w:val="16"/>
+              </w:rPr>
+              <w:t>mtu</w:t>
+            </w:r>
+            <w:proofErr w:type="spellEnd"/>
+            <w:r>
+              <w:rPr>
+                <w:sz w:val="16"/>
+                <w:szCs w:val="16"/>
+              </w:rPr>
+              <w:t>=9216</w:t>
             </w:r>
           </w:p>
           <w:p>
@@ -37461,7 +40547,23 @@
                 <w:sz w:val="16"/>
                 <w:szCs w:val="16"/>
               </w:rPr>
-              <w:t xml:space="preserve"> set ether27 mtu=9216</w:t>
+              <w:t xml:space="preserve"> set ether27 </w:t>
+            </w:r>
+            <w:proofErr w:type="spellStart"/>
+            <w:r>
+              <w:rPr>
+                <w:sz w:val="16"/>
+                <w:szCs w:val="16"/>
+              </w:rPr>
+              <w:t>mtu</w:t>
+            </w:r>
+            <w:proofErr w:type="spellEnd"/>
+            <w:r>
+              <w:rPr>
+                <w:sz w:val="16"/>
+                <w:szCs w:val="16"/>
+              </w:rPr>
+              <w:t>=9216</w:t>
             </w:r>
           </w:p>
           <w:p>
@@ -37492,7 +40594,23 @@
                 <w:sz w:val="16"/>
                 <w:szCs w:val="16"/>
               </w:rPr>
-              <w:t xml:space="preserve"> set ether28 mtu=9216</w:t>
+              <w:t xml:space="preserve"> set ether28 </w:t>
+            </w:r>
+            <w:proofErr w:type="spellStart"/>
+            <w:r>
+              <w:rPr>
+                <w:sz w:val="16"/>
+                <w:szCs w:val="16"/>
+              </w:rPr>
+              <w:t>mtu</w:t>
+            </w:r>
+            <w:proofErr w:type="spellEnd"/>
+            <w:r>
+              <w:rPr>
+                <w:sz w:val="16"/>
+                <w:szCs w:val="16"/>
+              </w:rPr>
+              <w:t>=9216</w:t>
             </w:r>
           </w:p>
           <w:p>
@@ -37523,7 +40641,23 @@
                 <w:sz w:val="16"/>
                 <w:szCs w:val="16"/>
               </w:rPr>
-              <w:t xml:space="preserve"> set ether29 mtu=9216</w:t>
+              <w:t xml:space="preserve"> set ether29 </w:t>
+            </w:r>
+            <w:proofErr w:type="spellStart"/>
+            <w:r>
+              <w:rPr>
+                <w:sz w:val="16"/>
+                <w:szCs w:val="16"/>
+              </w:rPr>
+              <w:t>mtu</w:t>
+            </w:r>
+            <w:proofErr w:type="spellEnd"/>
+            <w:r>
+              <w:rPr>
+                <w:sz w:val="16"/>
+                <w:szCs w:val="16"/>
+              </w:rPr>
+              <w:t>=9216</w:t>
             </w:r>
           </w:p>
           <w:p>
@@ -37554,7 +40688,23 @@
                 <w:sz w:val="16"/>
                 <w:szCs w:val="16"/>
               </w:rPr>
-              <w:t xml:space="preserve"> set ether30 mtu=9216</w:t>
+              <w:t xml:space="preserve"> set ether30 </w:t>
+            </w:r>
+            <w:proofErr w:type="spellStart"/>
+            <w:r>
+              <w:rPr>
+                <w:sz w:val="16"/>
+                <w:szCs w:val="16"/>
+              </w:rPr>
+              <w:t>mtu</w:t>
+            </w:r>
+            <w:proofErr w:type="spellEnd"/>
+            <w:r>
+              <w:rPr>
+                <w:sz w:val="16"/>
+                <w:szCs w:val="16"/>
+              </w:rPr>
+              <w:t>=9216</w:t>
             </w:r>
           </w:p>
           <w:p>
@@ -37585,7 +40735,23 @@
                 <w:sz w:val="16"/>
                 <w:szCs w:val="16"/>
               </w:rPr>
-              <w:t xml:space="preserve"> set ether31 mtu=9216</w:t>
+              <w:t xml:space="preserve"> set ether31 </w:t>
+            </w:r>
+            <w:proofErr w:type="spellStart"/>
+            <w:r>
+              <w:rPr>
+                <w:sz w:val="16"/>
+                <w:szCs w:val="16"/>
+              </w:rPr>
+              <w:t>mtu</w:t>
+            </w:r>
+            <w:proofErr w:type="spellEnd"/>
+            <w:r>
+              <w:rPr>
+                <w:sz w:val="16"/>
+                <w:szCs w:val="16"/>
+              </w:rPr>
+              <w:t>=9216</w:t>
             </w:r>
           </w:p>
           <w:p>
@@ -37616,7 +40782,23 @@
                 <w:sz w:val="16"/>
                 <w:szCs w:val="16"/>
               </w:rPr>
-              <w:t xml:space="preserve"> set ether32 mtu=9216</w:t>
+              <w:t xml:space="preserve"> set ether32 </w:t>
+            </w:r>
+            <w:proofErr w:type="spellStart"/>
+            <w:r>
+              <w:rPr>
+                <w:sz w:val="16"/>
+                <w:szCs w:val="16"/>
+              </w:rPr>
+              <w:t>mtu</w:t>
+            </w:r>
+            <w:proofErr w:type="spellEnd"/>
+            <w:r>
+              <w:rPr>
+                <w:sz w:val="16"/>
+                <w:szCs w:val="16"/>
+              </w:rPr>
+              <w:t>=9216</w:t>
             </w:r>
           </w:p>
           <w:p>
@@ -37671,7 +40853,23 @@
                 <w:sz w:val="16"/>
                 <w:szCs w:val="16"/>
               </w:rPr>
-              <w:t xml:space="preserve"> i from=1 to=32 do</w:t>
+              <w:t xml:space="preserve"> </w:t>
+            </w:r>
+            <w:proofErr w:type="spellStart"/>
+            <w:r>
+              <w:rPr>
+                <w:sz w:val="16"/>
+                <w:szCs w:val="16"/>
+              </w:rPr>
+              <w:t>i</w:t>
+            </w:r>
+            <w:proofErr w:type="spellEnd"/>
+            <w:r>
+              <w:rPr>
+                <w:sz w:val="16"/>
+                <w:szCs w:val="16"/>
+              </w:rPr>
+              <w:t xml:space="preserve"> from=1 to=32 do</w:t>
             </w:r>
             <w:proofErr w:type="gramStart"/>
             <w:r>
@@ -37718,7 +40916,39 @@
                 <w:sz w:val="16"/>
                 <w:szCs w:val="16"/>
               </w:rPr>
-              <w:t xml:space="preserve"> set ether$i mtu=9216</w:t>
+              <w:t xml:space="preserve"> set </w:t>
+            </w:r>
+            <w:proofErr w:type="spellStart"/>
+            <w:r>
+              <w:rPr>
+                <w:sz w:val="16"/>
+                <w:szCs w:val="16"/>
+              </w:rPr>
+              <w:t>ether$i</w:t>
+            </w:r>
+            <w:proofErr w:type="spellEnd"/>
+            <w:r>
+              <w:rPr>
+                <w:sz w:val="16"/>
+                <w:szCs w:val="16"/>
+              </w:rPr>
+              <w:t xml:space="preserve"> </w:t>
+            </w:r>
+            <w:proofErr w:type="spellStart"/>
+            <w:r>
+              <w:rPr>
+                <w:sz w:val="16"/>
+                <w:szCs w:val="16"/>
+              </w:rPr>
+              <w:t>mtu</w:t>
+            </w:r>
+            <w:proofErr w:type="spellEnd"/>
+            <w:r>
+              <w:rPr>
+                <w:sz w:val="16"/>
+                <w:szCs w:val="16"/>
+              </w:rPr>
+              <w:t>=9216</w:t>
             </w:r>
           </w:p>
           <w:p>
@@ -37800,7 +41030,23 @@
                 <w:sz w:val="16"/>
                 <w:szCs w:val="16"/>
               </w:rPr>
-              <w:t xml:space="preserve"> set ether1 mtu=9216</w:t>
+              <w:t xml:space="preserve"> set ether1 </w:t>
+            </w:r>
+            <w:proofErr w:type="spellStart"/>
+            <w:r>
+              <w:rPr>
+                <w:sz w:val="16"/>
+                <w:szCs w:val="16"/>
+              </w:rPr>
+              <w:t>mtu</w:t>
+            </w:r>
+            <w:proofErr w:type="spellEnd"/>
+            <w:r>
+              <w:rPr>
+                <w:sz w:val="16"/>
+                <w:szCs w:val="16"/>
+              </w:rPr>
+              <w:t>=9216</w:t>
             </w:r>
           </w:p>
           <w:p>
@@ -37832,7 +41078,23 @@
                 <w:sz w:val="16"/>
                 <w:szCs w:val="16"/>
               </w:rPr>
-              <w:t xml:space="preserve"> set ether2 mtu=9216</w:t>
+              <w:t xml:space="preserve"> set ether2 </w:t>
+            </w:r>
+            <w:proofErr w:type="spellStart"/>
+            <w:r>
+              <w:rPr>
+                <w:sz w:val="16"/>
+                <w:szCs w:val="16"/>
+              </w:rPr>
+              <w:t>mtu</w:t>
+            </w:r>
+            <w:proofErr w:type="spellEnd"/>
+            <w:r>
+              <w:rPr>
+                <w:sz w:val="16"/>
+                <w:szCs w:val="16"/>
+              </w:rPr>
+              <w:t>=9216</w:t>
             </w:r>
           </w:p>
           <w:p>
@@ -37863,7 +41125,23 @@
                 <w:sz w:val="16"/>
                 <w:szCs w:val="16"/>
               </w:rPr>
-              <w:t xml:space="preserve"> set ether3 mtu=9216</w:t>
+              <w:t xml:space="preserve"> set ether3 </w:t>
+            </w:r>
+            <w:proofErr w:type="spellStart"/>
+            <w:r>
+              <w:rPr>
+                <w:sz w:val="16"/>
+                <w:szCs w:val="16"/>
+              </w:rPr>
+              <w:t>mtu</w:t>
+            </w:r>
+            <w:proofErr w:type="spellEnd"/>
+            <w:r>
+              <w:rPr>
+                <w:sz w:val="16"/>
+                <w:szCs w:val="16"/>
+              </w:rPr>
+              <w:t>=9216</w:t>
             </w:r>
           </w:p>
           <w:p>
@@ -37894,7 +41172,23 @@
                 <w:sz w:val="16"/>
                 <w:szCs w:val="16"/>
               </w:rPr>
-              <w:t xml:space="preserve"> set ether4 mtu=9216</w:t>
+              <w:t xml:space="preserve"> set ether4 </w:t>
+            </w:r>
+            <w:proofErr w:type="spellStart"/>
+            <w:r>
+              <w:rPr>
+                <w:sz w:val="16"/>
+                <w:szCs w:val="16"/>
+              </w:rPr>
+              <w:t>mtu</w:t>
+            </w:r>
+            <w:proofErr w:type="spellEnd"/>
+            <w:r>
+              <w:rPr>
+                <w:sz w:val="16"/>
+                <w:szCs w:val="16"/>
+              </w:rPr>
+              <w:t>=9216</w:t>
             </w:r>
           </w:p>
           <w:p>
@@ -37925,7 +41219,23 @@
                 <w:sz w:val="16"/>
                 <w:szCs w:val="16"/>
               </w:rPr>
-              <w:t xml:space="preserve"> set ether5 mtu=9216</w:t>
+              <w:t xml:space="preserve"> set ether5 </w:t>
+            </w:r>
+            <w:proofErr w:type="spellStart"/>
+            <w:r>
+              <w:rPr>
+                <w:sz w:val="16"/>
+                <w:szCs w:val="16"/>
+              </w:rPr>
+              <w:t>mtu</w:t>
+            </w:r>
+            <w:proofErr w:type="spellEnd"/>
+            <w:r>
+              <w:rPr>
+                <w:sz w:val="16"/>
+                <w:szCs w:val="16"/>
+              </w:rPr>
+              <w:t>=9216</w:t>
             </w:r>
           </w:p>
           <w:p>
@@ -37956,7 +41266,23 @@
                 <w:sz w:val="16"/>
                 <w:szCs w:val="16"/>
               </w:rPr>
-              <w:t xml:space="preserve"> set ether6 mtu=9216</w:t>
+              <w:t xml:space="preserve"> set ether6 </w:t>
+            </w:r>
+            <w:proofErr w:type="spellStart"/>
+            <w:r>
+              <w:rPr>
+                <w:sz w:val="16"/>
+                <w:szCs w:val="16"/>
+              </w:rPr>
+              <w:t>mtu</w:t>
+            </w:r>
+            <w:proofErr w:type="spellEnd"/>
+            <w:r>
+              <w:rPr>
+                <w:sz w:val="16"/>
+                <w:szCs w:val="16"/>
+              </w:rPr>
+              <w:t>=9216</w:t>
             </w:r>
           </w:p>
           <w:p>
@@ -37987,7 +41313,23 @@
                 <w:sz w:val="16"/>
                 <w:szCs w:val="16"/>
               </w:rPr>
-              <w:t xml:space="preserve"> set ether7 mtu=9216</w:t>
+              <w:t xml:space="preserve"> set ether7 </w:t>
+            </w:r>
+            <w:proofErr w:type="spellStart"/>
+            <w:r>
+              <w:rPr>
+                <w:sz w:val="16"/>
+                <w:szCs w:val="16"/>
+              </w:rPr>
+              <w:t>mtu</w:t>
+            </w:r>
+            <w:proofErr w:type="spellEnd"/>
+            <w:r>
+              <w:rPr>
+                <w:sz w:val="16"/>
+                <w:szCs w:val="16"/>
+              </w:rPr>
+              <w:t>=9216</w:t>
             </w:r>
           </w:p>
           <w:p>
@@ -38018,7 +41360,23 @@
                 <w:sz w:val="16"/>
                 <w:szCs w:val="16"/>
               </w:rPr>
-              <w:t xml:space="preserve"> set ether8 mtu=9216</w:t>
+              <w:t xml:space="preserve"> set ether8 </w:t>
+            </w:r>
+            <w:proofErr w:type="spellStart"/>
+            <w:r>
+              <w:rPr>
+                <w:sz w:val="16"/>
+                <w:szCs w:val="16"/>
+              </w:rPr>
+              <w:t>mtu</w:t>
+            </w:r>
+            <w:proofErr w:type="spellEnd"/>
+            <w:r>
+              <w:rPr>
+                <w:sz w:val="16"/>
+                <w:szCs w:val="16"/>
+              </w:rPr>
+              <w:t>=9216</w:t>
             </w:r>
           </w:p>
           <w:p>
@@ -38049,7 +41407,23 @@
                 <w:sz w:val="16"/>
                 <w:szCs w:val="16"/>
               </w:rPr>
-              <w:t xml:space="preserve"> set ether9 mtu=9216</w:t>
+              <w:t xml:space="preserve"> set ether9 </w:t>
+            </w:r>
+            <w:proofErr w:type="spellStart"/>
+            <w:r>
+              <w:rPr>
+                <w:sz w:val="16"/>
+                <w:szCs w:val="16"/>
+              </w:rPr>
+              <w:t>mtu</w:t>
+            </w:r>
+            <w:proofErr w:type="spellEnd"/>
+            <w:r>
+              <w:rPr>
+                <w:sz w:val="16"/>
+                <w:szCs w:val="16"/>
+              </w:rPr>
+              <w:t>=9216</w:t>
             </w:r>
           </w:p>
           <w:p>
@@ -38080,7 +41454,23 @@
                 <w:sz w:val="16"/>
                 <w:szCs w:val="16"/>
               </w:rPr>
-              <w:t xml:space="preserve"> set ether10 mtu=9216</w:t>
+              <w:t xml:space="preserve"> set ether10 </w:t>
+            </w:r>
+            <w:proofErr w:type="spellStart"/>
+            <w:r>
+              <w:rPr>
+                <w:sz w:val="16"/>
+                <w:szCs w:val="16"/>
+              </w:rPr>
+              <w:t>mtu</w:t>
+            </w:r>
+            <w:proofErr w:type="spellEnd"/>
+            <w:r>
+              <w:rPr>
+                <w:sz w:val="16"/>
+                <w:szCs w:val="16"/>
+              </w:rPr>
+              <w:t>=9216</w:t>
             </w:r>
           </w:p>
           <w:p>
@@ -38111,7 +41501,23 @@
                 <w:sz w:val="16"/>
                 <w:szCs w:val="16"/>
               </w:rPr>
-              <w:t xml:space="preserve"> set ether11 mtu=9216</w:t>
+              <w:t xml:space="preserve"> set ether11 </w:t>
+            </w:r>
+            <w:proofErr w:type="spellStart"/>
+            <w:r>
+              <w:rPr>
+                <w:sz w:val="16"/>
+                <w:szCs w:val="16"/>
+              </w:rPr>
+              <w:t>mtu</w:t>
+            </w:r>
+            <w:proofErr w:type="spellEnd"/>
+            <w:r>
+              <w:rPr>
+                <w:sz w:val="16"/>
+                <w:szCs w:val="16"/>
+              </w:rPr>
+              <w:t>=9216</w:t>
             </w:r>
           </w:p>
           <w:p>
@@ -38142,7 +41548,23 @@
                 <w:sz w:val="16"/>
                 <w:szCs w:val="16"/>
               </w:rPr>
-              <w:t xml:space="preserve"> set ether12 mtu=9216</w:t>
+              <w:t xml:space="preserve"> set ether12 </w:t>
+            </w:r>
+            <w:proofErr w:type="spellStart"/>
+            <w:r>
+              <w:rPr>
+                <w:sz w:val="16"/>
+                <w:szCs w:val="16"/>
+              </w:rPr>
+              <w:t>mtu</w:t>
+            </w:r>
+            <w:proofErr w:type="spellEnd"/>
+            <w:r>
+              <w:rPr>
+                <w:sz w:val="16"/>
+                <w:szCs w:val="16"/>
+              </w:rPr>
+              <w:t>=9216</w:t>
             </w:r>
           </w:p>
           <w:p>
@@ -38173,7 +41595,23 @@
                 <w:sz w:val="16"/>
                 <w:szCs w:val="16"/>
               </w:rPr>
-              <w:t xml:space="preserve"> set ether13 mtu=9216</w:t>
+              <w:t xml:space="preserve"> set ether13 </w:t>
+            </w:r>
+            <w:proofErr w:type="spellStart"/>
+            <w:r>
+              <w:rPr>
+                <w:sz w:val="16"/>
+                <w:szCs w:val="16"/>
+              </w:rPr>
+              <w:t>mtu</w:t>
+            </w:r>
+            <w:proofErr w:type="spellEnd"/>
+            <w:r>
+              <w:rPr>
+                <w:sz w:val="16"/>
+                <w:szCs w:val="16"/>
+              </w:rPr>
+              <w:t>=9216</w:t>
             </w:r>
           </w:p>
           <w:p>
@@ -38204,7 +41642,23 @@
                 <w:sz w:val="16"/>
                 <w:szCs w:val="16"/>
               </w:rPr>
-              <w:t xml:space="preserve"> set ether14 mtu=9216</w:t>
+              <w:t xml:space="preserve"> set ether14 </w:t>
+            </w:r>
+            <w:proofErr w:type="spellStart"/>
+            <w:r>
+              <w:rPr>
+                <w:sz w:val="16"/>
+                <w:szCs w:val="16"/>
+              </w:rPr>
+              <w:t>mtu</w:t>
+            </w:r>
+            <w:proofErr w:type="spellEnd"/>
+            <w:r>
+              <w:rPr>
+                <w:sz w:val="16"/>
+                <w:szCs w:val="16"/>
+              </w:rPr>
+              <w:t>=9216</w:t>
             </w:r>
           </w:p>
           <w:p>
@@ -38235,7 +41689,23 @@
                 <w:sz w:val="16"/>
                 <w:szCs w:val="16"/>
               </w:rPr>
-              <w:t xml:space="preserve"> set ether15 mtu=9216</w:t>
+              <w:t xml:space="preserve"> set ether15 </w:t>
+            </w:r>
+            <w:proofErr w:type="spellStart"/>
+            <w:r>
+              <w:rPr>
+                <w:sz w:val="16"/>
+                <w:szCs w:val="16"/>
+              </w:rPr>
+              <w:t>mtu</w:t>
+            </w:r>
+            <w:proofErr w:type="spellEnd"/>
+            <w:r>
+              <w:rPr>
+                <w:sz w:val="16"/>
+                <w:szCs w:val="16"/>
+              </w:rPr>
+              <w:t>=9216</w:t>
             </w:r>
           </w:p>
           <w:p>
@@ -38266,7 +41736,23 @@
                 <w:sz w:val="16"/>
                 <w:szCs w:val="16"/>
               </w:rPr>
-              <w:t xml:space="preserve"> set ether16 mtu=9216</w:t>
+              <w:t xml:space="preserve"> set ether16 </w:t>
+            </w:r>
+            <w:proofErr w:type="spellStart"/>
+            <w:r>
+              <w:rPr>
+                <w:sz w:val="16"/>
+                <w:szCs w:val="16"/>
+              </w:rPr>
+              <w:t>mtu</w:t>
+            </w:r>
+            <w:proofErr w:type="spellEnd"/>
+            <w:r>
+              <w:rPr>
+                <w:sz w:val="16"/>
+                <w:szCs w:val="16"/>
+              </w:rPr>
+              <w:t>=9216</w:t>
             </w:r>
           </w:p>
           <w:p>
@@ -38297,7 +41783,23 @@
                 <w:sz w:val="16"/>
                 <w:szCs w:val="16"/>
               </w:rPr>
-              <w:t xml:space="preserve"> set ether17 mtu=9216</w:t>
+              <w:t xml:space="preserve"> set ether17 </w:t>
+            </w:r>
+            <w:proofErr w:type="spellStart"/>
+            <w:r>
+              <w:rPr>
+                <w:sz w:val="16"/>
+                <w:szCs w:val="16"/>
+              </w:rPr>
+              <w:t>mtu</w:t>
+            </w:r>
+            <w:proofErr w:type="spellEnd"/>
+            <w:r>
+              <w:rPr>
+                <w:sz w:val="16"/>
+                <w:szCs w:val="16"/>
+              </w:rPr>
+              <w:t>=9216</w:t>
             </w:r>
           </w:p>
           <w:p>
@@ -38328,7 +41830,23 @@
                 <w:sz w:val="16"/>
                 <w:szCs w:val="16"/>
               </w:rPr>
-              <w:t xml:space="preserve"> set ether18 mtu=9216</w:t>
+              <w:t xml:space="preserve"> set ether18 </w:t>
+            </w:r>
+            <w:proofErr w:type="spellStart"/>
+            <w:r>
+              <w:rPr>
+                <w:sz w:val="16"/>
+                <w:szCs w:val="16"/>
+              </w:rPr>
+              <w:t>mtu</w:t>
+            </w:r>
+            <w:proofErr w:type="spellEnd"/>
+            <w:r>
+              <w:rPr>
+                <w:sz w:val="16"/>
+                <w:szCs w:val="16"/>
+              </w:rPr>
+              <w:t>=9216</w:t>
             </w:r>
           </w:p>
           <w:p>
@@ -38359,7 +41877,23 @@
                 <w:sz w:val="16"/>
                 <w:szCs w:val="16"/>
               </w:rPr>
-              <w:t xml:space="preserve"> set ether19 mtu=9216</w:t>
+              <w:t xml:space="preserve"> set ether19 </w:t>
+            </w:r>
+            <w:proofErr w:type="spellStart"/>
+            <w:r>
+              <w:rPr>
+                <w:sz w:val="16"/>
+                <w:szCs w:val="16"/>
+              </w:rPr>
+              <w:t>mtu</w:t>
+            </w:r>
+            <w:proofErr w:type="spellEnd"/>
+            <w:r>
+              <w:rPr>
+                <w:sz w:val="16"/>
+                <w:szCs w:val="16"/>
+              </w:rPr>
+              <w:t>=9216</w:t>
             </w:r>
           </w:p>
           <w:p>
@@ -38390,7 +41924,23 @@
                 <w:sz w:val="16"/>
                 <w:szCs w:val="16"/>
               </w:rPr>
-              <w:t xml:space="preserve"> set ether20 mtu=9216</w:t>
+              <w:t xml:space="preserve"> set ether20 </w:t>
+            </w:r>
+            <w:proofErr w:type="spellStart"/>
+            <w:r>
+              <w:rPr>
+                <w:sz w:val="16"/>
+                <w:szCs w:val="16"/>
+              </w:rPr>
+              <w:t>mtu</w:t>
+            </w:r>
+            <w:proofErr w:type="spellEnd"/>
+            <w:r>
+              <w:rPr>
+                <w:sz w:val="16"/>
+                <w:szCs w:val="16"/>
+              </w:rPr>
+              <w:t>=9216</w:t>
             </w:r>
           </w:p>
           <w:p>
@@ -38421,7 +41971,23 @@
                 <w:sz w:val="16"/>
                 <w:szCs w:val="16"/>
               </w:rPr>
-              <w:t xml:space="preserve"> set ether21 mtu=9216</w:t>
+              <w:t xml:space="preserve"> set ether21 </w:t>
+            </w:r>
+            <w:proofErr w:type="spellStart"/>
+            <w:r>
+              <w:rPr>
+                <w:sz w:val="16"/>
+                <w:szCs w:val="16"/>
+              </w:rPr>
+              <w:t>mtu</w:t>
+            </w:r>
+            <w:proofErr w:type="spellEnd"/>
+            <w:r>
+              <w:rPr>
+                <w:sz w:val="16"/>
+                <w:szCs w:val="16"/>
+              </w:rPr>
+              <w:t>=9216</w:t>
             </w:r>
           </w:p>
           <w:p>
@@ -38452,7 +42018,23 @@
                 <w:sz w:val="16"/>
                 <w:szCs w:val="16"/>
               </w:rPr>
-              <w:t xml:space="preserve"> set ether22 mtu=9216</w:t>
+              <w:t xml:space="preserve"> set ether22 </w:t>
+            </w:r>
+            <w:proofErr w:type="spellStart"/>
+            <w:r>
+              <w:rPr>
+                <w:sz w:val="16"/>
+                <w:szCs w:val="16"/>
+              </w:rPr>
+              <w:t>mtu</w:t>
+            </w:r>
+            <w:proofErr w:type="spellEnd"/>
+            <w:r>
+              <w:rPr>
+                <w:sz w:val="16"/>
+                <w:szCs w:val="16"/>
+              </w:rPr>
+              <w:t>=9216</w:t>
             </w:r>
           </w:p>
           <w:p>
@@ -38483,7 +42065,23 @@
                 <w:sz w:val="16"/>
                 <w:szCs w:val="16"/>
               </w:rPr>
-              <w:t xml:space="preserve"> set ether23 mtu=9216</w:t>
+              <w:t xml:space="preserve"> set ether23 </w:t>
+            </w:r>
+            <w:proofErr w:type="spellStart"/>
+            <w:r>
+              <w:rPr>
+                <w:sz w:val="16"/>
+                <w:szCs w:val="16"/>
+              </w:rPr>
+              <w:t>mtu</w:t>
+            </w:r>
+            <w:proofErr w:type="spellEnd"/>
+            <w:r>
+              <w:rPr>
+                <w:sz w:val="16"/>
+                <w:szCs w:val="16"/>
+              </w:rPr>
+              <w:t>=9216</w:t>
             </w:r>
           </w:p>
           <w:p>
@@ -38514,7 +42112,23 @@
                 <w:sz w:val="16"/>
                 <w:szCs w:val="16"/>
               </w:rPr>
-              <w:t xml:space="preserve"> set ether24 mtu=9216</w:t>
+              <w:t xml:space="preserve"> set ether24 </w:t>
+            </w:r>
+            <w:proofErr w:type="spellStart"/>
+            <w:r>
+              <w:rPr>
+                <w:sz w:val="16"/>
+                <w:szCs w:val="16"/>
+              </w:rPr>
+              <w:t>mtu</w:t>
+            </w:r>
+            <w:proofErr w:type="spellEnd"/>
+            <w:r>
+              <w:rPr>
+                <w:sz w:val="16"/>
+                <w:szCs w:val="16"/>
+              </w:rPr>
+              <w:t>=9216</w:t>
             </w:r>
           </w:p>
           <w:p>
@@ -38545,7 +42159,23 @@
                 <w:sz w:val="16"/>
                 <w:szCs w:val="16"/>
               </w:rPr>
-              <w:t xml:space="preserve"> set ether25 mtu=9216</w:t>
+              <w:t xml:space="preserve"> set ether25 </w:t>
+            </w:r>
+            <w:proofErr w:type="spellStart"/>
+            <w:r>
+              <w:rPr>
+                <w:sz w:val="16"/>
+                <w:szCs w:val="16"/>
+              </w:rPr>
+              <w:t>mtu</w:t>
+            </w:r>
+            <w:proofErr w:type="spellEnd"/>
+            <w:r>
+              <w:rPr>
+                <w:sz w:val="16"/>
+                <w:szCs w:val="16"/>
+              </w:rPr>
+              <w:t>=9216</w:t>
             </w:r>
           </w:p>
           <w:p>
@@ -38576,7 +42206,23 @@
                 <w:sz w:val="16"/>
                 <w:szCs w:val="16"/>
               </w:rPr>
-              <w:t xml:space="preserve"> set ether26 mtu=9216</w:t>
+              <w:t xml:space="preserve"> set ether26 </w:t>
+            </w:r>
+            <w:proofErr w:type="spellStart"/>
+            <w:r>
+              <w:rPr>
+                <w:sz w:val="16"/>
+                <w:szCs w:val="16"/>
+              </w:rPr>
+              <w:t>mtu</w:t>
+            </w:r>
+            <w:proofErr w:type="spellEnd"/>
+            <w:r>
+              <w:rPr>
+                <w:sz w:val="16"/>
+                <w:szCs w:val="16"/>
+              </w:rPr>
+              <w:t>=9216</w:t>
             </w:r>
           </w:p>
           <w:p>
@@ -38607,7 +42253,23 @@
                 <w:sz w:val="16"/>
                 <w:szCs w:val="16"/>
               </w:rPr>
-              <w:t xml:space="preserve"> set ether27 mtu=9216</w:t>
+              <w:t xml:space="preserve"> set ether27 </w:t>
+            </w:r>
+            <w:proofErr w:type="spellStart"/>
+            <w:r>
+              <w:rPr>
+                <w:sz w:val="16"/>
+                <w:szCs w:val="16"/>
+              </w:rPr>
+              <w:t>mtu</w:t>
+            </w:r>
+            <w:proofErr w:type="spellEnd"/>
+            <w:r>
+              <w:rPr>
+                <w:sz w:val="16"/>
+                <w:szCs w:val="16"/>
+              </w:rPr>
+              <w:t>=9216</w:t>
             </w:r>
           </w:p>
           <w:p>
@@ -38638,7 +42300,23 @@
                 <w:sz w:val="16"/>
                 <w:szCs w:val="16"/>
               </w:rPr>
-              <w:t xml:space="preserve"> set ether28 mtu=9216</w:t>
+              <w:t xml:space="preserve"> set ether28 </w:t>
+            </w:r>
+            <w:proofErr w:type="spellStart"/>
+            <w:r>
+              <w:rPr>
+                <w:sz w:val="16"/>
+                <w:szCs w:val="16"/>
+              </w:rPr>
+              <w:t>mtu</w:t>
+            </w:r>
+            <w:proofErr w:type="spellEnd"/>
+            <w:r>
+              <w:rPr>
+                <w:sz w:val="16"/>
+                <w:szCs w:val="16"/>
+              </w:rPr>
+              <w:t>=9216</w:t>
             </w:r>
           </w:p>
           <w:p>
@@ -38669,7 +42347,23 @@
                 <w:sz w:val="16"/>
                 <w:szCs w:val="16"/>
               </w:rPr>
-              <w:t xml:space="preserve"> set ether29 mtu=9216</w:t>
+              <w:t xml:space="preserve"> set ether29 </w:t>
+            </w:r>
+            <w:proofErr w:type="spellStart"/>
+            <w:r>
+              <w:rPr>
+                <w:sz w:val="16"/>
+                <w:szCs w:val="16"/>
+              </w:rPr>
+              <w:t>mtu</w:t>
+            </w:r>
+            <w:proofErr w:type="spellEnd"/>
+            <w:r>
+              <w:rPr>
+                <w:sz w:val="16"/>
+                <w:szCs w:val="16"/>
+              </w:rPr>
+              <w:t>=9216</w:t>
             </w:r>
           </w:p>
           <w:p>
@@ -38700,7 +42394,23 @@
                 <w:sz w:val="16"/>
                 <w:szCs w:val="16"/>
               </w:rPr>
-              <w:t xml:space="preserve"> set ether30 mtu=9216</w:t>
+              <w:t xml:space="preserve"> set ether30 </w:t>
+            </w:r>
+            <w:proofErr w:type="spellStart"/>
+            <w:r>
+              <w:rPr>
+                <w:sz w:val="16"/>
+                <w:szCs w:val="16"/>
+              </w:rPr>
+              <w:t>mtu</w:t>
+            </w:r>
+            <w:proofErr w:type="spellEnd"/>
+            <w:r>
+              <w:rPr>
+                <w:sz w:val="16"/>
+                <w:szCs w:val="16"/>
+              </w:rPr>
+              <w:t>=9216</w:t>
             </w:r>
           </w:p>
           <w:p>
@@ -38731,7 +42441,23 @@
                 <w:sz w:val="16"/>
                 <w:szCs w:val="16"/>
               </w:rPr>
-              <w:t xml:space="preserve"> set ether31 mtu=9216</w:t>
+              <w:t xml:space="preserve"> set ether31 </w:t>
+            </w:r>
+            <w:proofErr w:type="spellStart"/>
+            <w:r>
+              <w:rPr>
+                <w:sz w:val="16"/>
+                <w:szCs w:val="16"/>
+              </w:rPr>
+              <w:t>mtu</w:t>
+            </w:r>
+            <w:proofErr w:type="spellEnd"/>
+            <w:r>
+              <w:rPr>
+                <w:sz w:val="16"/>
+                <w:szCs w:val="16"/>
+              </w:rPr>
+              <w:t>=9216</w:t>
             </w:r>
           </w:p>
           <w:p>
@@ -38762,7 +42488,23 @@
                 <w:sz w:val="16"/>
                 <w:szCs w:val="16"/>
               </w:rPr>
-              <w:t xml:space="preserve"> set ether32 mtu=9216</w:t>
+              <w:t xml:space="preserve"> set ether32 </w:t>
+            </w:r>
+            <w:proofErr w:type="spellStart"/>
+            <w:r>
+              <w:rPr>
+                <w:sz w:val="16"/>
+                <w:szCs w:val="16"/>
+              </w:rPr>
+              <w:t>mtu</w:t>
+            </w:r>
+            <w:proofErr w:type="spellEnd"/>
+            <w:r>
+              <w:rPr>
+                <w:sz w:val="16"/>
+                <w:szCs w:val="16"/>
+              </w:rPr>
+              <w:t>=9216</w:t>
             </w:r>
           </w:p>
           <w:p>
@@ -38817,7 +42559,23 @@
                 <w:sz w:val="16"/>
                 <w:szCs w:val="16"/>
               </w:rPr>
-              <w:t xml:space="preserve"> i from=1 to=32 do</w:t>
+              <w:t xml:space="preserve"> </w:t>
+            </w:r>
+            <w:proofErr w:type="spellStart"/>
+            <w:r>
+              <w:rPr>
+                <w:sz w:val="16"/>
+                <w:szCs w:val="16"/>
+              </w:rPr>
+              <w:t>i</w:t>
+            </w:r>
+            <w:proofErr w:type="spellEnd"/>
+            <w:r>
+              <w:rPr>
+                <w:sz w:val="16"/>
+                <w:szCs w:val="16"/>
+              </w:rPr>
+              <w:t xml:space="preserve"> from=1 to=32 do</w:t>
             </w:r>
             <w:proofErr w:type="gramStart"/>
             <w:r>
@@ -38864,7 +42622,39 @@
                 <w:sz w:val="16"/>
                 <w:szCs w:val="16"/>
               </w:rPr>
-              <w:t xml:space="preserve"> set ether$i mtu=9216</w:t>
+              <w:t xml:space="preserve"> set </w:t>
+            </w:r>
+            <w:proofErr w:type="spellStart"/>
+            <w:r>
+              <w:rPr>
+                <w:sz w:val="16"/>
+                <w:szCs w:val="16"/>
+              </w:rPr>
+              <w:t>ether$i</w:t>
+            </w:r>
+            <w:proofErr w:type="spellEnd"/>
+            <w:r>
+              <w:rPr>
+                <w:sz w:val="16"/>
+                <w:szCs w:val="16"/>
+              </w:rPr>
+              <w:t xml:space="preserve"> </w:t>
+            </w:r>
+            <w:proofErr w:type="spellStart"/>
+            <w:r>
+              <w:rPr>
+                <w:sz w:val="16"/>
+                <w:szCs w:val="16"/>
+              </w:rPr>
+              <w:t>mtu</w:t>
+            </w:r>
+            <w:proofErr w:type="spellEnd"/>
+            <w:r>
+              <w:rPr>
+                <w:sz w:val="16"/>
+                <w:szCs w:val="16"/>
+              </w:rPr>
+              <w:t>=9216</w:t>
             </w:r>
           </w:p>
           <w:p>
@@ -38946,7 +42736,23 @@
                 <w:sz w:val="16"/>
                 <w:szCs w:val="16"/>
               </w:rPr>
-              <w:t xml:space="preserve"> set ether1 mtu=9216</w:t>
+              <w:t xml:space="preserve"> set ether1 </w:t>
+            </w:r>
+            <w:proofErr w:type="spellStart"/>
+            <w:r>
+              <w:rPr>
+                <w:sz w:val="16"/>
+                <w:szCs w:val="16"/>
+              </w:rPr>
+              <w:t>mtu</w:t>
+            </w:r>
+            <w:proofErr w:type="spellEnd"/>
+            <w:r>
+              <w:rPr>
+                <w:sz w:val="16"/>
+                <w:szCs w:val="16"/>
+              </w:rPr>
+              <w:t>=9216</w:t>
             </w:r>
           </w:p>
           <w:p>
@@ -38977,7 +42783,23 @@
                 <w:sz w:val="16"/>
                 <w:szCs w:val="16"/>
               </w:rPr>
-              <w:t xml:space="preserve"> set ether2 mtu=9216</w:t>
+              <w:t xml:space="preserve"> set ether2 </w:t>
+            </w:r>
+            <w:proofErr w:type="spellStart"/>
+            <w:r>
+              <w:rPr>
+                <w:sz w:val="16"/>
+                <w:szCs w:val="16"/>
+              </w:rPr>
+              <w:t>mtu</w:t>
+            </w:r>
+            <w:proofErr w:type="spellEnd"/>
+            <w:r>
+              <w:rPr>
+                <w:sz w:val="16"/>
+                <w:szCs w:val="16"/>
+              </w:rPr>
+              <w:t>=9216</w:t>
             </w:r>
           </w:p>
           <w:p>
@@ -39008,7 +42830,23 @@
                 <w:sz w:val="16"/>
                 <w:szCs w:val="16"/>
               </w:rPr>
-              <w:t xml:space="preserve"> set ether3 mtu=9216</w:t>
+              <w:t xml:space="preserve"> set ether3 </w:t>
+            </w:r>
+            <w:proofErr w:type="spellStart"/>
+            <w:r>
+              <w:rPr>
+                <w:sz w:val="16"/>
+                <w:szCs w:val="16"/>
+              </w:rPr>
+              <w:t>mtu</w:t>
+            </w:r>
+            <w:proofErr w:type="spellEnd"/>
+            <w:r>
+              <w:rPr>
+                <w:sz w:val="16"/>
+                <w:szCs w:val="16"/>
+              </w:rPr>
+              <w:t>=9216</w:t>
             </w:r>
           </w:p>
           <w:p>
@@ -39039,7 +42877,23 @@
                 <w:sz w:val="16"/>
                 <w:szCs w:val="16"/>
               </w:rPr>
-              <w:t xml:space="preserve"> set ether4 mtu=9216</w:t>
+              <w:t xml:space="preserve"> set ether4 </w:t>
+            </w:r>
+            <w:proofErr w:type="spellStart"/>
+            <w:r>
+              <w:rPr>
+                <w:sz w:val="16"/>
+                <w:szCs w:val="16"/>
+              </w:rPr>
+              <w:t>mtu</w:t>
+            </w:r>
+            <w:proofErr w:type="spellEnd"/>
+            <w:r>
+              <w:rPr>
+                <w:sz w:val="16"/>
+                <w:szCs w:val="16"/>
+              </w:rPr>
+              <w:t>=9216</w:t>
             </w:r>
           </w:p>
           <w:p>
@@ -39070,7 +42924,23 @@
                 <w:sz w:val="16"/>
                 <w:szCs w:val="16"/>
               </w:rPr>
-              <w:t xml:space="preserve"> set ether5 mtu=9216</w:t>
+              <w:t xml:space="preserve"> set ether5 </w:t>
+            </w:r>
+            <w:proofErr w:type="spellStart"/>
+            <w:r>
+              <w:rPr>
+                <w:sz w:val="16"/>
+                <w:szCs w:val="16"/>
+              </w:rPr>
+              <w:t>mtu</w:t>
+            </w:r>
+            <w:proofErr w:type="spellEnd"/>
+            <w:r>
+              <w:rPr>
+                <w:sz w:val="16"/>
+                <w:szCs w:val="16"/>
+              </w:rPr>
+              <w:t>=9216</w:t>
             </w:r>
           </w:p>
           <w:p>
@@ -39101,7 +42971,23 @@
                 <w:sz w:val="16"/>
                 <w:szCs w:val="16"/>
               </w:rPr>
-              <w:t xml:space="preserve"> set ether6 mtu=9216</w:t>
+              <w:t xml:space="preserve"> set ether6 </w:t>
+            </w:r>
+            <w:proofErr w:type="spellStart"/>
+            <w:r>
+              <w:rPr>
+                <w:sz w:val="16"/>
+                <w:szCs w:val="16"/>
+              </w:rPr>
+              <w:t>mtu</w:t>
+            </w:r>
+            <w:proofErr w:type="spellEnd"/>
+            <w:r>
+              <w:rPr>
+                <w:sz w:val="16"/>
+                <w:szCs w:val="16"/>
+              </w:rPr>
+              <w:t>=9216</w:t>
             </w:r>
           </w:p>
           <w:p>
@@ -39132,7 +43018,23 @@
                 <w:sz w:val="16"/>
                 <w:szCs w:val="16"/>
               </w:rPr>
-              <w:t xml:space="preserve"> set ether7 mtu=9216</w:t>
+              <w:t xml:space="preserve"> set ether7 </w:t>
+            </w:r>
+            <w:proofErr w:type="spellStart"/>
+            <w:r>
+              <w:rPr>
+                <w:sz w:val="16"/>
+                <w:szCs w:val="16"/>
+              </w:rPr>
+              <w:t>mtu</w:t>
+            </w:r>
+            <w:proofErr w:type="spellEnd"/>
+            <w:r>
+              <w:rPr>
+                <w:sz w:val="16"/>
+                <w:szCs w:val="16"/>
+              </w:rPr>
+              <w:t>=9216</w:t>
             </w:r>
           </w:p>
           <w:p>
@@ -39163,7 +43065,23 @@
                 <w:sz w:val="16"/>
                 <w:szCs w:val="16"/>
               </w:rPr>
-              <w:t xml:space="preserve"> set ether8 mtu=9216</w:t>
+              <w:t xml:space="preserve"> set ether8 </w:t>
+            </w:r>
+            <w:proofErr w:type="spellStart"/>
+            <w:r>
+              <w:rPr>
+                <w:sz w:val="16"/>
+                <w:szCs w:val="16"/>
+              </w:rPr>
+              <w:t>mtu</w:t>
+            </w:r>
+            <w:proofErr w:type="spellEnd"/>
+            <w:r>
+              <w:rPr>
+                <w:sz w:val="16"/>
+                <w:szCs w:val="16"/>
+              </w:rPr>
+              <w:t>=9216</w:t>
             </w:r>
           </w:p>
           <w:p>
@@ -39194,7 +43112,23 @@
                 <w:sz w:val="16"/>
                 <w:szCs w:val="16"/>
               </w:rPr>
-              <w:t xml:space="preserve"> set ether9 mtu=9216</w:t>
+              <w:t xml:space="preserve"> set ether9 </w:t>
+            </w:r>
+            <w:proofErr w:type="spellStart"/>
+            <w:r>
+              <w:rPr>
+                <w:sz w:val="16"/>
+                <w:szCs w:val="16"/>
+              </w:rPr>
+              <w:t>mtu</w:t>
+            </w:r>
+            <w:proofErr w:type="spellEnd"/>
+            <w:r>
+              <w:rPr>
+                <w:sz w:val="16"/>
+                <w:szCs w:val="16"/>
+              </w:rPr>
+              <w:t>=9216</w:t>
             </w:r>
           </w:p>
           <w:p>
@@ -39226,7 +43160,23 @@
                 <w:sz w:val="16"/>
                 <w:szCs w:val="16"/>
               </w:rPr>
-              <w:t xml:space="preserve"> set ether10 mtu=9216</w:t>
+              <w:t xml:space="preserve"> set ether10 </w:t>
+            </w:r>
+            <w:proofErr w:type="spellStart"/>
+            <w:r>
+              <w:rPr>
+                <w:sz w:val="16"/>
+                <w:szCs w:val="16"/>
+              </w:rPr>
+              <w:t>mtu</w:t>
+            </w:r>
+            <w:proofErr w:type="spellEnd"/>
+            <w:r>
+              <w:rPr>
+                <w:sz w:val="16"/>
+                <w:szCs w:val="16"/>
+              </w:rPr>
+              <w:t>=9216</w:t>
             </w:r>
           </w:p>
           <w:p>
@@ -39257,7 +43207,23 @@
                 <w:sz w:val="16"/>
                 <w:szCs w:val="16"/>
               </w:rPr>
-              <w:t xml:space="preserve"> set ether11 mtu=9216</w:t>
+              <w:t xml:space="preserve"> set ether11 </w:t>
+            </w:r>
+            <w:proofErr w:type="spellStart"/>
+            <w:r>
+              <w:rPr>
+                <w:sz w:val="16"/>
+                <w:szCs w:val="16"/>
+              </w:rPr>
+              <w:t>mtu</w:t>
+            </w:r>
+            <w:proofErr w:type="spellEnd"/>
+            <w:r>
+              <w:rPr>
+                <w:sz w:val="16"/>
+                <w:szCs w:val="16"/>
+              </w:rPr>
+              <w:t>=9216</w:t>
             </w:r>
           </w:p>
           <w:p>
@@ -39288,7 +43254,23 @@
                 <w:sz w:val="16"/>
                 <w:szCs w:val="16"/>
               </w:rPr>
-              <w:t xml:space="preserve"> set ether12 mtu=9216</w:t>
+              <w:t xml:space="preserve"> set ether12 </w:t>
+            </w:r>
+            <w:proofErr w:type="spellStart"/>
+            <w:r>
+              <w:rPr>
+                <w:sz w:val="16"/>
+                <w:szCs w:val="16"/>
+              </w:rPr>
+              <w:t>mtu</w:t>
+            </w:r>
+            <w:proofErr w:type="spellEnd"/>
+            <w:r>
+              <w:rPr>
+                <w:sz w:val="16"/>
+                <w:szCs w:val="16"/>
+              </w:rPr>
+              <w:t>=9216</w:t>
             </w:r>
           </w:p>
           <w:p>
@@ -39319,7 +43301,23 @@
                 <w:sz w:val="16"/>
                 <w:szCs w:val="16"/>
               </w:rPr>
-              <w:t xml:space="preserve"> set ether13 mtu=9216</w:t>
+              <w:t xml:space="preserve"> set ether13 </w:t>
+            </w:r>
+            <w:proofErr w:type="spellStart"/>
+            <w:r>
+              <w:rPr>
+                <w:sz w:val="16"/>
+                <w:szCs w:val="16"/>
+              </w:rPr>
+              <w:t>mtu</w:t>
+            </w:r>
+            <w:proofErr w:type="spellEnd"/>
+            <w:r>
+              <w:rPr>
+                <w:sz w:val="16"/>
+                <w:szCs w:val="16"/>
+              </w:rPr>
+              <w:t>=9216</w:t>
             </w:r>
           </w:p>
           <w:p>
@@ -39350,7 +43348,23 @@
                 <w:sz w:val="16"/>
                 <w:szCs w:val="16"/>
               </w:rPr>
-              <w:t xml:space="preserve"> set ether14 mtu=9216</w:t>
+              <w:t xml:space="preserve"> set ether14 </w:t>
+            </w:r>
+            <w:proofErr w:type="spellStart"/>
+            <w:r>
+              <w:rPr>
+                <w:sz w:val="16"/>
+                <w:szCs w:val="16"/>
+              </w:rPr>
+              <w:t>mtu</w:t>
+            </w:r>
+            <w:proofErr w:type="spellEnd"/>
+            <w:r>
+              <w:rPr>
+                <w:sz w:val="16"/>
+                <w:szCs w:val="16"/>
+              </w:rPr>
+              <w:t>=9216</w:t>
             </w:r>
           </w:p>
           <w:p>
@@ -39381,7 +43395,23 @@
                 <w:sz w:val="16"/>
                 <w:szCs w:val="16"/>
               </w:rPr>
-              <w:t xml:space="preserve"> set ether15 mtu=9216</w:t>
+              <w:t xml:space="preserve"> set ether15 </w:t>
+            </w:r>
+            <w:proofErr w:type="spellStart"/>
+            <w:r>
+              <w:rPr>
+                <w:sz w:val="16"/>
+                <w:szCs w:val="16"/>
+              </w:rPr>
+              <w:t>mtu</w:t>
+            </w:r>
+            <w:proofErr w:type="spellEnd"/>
+            <w:r>
+              <w:rPr>
+                <w:sz w:val="16"/>
+                <w:szCs w:val="16"/>
+              </w:rPr>
+              <w:t>=9216</w:t>
             </w:r>
           </w:p>
           <w:p>
@@ -39412,7 +43442,23 @@
                 <w:sz w:val="16"/>
                 <w:szCs w:val="16"/>
               </w:rPr>
-              <w:t xml:space="preserve"> set ether16 mtu=9216</w:t>
+              <w:t xml:space="preserve"> set ether16 </w:t>
+            </w:r>
+            <w:proofErr w:type="spellStart"/>
+            <w:r>
+              <w:rPr>
+                <w:sz w:val="16"/>
+                <w:szCs w:val="16"/>
+              </w:rPr>
+              <w:t>mtu</w:t>
+            </w:r>
+            <w:proofErr w:type="spellEnd"/>
+            <w:r>
+              <w:rPr>
+                <w:sz w:val="16"/>
+                <w:szCs w:val="16"/>
+              </w:rPr>
+              <w:t>=9216</w:t>
             </w:r>
           </w:p>
           <w:p>
@@ -39443,7 +43489,23 @@
                 <w:sz w:val="16"/>
                 <w:szCs w:val="16"/>
               </w:rPr>
-              <w:t xml:space="preserve"> set ether17 mtu=9216</w:t>
+              <w:t xml:space="preserve"> set ether17 </w:t>
+            </w:r>
+            <w:proofErr w:type="spellStart"/>
+            <w:r>
+              <w:rPr>
+                <w:sz w:val="16"/>
+                <w:szCs w:val="16"/>
+              </w:rPr>
+              <w:t>mtu</w:t>
+            </w:r>
+            <w:proofErr w:type="spellEnd"/>
+            <w:r>
+              <w:rPr>
+                <w:sz w:val="16"/>
+                <w:szCs w:val="16"/>
+              </w:rPr>
+              <w:t>=9216</w:t>
             </w:r>
           </w:p>
           <w:p>
@@ -39474,7 +43536,23 @@
                 <w:sz w:val="16"/>
                 <w:szCs w:val="16"/>
               </w:rPr>
-              <w:t xml:space="preserve"> set ether18 mtu=9216</w:t>
+              <w:t xml:space="preserve"> set ether18 </w:t>
+            </w:r>
+            <w:proofErr w:type="spellStart"/>
+            <w:r>
+              <w:rPr>
+                <w:sz w:val="16"/>
+                <w:szCs w:val="16"/>
+              </w:rPr>
+              <w:t>mtu</w:t>
+            </w:r>
+            <w:proofErr w:type="spellEnd"/>
+            <w:r>
+              <w:rPr>
+                <w:sz w:val="16"/>
+                <w:szCs w:val="16"/>
+              </w:rPr>
+              <w:t>=9216</w:t>
             </w:r>
           </w:p>
           <w:p>
@@ -39505,7 +43583,23 @@
                 <w:sz w:val="16"/>
                 <w:szCs w:val="16"/>
               </w:rPr>
-              <w:t xml:space="preserve"> set ether19 mtu=9216</w:t>
+              <w:t xml:space="preserve"> set ether19 </w:t>
+            </w:r>
+            <w:proofErr w:type="spellStart"/>
+            <w:r>
+              <w:rPr>
+                <w:sz w:val="16"/>
+                <w:szCs w:val="16"/>
+              </w:rPr>
+              <w:t>mtu</w:t>
+            </w:r>
+            <w:proofErr w:type="spellEnd"/>
+            <w:r>
+              <w:rPr>
+                <w:sz w:val="16"/>
+                <w:szCs w:val="16"/>
+              </w:rPr>
+              <w:t>=9216</w:t>
             </w:r>
           </w:p>
           <w:p>
@@ -39536,7 +43630,23 @@
                 <w:sz w:val="16"/>
                 <w:szCs w:val="16"/>
               </w:rPr>
-              <w:t xml:space="preserve"> set ether20 mtu=9216</w:t>
+              <w:t xml:space="preserve"> set ether20 </w:t>
+            </w:r>
+            <w:proofErr w:type="spellStart"/>
+            <w:r>
+              <w:rPr>
+                <w:sz w:val="16"/>
+                <w:szCs w:val="16"/>
+              </w:rPr>
+              <w:t>mtu</w:t>
+            </w:r>
+            <w:proofErr w:type="spellEnd"/>
+            <w:r>
+              <w:rPr>
+                <w:sz w:val="16"/>
+                <w:szCs w:val="16"/>
+              </w:rPr>
+              <w:t>=9216</w:t>
             </w:r>
           </w:p>
           <w:p>
@@ -39567,7 +43677,23 @@
                 <w:sz w:val="16"/>
                 <w:szCs w:val="16"/>
               </w:rPr>
-              <w:t xml:space="preserve"> set ether21 mtu=9216</w:t>
+              <w:t xml:space="preserve"> set ether21 </w:t>
+            </w:r>
+            <w:proofErr w:type="spellStart"/>
+            <w:r>
+              <w:rPr>
+                <w:sz w:val="16"/>
+                <w:szCs w:val="16"/>
+              </w:rPr>
+              <w:t>mtu</w:t>
+            </w:r>
+            <w:proofErr w:type="spellEnd"/>
+            <w:r>
+              <w:rPr>
+                <w:sz w:val="16"/>
+                <w:szCs w:val="16"/>
+              </w:rPr>
+              <w:t>=9216</w:t>
             </w:r>
           </w:p>
           <w:p>
@@ -39598,7 +43724,23 @@
                 <w:sz w:val="16"/>
                 <w:szCs w:val="16"/>
               </w:rPr>
-              <w:t xml:space="preserve"> set ether22 mtu=9216</w:t>
+              <w:t xml:space="preserve"> set ether22 </w:t>
+            </w:r>
+            <w:proofErr w:type="spellStart"/>
+            <w:r>
+              <w:rPr>
+                <w:sz w:val="16"/>
+                <w:szCs w:val="16"/>
+              </w:rPr>
+              <w:t>mtu</w:t>
+            </w:r>
+            <w:proofErr w:type="spellEnd"/>
+            <w:r>
+              <w:rPr>
+                <w:sz w:val="16"/>
+                <w:szCs w:val="16"/>
+              </w:rPr>
+              <w:t>=9216</w:t>
             </w:r>
           </w:p>
           <w:p>
@@ -39629,7 +43771,23 @@
                 <w:sz w:val="16"/>
                 <w:szCs w:val="16"/>
               </w:rPr>
-              <w:t xml:space="preserve"> set ether23 mtu=9216</w:t>
+              <w:t xml:space="preserve"> set ether23 </w:t>
+            </w:r>
+            <w:proofErr w:type="spellStart"/>
+            <w:r>
+              <w:rPr>
+                <w:sz w:val="16"/>
+                <w:szCs w:val="16"/>
+              </w:rPr>
+              <w:t>mtu</w:t>
+            </w:r>
+            <w:proofErr w:type="spellEnd"/>
+            <w:r>
+              <w:rPr>
+                <w:sz w:val="16"/>
+                <w:szCs w:val="16"/>
+              </w:rPr>
+              <w:t>=9216</w:t>
             </w:r>
           </w:p>
           <w:p>
@@ -39660,7 +43818,23 @@
                 <w:sz w:val="16"/>
                 <w:szCs w:val="16"/>
               </w:rPr>
-              <w:t xml:space="preserve"> set ether24 mtu=9216</w:t>
+              <w:t xml:space="preserve"> set ether24 </w:t>
+            </w:r>
+            <w:proofErr w:type="spellStart"/>
+            <w:r>
+              <w:rPr>
+                <w:sz w:val="16"/>
+                <w:szCs w:val="16"/>
+              </w:rPr>
+              <w:t>mtu</w:t>
+            </w:r>
+            <w:proofErr w:type="spellEnd"/>
+            <w:r>
+              <w:rPr>
+                <w:sz w:val="16"/>
+                <w:szCs w:val="16"/>
+              </w:rPr>
+              <w:t>=9216</w:t>
             </w:r>
           </w:p>
           <w:p>
@@ -39691,7 +43865,23 @@
                 <w:sz w:val="16"/>
                 <w:szCs w:val="16"/>
               </w:rPr>
-              <w:t xml:space="preserve"> set ether25 mtu=9216</w:t>
+              <w:t xml:space="preserve"> set ether25 </w:t>
+            </w:r>
+            <w:proofErr w:type="spellStart"/>
+            <w:r>
+              <w:rPr>
+                <w:sz w:val="16"/>
+                <w:szCs w:val="16"/>
+              </w:rPr>
+              <w:t>mtu</w:t>
+            </w:r>
+            <w:proofErr w:type="spellEnd"/>
+            <w:r>
+              <w:rPr>
+                <w:sz w:val="16"/>
+                <w:szCs w:val="16"/>
+              </w:rPr>
+              <w:t>=9216</w:t>
             </w:r>
           </w:p>
           <w:p>
@@ -39722,7 +43912,23 @@
                 <w:sz w:val="16"/>
                 <w:szCs w:val="16"/>
               </w:rPr>
-              <w:t xml:space="preserve"> set ether26 mtu=9216</w:t>
+              <w:t xml:space="preserve"> set ether26 </w:t>
+            </w:r>
+            <w:proofErr w:type="spellStart"/>
+            <w:r>
+              <w:rPr>
+                <w:sz w:val="16"/>
+                <w:szCs w:val="16"/>
+              </w:rPr>
+              <w:t>mtu</w:t>
+            </w:r>
+            <w:proofErr w:type="spellEnd"/>
+            <w:r>
+              <w:rPr>
+                <w:sz w:val="16"/>
+                <w:szCs w:val="16"/>
+              </w:rPr>
+              <w:t>=9216</w:t>
             </w:r>
           </w:p>
           <w:p>
@@ -39753,7 +43959,23 @@
                 <w:sz w:val="16"/>
                 <w:szCs w:val="16"/>
               </w:rPr>
-              <w:t xml:space="preserve"> set ether27 mtu=9216</w:t>
+              <w:t xml:space="preserve"> set ether27 </w:t>
+            </w:r>
+            <w:proofErr w:type="spellStart"/>
+            <w:r>
+              <w:rPr>
+                <w:sz w:val="16"/>
+                <w:szCs w:val="16"/>
+              </w:rPr>
+              <w:t>mtu</w:t>
+            </w:r>
+            <w:proofErr w:type="spellEnd"/>
+            <w:r>
+              <w:rPr>
+                <w:sz w:val="16"/>
+                <w:szCs w:val="16"/>
+              </w:rPr>
+              <w:t>=9216</w:t>
             </w:r>
           </w:p>
           <w:p>
@@ -39784,7 +44006,23 @@
                 <w:sz w:val="16"/>
                 <w:szCs w:val="16"/>
               </w:rPr>
-              <w:t xml:space="preserve"> set ether28 mtu=9216</w:t>
+              <w:t xml:space="preserve"> set ether28 </w:t>
+            </w:r>
+            <w:proofErr w:type="spellStart"/>
+            <w:r>
+              <w:rPr>
+                <w:sz w:val="16"/>
+                <w:szCs w:val="16"/>
+              </w:rPr>
+              <w:t>mtu</w:t>
+            </w:r>
+            <w:proofErr w:type="spellEnd"/>
+            <w:r>
+              <w:rPr>
+                <w:sz w:val="16"/>
+                <w:szCs w:val="16"/>
+              </w:rPr>
+              <w:t>=9216</w:t>
             </w:r>
           </w:p>
           <w:p>
@@ -39815,7 +44053,23 @@
                 <w:sz w:val="16"/>
                 <w:szCs w:val="16"/>
               </w:rPr>
-              <w:t xml:space="preserve"> set ether29 mtu=9216</w:t>
+              <w:t xml:space="preserve"> set ether29 </w:t>
+            </w:r>
+            <w:proofErr w:type="spellStart"/>
+            <w:r>
+              <w:rPr>
+                <w:sz w:val="16"/>
+                <w:szCs w:val="16"/>
+              </w:rPr>
+              <w:t>mtu</w:t>
+            </w:r>
+            <w:proofErr w:type="spellEnd"/>
+            <w:r>
+              <w:rPr>
+                <w:sz w:val="16"/>
+                <w:szCs w:val="16"/>
+              </w:rPr>
+              <w:t>=9216</w:t>
             </w:r>
           </w:p>
           <w:p>
@@ -39846,7 +44100,23 @@
                 <w:sz w:val="16"/>
                 <w:szCs w:val="16"/>
               </w:rPr>
-              <w:t xml:space="preserve"> set ether30 mtu=9216</w:t>
+              <w:t xml:space="preserve"> set ether30 </w:t>
+            </w:r>
+            <w:proofErr w:type="spellStart"/>
+            <w:r>
+              <w:rPr>
+                <w:sz w:val="16"/>
+                <w:szCs w:val="16"/>
+              </w:rPr>
+              <w:t>mtu</w:t>
+            </w:r>
+            <w:proofErr w:type="spellEnd"/>
+            <w:r>
+              <w:rPr>
+                <w:sz w:val="16"/>
+                <w:szCs w:val="16"/>
+              </w:rPr>
+              <w:t>=9216</w:t>
             </w:r>
           </w:p>
           <w:p>
@@ -39877,7 +44147,23 @@
                 <w:sz w:val="16"/>
                 <w:szCs w:val="16"/>
               </w:rPr>
-              <w:t xml:space="preserve"> set ether31 mtu=9216</w:t>
+              <w:t xml:space="preserve"> set ether31 </w:t>
+            </w:r>
+            <w:proofErr w:type="spellStart"/>
+            <w:r>
+              <w:rPr>
+                <w:sz w:val="16"/>
+                <w:szCs w:val="16"/>
+              </w:rPr>
+              <w:t>mtu</w:t>
+            </w:r>
+            <w:proofErr w:type="spellEnd"/>
+            <w:r>
+              <w:rPr>
+                <w:sz w:val="16"/>
+                <w:szCs w:val="16"/>
+              </w:rPr>
+              <w:t>=9216</w:t>
             </w:r>
           </w:p>
           <w:p>
@@ -39908,7 +44194,23 @@
                 <w:sz w:val="16"/>
                 <w:szCs w:val="16"/>
               </w:rPr>
-              <w:t xml:space="preserve"> set ether32 mtu=9216</w:t>
+              <w:t xml:space="preserve"> set ether32 </w:t>
+            </w:r>
+            <w:proofErr w:type="spellStart"/>
+            <w:r>
+              <w:rPr>
+                <w:sz w:val="16"/>
+                <w:szCs w:val="16"/>
+              </w:rPr>
+              <w:t>mtu</w:t>
+            </w:r>
+            <w:proofErr w:type="spellEnd"/>
+            <w:r>
+              <w:rPr>
+                <w:sz w:val="16"/>
+                <w:szCs w:val="16"/>
+              </w:rPr>
+              <w:t>=9216</w:t>
             </w:r>
           </w:p>
           <w:p>
@@ -39963,7 +44265,23 @@
                 <w:sz w:val="16"/>
                 <w:szCs w:val="16"/>
               </w:rPr>
-              <w:t xml:space="preserve"> i from=1 to=32 do</w:t>
+              <w:t xml:space="preserve"> </w:t>
+            </w:r>
+            <w:proofErr w:type="spellStart"/>
+            <w:r>
+              <w:rPr>
+                <w:sz w:val="16"/>
+                <w:szCs w:val="16"/>
+              </w:rPr>
+              <w:t>i</w:t>
+            </w:r>
+            <w:proofErr w:type="spellEnd"/>
+            <w:r>
+              <w:rPr>
+                <w:sz w:val="16"/>
+                <w:szCs w:val="16"/>
+              </w:rPr>
+              <w:t xml:space="preserve"> from=1 to=32 do</w:t>
             </w:r>
             <w:proofErr w:type="gramStart"/>
             <w:r>
@@ -40010,7 +44328,39 @@
                 <w:sz w:val="16"/>
                 <w:szCs w:val="16"/>
               </w:rPr>
-              <w:t xml:space="preserve"> set ether$i mtu=9216</w:t>
+              <w:t xml:space="preserve"> set </w:t>
+            </w:r>
+            <w:proofErr w:type="spellStart"/>
+            <w:r>
+              <w:rPr>
+                <w:sz w:val="16"/>
+                <w:szCs w:val="16"/>
+              </w:rPr>
+              <w:t>ether$i</w:t>
+            </w:r>
+            <w:proofErr w:type="spellEnd"/>
+            <w:r>
+              <w:rPr>
+                <w:sz w:val="16"/>
+                <w:szCs w:val="16"/>
+              </w:rPr>
+              <w:t xml:space="preserve"> </w:t>
+            </w:r>
+            <w:proofErr w:type="spellStart"/>
+            <w:r>
+              <w:rPr>
+                <w:sz w:val="16"/>
+                <w:szCs w:val="16"/>
+              </w:rPr>
+              <w:t>mtu</w:t>
+            </w:r>
+            <w:proofErr w:type="spellEnd"/>
+            <w:r>
+              <w:rPr>
+                <w:sz w:val="16"/>
+                <w:szCs w:val="16"/>
+              </w:rPr>
+              <w:t>=9216</w:t>
             </w:r>
           </w:p>
           <w:p>
@@ -40092,7 +44442,23 @@
                 <w:sz w:val="16"/>
                 <w:szCs w:val="16"/>
               </w:rPr>
-              <w:t xml:space="preserve"> set ether1 mtu=9216</w:t>
+              <w:t xml:space="preserve"> set ether1 </w:t>
+            </w:r>
+            <w:proofErr w:type="spellStart"/>
+            <w:r>
+              <w:rPr>
+                <w:sz w:val="16"/>
+                <w:szCs w:val="16"/>
+              </w:rPr>
+              <w:t>mtu</w:t>
+            </w:r>
+            <w:proofErr w:type="spellEnd"/>
+            <w:r>
+              <w:rPr>
+                <w:sz w:val="16"/>
+                <w:szCs w:val="16"/>
+              </w:rPr>
+              <w:t>=9216</w:t>
             </w:r>
           </w:p>
           <w:p>
@@ -40123,7 +44489,23 @@
                 <w:sz w:val="16"/>
                 <w:szCs w:val="16"/>
               </w:rPr>
-              <w:t xml:space="preserve"> set ether2 mtu=9216</w:t>
+              <w:t xml:space="preserve"> set ether2 </w:t>
+            </w:r>
+            <w:proofErr w:type="spellStart"/>
+            <w:r>
+              <w:rPr>
+                <w:sz w:val="16"/>
+                <w:szCs w:val="16"/>
+              </w:rPr>
+              <w:t>mtu</w:t>
+            </w:r>
+            <w:proofErr w:type="spellEnd"/>
+            <w:r>
+              <w:rPr>
+                <w:sz w:val="16"/>
+                <w:szCs w:val="16"/>
+              </w:rPr>
+              <w:t>=9216</w:t>
             </w:r>
           </w:p>
           <w:p>
@@ -40154,7 +44536,23 @@
                 <w:sz w:val="16"/>
                 <w:szCs w:val="16"/>
               </w:rPr>
-              <w:t xml:space="preserve"> set ether3 mtu=9216</w:t>
+              <w:t xml:space="preserve"> set ether3 </w:t>
+            </w:r>
+            <w:proofErr w:type="spellStart"/>
+            <w:r>
+              <w:rPr>
+                <w:sz w:val="16"/>
+                <w:szCs w:val="16"/>
+              </w:rPr>
+              <w:t>mtu</w:t>
+            </w:r>
+            <w:proofErr w:type="spellEnd"/>
+            <w:r>
+              <w:rPr>
+                <w:sz w:val="16"/>
+                <w:szCs w:val="16"/>
+              </w:rPr>
+              <w:t>=9216</w:t>
             </w:r>
           </w:p>
           <w:p>
@@ -40185,7 +44583,23 @@
                 <w:sz w:val="16"/>
                 <w:szCs w:val="16"/>
               </w:rPr>
-              <w:t xml:space="preserve"> set ether4 mtu=9216</w:t>
+              <w:t xml:space="preserve"> set ether4 </w:t>
+            </w:r>
+            <w:proofErr w:type="spellStart"/>
+            <w:r>
+              <w:rPr>
+                <w:sz w:val="16"/>
+                <w:szCs w:val="16"/>
+              </w:rPr>
+              <w:t>mtu</w:t>
+            </w:r>
+            <w:proofErr w:type="spellEnd"/>
+            <w:r>
+              <w:rPr>
+                <w:sz w:val="16"/>
+                <w:szCs w:val="16"/>
+              </w:rPr>
+              <w:t>=9216</w:t>
             </w:r>
           </w:p>
           <w:p>
@@ -40216,7 +44630,23 @@
                 <w:sz w:val="16"/>
                 <w:szCs w:val="16"/>
               </w:rPr>
-              <w:t xml:space="preserve"> set ether5 mtu=9216</w:t>
+              <w:t xml:space="preserve"> set ether5 </w:t>
+            </w:r>
+            <w:proofErr w:type="spellStart"/>
+            <w:r>
+              <w:rPr>
+                <w:sz w:val="16"/>
+                <w:szCs w:val="16"/>
+              </w:rPr>
+              <w:t>mtu</w:t>
+            </w:r>
+            <w:proofErr w:type="spellEnd"/>
+            <w:r>
+              <w:rPr>
+                <w:sz w:val="16"/>
+                <w:szCs w:val="16"/>
+              </w:rPr>
+              <w:t>=9216</w:t>
             </w:r>
           </w:p>
           <w:p>
@@ -40247,7 +44677,23 @@
                 <w:sz w:val="16"/>
                 <w:szCs w:val="16"/>
               </w:rPr>
-              <w:t xml:space="preserve"> set ether6 mtu=9216</w:t>
+              <w:t xml:space="preserve"> set ether6 </w:t>
+            </w:r>
+            <w:proofErr w:type="spellStart"/>
+            <w:r>
+              <w:rPr>
+                <w:sz w:val="16"/>
+                <w:szCs w:val="16"/>
+              </w:rPr>
+              <w:t>mtu</w:t>
+            </w:r>
+            <w:proofErr w:type="spellEnd"/>
+            <w:r>
+              <w:rPr>
+                <w:sz w:val="16"/>
+                <w:szCs w:val="16"/>
+              </w:rPr>
+              <w:t>=9216</w:t>
             </w:r>
           </w:p>
           <w:p>
@@ -40278,7 +44724,23 @@
                 <w:sz w:val="16"/>
                 <w:szCs w:val="16"/>
               </w:rPr>
-              <w:t xml:space="preserve"> set ether7 mtu=9216</w:t>
+              <w:t xml:space="preserve"> set ether7 </w:t>
+            </w:r>
+            <w:proofErr w:type="spellStart"/>
+            <w:r>
+              <w:rPr>
+                <w:sz w:val="16"/>
+                <w:szCs w:val="16"/>
+              </w:rPr>
+              <w:t>mtu</w:t>
+            </w:r>
+            <w:proofErr w:type="spellEnd"/>
+            <w:r>
+              <w:rPr>
+                <w:sz w:val="16"/>
+                <w:szCs w:val="16"/>
+              </w:rPr>
+              <w:t>=9216</w:t>
             </w:r>
           </w:p>
           <w:p>
@@ -40309,7 +44771,23 @@
                 <w:sz w:val="16"/>
                 <w:szCs w:val="16"/>
               </w:rPr>
-              <w:t xml:space="preserve"> set ether8 mtu=9216</w:t>
+              <w:t xml:space="preserve"> set ether8 </w:t>
+            </w:r>
+            <w:proofErr w:type="spellStart"/>
+            <w:r>
+              <w:rPr>
+                <w:sz w:val="16"/>
+                <w:szCs w:val="16"/>
+              </w:rPr>
+              <w:t>mtu</w:t>
+            </w:r>
+            <w:proofErr w:type="spellEnd"/>
+            <w:r>
+              <w:rPr>
+                <w:sz w:val="16"/>
+                <w:szCs w:val="16"/>
+              </w:rPr>
+              <w:t>=9216</w:t>
             </w:r>
           </w:p>
           <w:p>
@@ -40340,7 +44818,23 @@
                 <w:sz w:val="16"/>
                 <w:szCs w:val="16"/>
               </w:rPr>
-              <w:t xml:space="preserve"> set ether9 mtu=9216</w:t>
+              <w:t xml:space="preserve"> set ether9 </w:t>
+            </w:r>
+            <w:proofErr w:type="spellStart"/>
+            <w:r>
+              <w:rPr>
+                <w:sz w:val="16"/>
+                <w:szCs w:val="16"/>
+              </w:rPr>
+              <w:t>mtu</w:t>
+            </w:r>
+            <w:proofErr w:type="spellEnd"/>
+            <w:r>
+              <w:rPr>
+                <w:sz w:val="16"/>
+                <w:szCs w:val="16"/>
+              </w:rPr>
+              <w:t>=9216</w:t>
             </w:r>
           </w:p>
           <w:p>
@@ -40371,7 +44865,23 @@
                 <w:sz w:val="16"/>
                 <w:szCs w:val="16"/>
               </w:rPr>
-              <w:t xml:space="preserve"> set ether10 mtu=9216</w:t>
+              <w:t xml:space="preserve"> set ether10 </w:t>
+            </w:r>
+            <w:proofErr w:type="spellStart"/>
+            <w:r>
+              <w:rPr>
+                <w:sz w:val="16"/>
+                <w:szCs w:val="16"/>
+              </w:rPr>
+              <w:t>mtu</w:t>
+            </w:r>
+            <w:proofErr w:type="spellEnd"/>
+            <w:r>
+              <w:rPr>
+                <w:sz w:val="16"/>
+                <w:szCs w:val="16"/>
+              </w:rPr>
+              <w:t>=9216</w:t>
             </w:r>
           </w:p>
           <w:p>
@@ -40402,7 +44912,23 @@
                 <w:sz w:val="16"/>
                 <w:szCs w:val="16"/>
               </w:rPr>
-              <w:t xml:space="preserve"> set ether11 mtu=9216</w:t>
+              <w:t xml:space="preserve"> set ether11 </w:t>
+            </w:r>
+            <w:proofErr w:type="spellStart"/>
+            <w:r>
+              <w:rPr>
+                <w:sz w:val="16"/>
+                <w:szCs w:val="16"/>
+              </w:rPr>
+              <w:t>mtu</w:t>
+            </w:r>
+            <w:proofErr w:type="spellEnd"/>
+            <w:r>
+              <w:rPr>
+                <w:sz w:val="16"/>
+                <w:szCs w:val="16"/>
+              </w:rPr>
+              <w:t>=9216</w:t>
             </w:r>
           </w:p>
           <w:p>
@@ -40433,7 +44959,23 @@
                 <w:sz w:val="16"/>
                 <w:szCs w:val="16"/>
               </w:rPr>
-              <w:t xml:space="preserve"> set ether12 mtu=9216</w:t>
+              <w:t xml:space="preserve"> set ether12 </w:t>
+            </w:r>
+            <w:proofErr w:type="spellStart"/>
+            <w:r>
+              <w:rPr>
+                <w:sz w:val="16"/>
+                <w:szCs w:val="16"/>
+              </w:rPr>
+              <w:t>mtu</w:t>
+            </w:r>
+            <w:proofErr w:type="spellEnd"/>
+            <w:r>
+              <w:rPr>
+                <w:sz w:val="16"/>
+                <w:szCs w:val="16"/>
+              </w:rPr>
+              <w:t>=9216</w:t>
             </w:r>
           </w:p>
           <w:p>
@@ -40464,7 +45006,23 @@
                 <w:sz w:val="16"/>
                 <w:szCs w:val="16"/>
               </w:rPr>
-              <w:t xml:space="preserve"> set ether13 mtu=9216</w:t>
+              <w:t xml:space="preserve"> set ether13 </w:t>
+            </w:r>
+            <w:proofErr w:type="spellStart"/>
+            <w:r>
+              <w:rPr>
+                <w:sz w:val="16"/>
+                <w:szCs w:val="16"/>
+              </w:rPr>
+              <w:t>mtu</w:t>
+            </w:r>
+            <w:proofErr w:type="spellEnd"/>
+            <w:r>
+              <w:rPr>
+                <w:sz w:val="16"/>
+                <w:szCs w:val="16"/>
+              </w:rPr>
+              <w:t>=9216</w:t>
             </w:r>
           </w:p>
           <w:p>
@@ -40495,7 +45053,23 @@
                 <w:sz w:val="16"/>
                 <w:szCs w:val="16"/>
               </w:rPr>
-              <w:t xml:space="preserve"> set ether14 mtu=9216</w:t>
+              <w:t xml:space="preserve"> set ether14 </w:t>
+            </w:r>
+            <w:proofErr w:type="spellStart"/>
+            <w:r>
+              <w:rPr>
+                <w:sz w:val="16"/>
+                <w:szCs w:val="16"/>
+              </w:rPr>
+              <w:t>mtu</w:t>
+            </w:r>
+            <w:proofErr w:type="spellEnd"/>
+            <w:r>
+              <w:rPr>
+                <w:sz w:val="16"/>
+                <w:szCs w:val="16"/>
+              </w:rPr>
+              <w:t>=9216</w:t>
             </w:r>
           </w:p>
           <w:p>
@@ -40526,7 +45100,23 @@
                 <w:sz w:val="16"/>
                 <w:szCs w:val="16"/>
               </w:rPr>
-              <w:t xml:space="preserve"> set ether15 mtu=9216</w:t>
+              <w:t xml:space="preserve"> set ether15 </w:t>
+            </w:r>
+            <w:proofErr w:type="spellStart"/>
+            <w:r>
+              <w:rPr>
+                <w:sz w:val="16"/>
+                <w:szCs w:val="16"/>
+              </w:rPr>
+              <w:t>mtu</w:t>
+            </w:r>
+            <w:proofErr w:type="spellEnd"/>
+            <w:r>
+              <w:rPr>
+                <w:sz w:val="16"/>
+                <w:szCs w:val="16"/>
+              </w:rPr>
+              <w:t>=9216</w:t>
             </w:r>
           </w:p>
           <w:p>
@@ -40557,7 +45147,23 @@
                 <w:sz w:val="16"/>
                 <w:szCs w:val="16"/>
               </w:rPr>
-              <w:t xml:space="preserve"> set ether16 mtu=9216</w:t>
+              <w:t xml:space="preserve"> set ether16 </w:t>
+            </w:r>
+            <w:proofErr w:type="spellStart"/>
+            <w:r>
+              <w:rPr>
+                <w:sz w:val="16"/>
+                <w:szCs w:val="16"/>
+              </w:rPr>
+              <w:t>mtu</w:t>
+            </w:r>
+            <w:proofErr w:type="spellEnd"/>
+            <w:r>
+              <w:rPr>
+                <w:sz w:val="16"/>
+                <w:szCs w:val="16"/>
+              </w:rPr>
+              <w:t>=9216</w:t>
             </w:r>
           </w:p>
           <w:p>
@@ -40588,7 +45194,23 @@
                 <w:sz w:val="16"/>
                 <w:szCs w:val="16"/>
               </w:rPr>
-              <w:t xml:space="preserve"> set ether17 mtu=9216</w:t>
+              <w:t xml:space="preserve"> set ether17 </w:t>
+            </w:r>
+            <w:proofErr w:type="spellStart"/>
+            <w:r>
+              <w:rPr>
+                <w:sz w:val="16"/>
+                <w:szCs w:val="16"/>
+              </w:rPr>
+              <w:t>mtu</w:t>
+            </w:r>
+            <w:proofErr w:type="spellEnd"/>
+            <w:r>
+              <w:rPr>
+                <w:sz w:val="16"/>
+                <w:szCs w:val="16"/>
+              </w:rPr>
+              <w:t>=9216</w:t>
             </w:r>
           </w:p>
           <w:p>
@@ -40620,7 +45242,23 @@
                 <w:sz w:val="16"/>
                 <w:szCs w:val="16"/>
               </w:rPr>
-              <w:t xml:space="preserve"> set ether18 mtu=9216</w:t>
+              <w:t xml:space="preserve"> set ether18 </w:t>
+            </w:r>
+            <w:proofErr w:type="spellStart"/>
+            <w:r>
+              <w:rPr>
+                <w:sz w:val="16"/>
+                <w:szCs w:val="16"/>
+              </w:rPr>
+              <w:t>mtu</w:t>
+            </w:r>
+            <w:proofErr w:type="spellEnd"/>
+            <w:r>
+              <w:rPr>
+                <w:sz w:val="16"/>
+                <w:szCs w:val="16"/>
+              </w:rPr>
+              <w:t>=9216</w:t>
             </w:r>
           </w:p>
           <w:p>
@@ -40651,7 +45289,23 @@
                 <w:sz w:val="16"/>
                 <w:szCs w:val="16"/>
               </w:rPr>
-              <w:t xml:space="preserve"> set ether19 mtu=9216</w:t>
+              <w:t xml:space="preserve"> set ether19 </w:t>
+            </w:r>
+            <w:proofErr w:type="spellStart"/>
+            <w:r>
+              <w:rPr>
+                <w:sz w:val="16"/>
+                <w:szCs w:val="16"/>
+              </w:rPr>
+              <w:t>mtu</w:t>
+            </w:r>
+            <w:proofErr w:type="spellEnd"/>
+            <w:r>
+              <w:rPr>
+                <w:sz w:val="16"/>
+                <w:szCs w:val="16"/>
+              </w:rPr>
+              <w:t>=9216</w:t>
             </w:r>
           </w:p>
           <w:p>
@@ -40682,7 +45336,23 @@
                 <w:sz w:val="16"/>
                 <w:szCs w:val="16"/>
               </w:rPr>
-              <w:t xml:space="preserve"> set ether20 mtu=9216</w:t>
+              <w:t xml:space="preserve"> set ether20 </w:t>
+            </w:r>
+            <w:proofErr w:type="spellStart"/>
+            <w:r>
+              <w:rPr>
+                <w:sz w:val="16"/>
+                <w:szCs w:val="16"/>
+              </w:rPr>
+              <w:t>mtu</w:t>
+            </w:r>
+            <w:proofErr w:type="spellEnd"/>
+            <w:r>
+              <w:rPr>
+                <w:sz w:val="16"/>
+                <w:szCs w:val="16"/>
+              </w:rPr>
+              <w:t>=9216</w:t>
             </w:r>
           </w:p>
           <w:p>
@@ -40713,7 +45383,23 @@
                 <w:sz w:val="16"/>
                 <w:szCs w:val="16"/>
               </w:rPr>
-              <w:t xml:space="preserve"> set ether21 mtu=9216</w:t>
+              <w:t xml:space="preserve"> set ether21 </w:t>
+            </w:r>
+            <w:proofErr w:type="spellStart"/>
+            <w:r>
+              <w:rPr>
+                <w:sz w:val="16"/>
+                <w:szCs w:val="16"/>
+              </w:rPr>
+              <w:t>mtu</w:t>
+            </w:r>
+            <w:proofErr w:type="spellEnd"/>
+            <w:r>
+              <w:rPr>
+                <w:sz w:val="16"/>
+                <w:szCs w:val="16"/>
+              </w:rPr>
+              <w:t>=9216</w:t>
             </w:r>
           </w:p>
           <w:p>
@@ -40744,7 +45430,23 @@
                 <w:sz w:val="16"/>
                 <w:szCs w:val="16"/>
               </w:rPr>
-              <w:t xml:space="preserve"> set ether22 mtu=9216</w:t>
+              <w:t xml:space="preserve"> set ether22 </w:t>
+            </w:r>
+            <w:proofErr w:type="spellStart"/>
+            <w:r>
+              <w:rPr>
+                <w:sz w:val="16"/>
+                <w:szCs w:val="16"/>
+              </w:rPr>
+              <w:t>mtu</w:t>
+            </w:r>
+            <w:proofErr w:type="spellEnd"/>
+            <w:r>
+              <w:rPr>
+                <w:sz w:val="16"/>
+                <w:szCs w:val="16"/>
+              </w:rPr>
+              <w:t>=9216</w:t>
             </w:r>
           </w:p>
           <w:p>
@@ -40775,7 +45477,23 @@
                 <w:sz w:val="16"/>
                 <w:szCs w:val="16"/>
               </w:rPr>
-              <w:t xml:space="preserve"> set ether23 mtu=9216</w:t>
+              <w:t xml:space="preserve"> set ether23 </w:t>
+            </w:r>
+            <w:proofErr w:type="spellStart"/>
+            <w:r>
+              <w:rPr>
+                <w:sz w:val="16"/>
+                <w:szCs w:val="16"/>
+              </w:rPr>
+              <w:t>mtu</w:t>
+            </w:r>
+            <w:proofErr w:type="spellEnd"/>
+            <w:r>
+              <w:rPr>
+                <w:sz w:val="16"/>
+                <w:szCs w:val="16"/>
+              </w:rPr>
+              <w:t>=9216</w:t>
             </w:r>
           </w:p>
           <w:p>
@@ -40806,7 +45524,23 @@
                 <w:sz w:val="16"/>
                 <w:szCs w:val="16"/>
               </w:rPr>
-              <w:t xml:space="preserve"> set ether24 mtu=9216</w:t>
+              <w:t xml:space="preserve"> set ether24 </w:t>
+            </w:r>
+            <w:proofErr w:type="spellStart"/>
+            <w:r>
+              <w:rPr>
+                <w:sz w:val="16"/>
+                <w:szCs w:val="16"/>
+              </w:rPr>
+              <w:t>mtu</w:t>
+            </w:r>
+            <w:proofErr w:type="spellEnd"/>
+            <w:r>
+              <w:rPr>
+                <w:sz w:val="16"/>
+                <w:szCs w:val="16"/>
+              </w:rPr>
+              <w:t>=9216</w:t>
             </w:r>
           </w:p>
           <w:p>
@@ -40837,7 +45571,23 @@
                 <w:sz w:val="16"/>
                 <w:szCs w:val="16"/>
               </w:rPr>
-              <w:t xml:space="preserve"> set ether25 mtu=9216</w:t>
+              <w:t xml:space="preserve"> set ether25 </w:t>
+            </w:r>
+            <w:proofErr w:type="spellStart"/>
+            <w:r>
+              <w:rPr>
+                <w:sz w:val="16"/>
+                <w:szCs w:val="16"/>
+              </w:rPr>
+              <w:t>mtu</w:t>
+            </w:r>
+            <w:proofErr w:type="spellEnd"/>
+            <w:r>
+              <w:rPr>
+                <w:sz w:val="16"/>
+                <w:szCs w:val="16"/>
+              </w:rPr>
+              <w:t>=9216</w:t>
             </w:r>
           </w:p>
           <w:p>
@@ -40868,7 +45618,23 @@
                 <w:sz w:val="16"/>
                 <w:szCs w:val="16"/>
               </w:rPr>
-              <w:t xml:space="preserve"> set ether26 mtu=9216</w:t>
+              <w:t xml:space="preserve"> set ether26 </w:t>
+            </w:r>
+            <w:proofErr w:type="spellStart"/>
+            <w:r>
+              <w:rPr>
+                <w:sz w:val="16"/>
+                <w:szCs w:val="16"/>
+              </w:rPr>
+              <w:t>mtu</w:t>
+            </w:r>
+            <w:proofErr w:type="spellEnd"/>
+            <w:r>
+              <w:rPr>
+                <w:sz w:val="16"/>
+                <w:szCs w:val="16"/>
+              </w:rPr>
+              <w:t>=9216</w:t>
             </w:r>
           </w:p>
           <w:p>
@@ -40899,7 +45665,23 @@
                 <w:sz w:val="16"/>
                 <w:szCs w:val="16"/>
               </w:rPr>
-              <w:t xml:space="preserve"> set ether27 mtu=9216</w:t>
+              <w:t xml:space="preserve"> set ether27 </w:t>
+            </w:r>
+            <w:proofErr w:type="spellStart"/>
+            <w:r>
+              <w:rPr>
+                <w:sz w:val="16"/>
+                <w:szCs w:val="16"/>
+              </w:rPr>
+              <w:t>mtu</w:t>
+            </w:r>
+            <w:proofErr w:type="spellEnd"/>
+            <w:r>
+              <w:rPr>
+                <w:sz w:val="16"/>
+                <w:szCs w:val="16"/>
+              </w:rPr>
+              <w:t>=9216</w:t>
             </w:r>
           </w:p>
           <w:p>
@@ -40930,7 +45712,23 @@
                 <w:sz w:val="16"/>
                 <w:szCs w:val="16"/>
               </w:rPr>
-              <w:t xml:space="preserve"> set ether28 mtu=9216</w:t>
+              <w:t xml:space="preserve"> set ether28 </w:t>
+            </w:r>
+            <w:proofErr w:type="spellStart"/>
+            <w:r>
+              <w:rPr>
+                <w:sz w:val="16"/>
+                <w:szCs w:val="16"/>
+              </w:rPr>
+              <w:t>mtu</w:t>
+            </w:r>
+            <w:proofErr w:type="spellEnd"/>
+            <w:r>
+              <w:rPr>
+                <w:sz w:val="16"/>
+                <w:szCs w:val="16"/>
+              </w:rPr>
+              <w:t>=9216</w:t>
             </w:r>
           </w:p>
           <w:p>
@@ -40961,7 +45759,23 @@
                 <w:sz w:val="16"/>
                 <w:szCs w:val="16"/>
               </w:rPr>
-              <w:t xml:space="preserve"> set ether29 mtu=9216</w:t>
+              <w:t xml:space="preserve"> set ether29 </w:t>
+            </w:r>
+            <w:proofErr w:type="spellStart"/>
+            <w:r>
+              <w:rPr>
+                <w:sz w:val="16"/>
+                <w:szCs w:val="16"/>
+              </w:rPr>
+              <w:t>mtu</w:t>
+            </w:r>
+            <w:proofErr w:type="spellEnd"/>
+            <w:r>
+              <w:rPr>
+                <w:sz w:val="16"/>
+                <w:szCs w:val="16"/>
+              </w:rPr>
+              <w:t>=9216</w:t>
             </w:r>
           </w:p>
           <w:p>
@@ -40992,7 +45806,23 @@
                 <w:sz w:val="16"/>
                 <w:szCs w:val="16"/>
               </w:rPr>
-              <w:t xml:space="preserve"> set ether30 mtu=9216</w:t>
+              <w:t xml:space="preserve"> set ether30 </w:t>
+            </w:r>
+            <w:proofErr w:type="spellStart"/>
+            <w:r>
+              <w:rPr>
+                <w:sz w:val="16"/>
+                <w:szCs w:val="16"/>
+              </w:rPr>
+              <w:t>mtu</w:t>
+            </w:r>
+            <w:proofErr w:type="spellEnd"/>
+            <w:r>
+              <w:rPr>
+                <w:sz w:val="16"/>
+                <w:szCs w:val="16"/>
+              </w:rPr>
+              <w:t>=9216</w:t>
             </w:r>
           </w:p>
           <w:p>
@@ -41023,7 +45853,23 @@
                 <w:sz w:val="16"/>
                 <w:szCs w:val="16"/>
               </w:rPr>
-              <w:t xml:space="preserve"> set ether31 mtu=9216</w:t>
+              <w:t xml:space="preserve"> set ether31 </w:t>
+            </w:r>
+            <w:proofErr w:type="spellStart"/>
+            <w:r>
+              <w:rPr>
+                <w:sz w:val="16"/>
+                <w:szCs w:val="16"/>
+              </w:rPr>
+              <w:t>mtu</w:t>
+            </w:r>
+            <w:proofErr w:type="spellEnd"/>
+            <w:r>
+              <w:rPr>
+                <w:sz w:val="16"/>
+                <w:szCs w:val="16"/>
+              </w:rPr>
+              <w:t>=9216</w:t>
             </w:r>
           </w:p>
           <w:p>
@@ -41054,7 +45900,23 @@
                 <w:sz w:val="16"/>
                 <w:szCs w:val="16"/>
               </w:rPr>
-              <w:t xml:space="preserve"> set ether32 mtu=9216</w:t>
+              <w:t xml:space="preserve"> set ether32 </w:t>
+            </w:r>
+            <w:proofErr w:type="spellStart"/>
+            <w:r>
+              <w:rPr>
+                <w:sz w:val="16"/>
+                <w:szCs w:val="16"/>
+              </w:rPr>
+              <w:t>mtu</w:t>
+            </w:r>
+            <w:proofErr w:type="spellEnd"/>
+            <w:r>
+              <w:rPr>
+                <w:sz w:val="16"/>
+                <w:szCs w:val="16"/>
+              </w:rPr>
+              <w:t>=9216</w:t>
             </w:r>
           </w:p>
           <w:p>
@@ -41109,7 +45971,23 @@
                 <w:sz w:val="16"/>
                 <w:szCs w:val="16"/>
               </w:rPr>
-              <w:t xml:space="preserve"> i from=1 to=32 do</w:t>
+              <w:t xml:space="preserve"> </w:t>
+            </w:r>
+            <w:proofErr w:type="spellStart"/>
+            <w:r>
+              <w:rPr>
+                <w:sz w:val="16"/>
+                <w:szCs w:val="16"/>
+              </w:rPr>
+              <w:t>i</w:t>
+            </w:r>
+            <w:proofErr w:type="spellEnd"/>
+            <w:r>
+              <w:rPr>
+                <w:sz w:val="16"/>
+                <w:szCs w:val="16"/>
+              </w:rPr>
+              <w:t xml:space="preserve"> from=1 to=32 do</w:t>
             </w:r>
             <w:proofErr w:type="gramStart"/>
             <w:r>
@@ -41156,7 +46034,39 @@
                 <w:sz w:val="16"/>
                 <w:szCs w:val="16"/>
               </w:rPr>
-              <w:t xml:space="preserve"> set ether$i mtu=9216</w:t>
+              <w:t xml:space="preserve"> set </w:t>
+            </w:r>
+            <w:proofErr w:type="spellStart"/>
+            <w:r>
+              <w:rPr>
+                <w:sz w:val="16"/>
+                <w:szCs w:val="16"/>
+              </w:rPr>
+              <w:t>ether$i</w:t>
+            </w:r>
+            <w:proofErr w:type="spellEnd"/>
+            <w:r>
+              <w:rPr>
+                <w:sz w:val="16"/>
+                <w:szCs w:val="16"/>
+              </w:rPr>
+              <w:t xml:space="preserve"> </w:t>
+            </w:r>
+            <w:proofErr w:type="spellStart"/>
+            <w:r>
+              <w:rPr>
+                <w:sz w:val="16"/>
+                <w:szCs w:val="16"/>
+              </w:rPr>
+              <w:t>mtu</w:t>
+            </w:r>
+            <w:proofErr w:type="spellEnd"/>
+            <w:r>
+              <w:rPr>
+                <w:sz w:val="16"/>
+                <w:szCs w:val="16"/>
+              </w:rPr>
+              <w:t>=9216</w:t>
             </w:r>
           </w:p>
           <w:p>
@@ -41594,7 +46504,23 @@
                 <w:sz w:val="16"/>
                 <w:szCs w:val="16"/>
               </w:rPr>
-              <w:t xml:space="preserve"> bonding add name= LONDON-BLOCK_To_UK-BLOCK mode=802.3ad slaves=ether</w:t>
+              <w:t xml:space="preserve"> bonding add name= LONDON-</w:t>
+            </w:r>
+            <w:proofErr w:type="spellStart"/>
+            <w:r>
+              <w:rPr>
+                <w:sz w:val="16"/>
+                <w:szCs w:val="16"/>
+              </w:rPr>
+              <w:t>BLOCK_To_UK</w:t>
+            </w:r>
+            <w:proofErr w:type="spellEnd"/>
+            <w:r>
+              <w:rPr>
+                <w:sz w:val="16"/>
+                <w:szCs w:val="16"/>
+              </w:rPr>
+              <w:t>-BLOCK mode=802.3ad slaves=ether</w:t>
             </w:r>
             <w:proofErr w:type="gramStart"/>
             <w:r>
@@ -41610,7 +46536,39 @@
                 <w:sz w:val="16"/>
                 <w:szCs w:val="16"/>
               </w:rPr>
-              <w:t>3 transmit-hash-policy= layer-2 mtu= 9216 comment="LONDON-BLOCK_To_UK-BLOCK"</w:t>
+              <w:t xml:space="preserve">3 transmit-hash-policy= layer-2 </w:t>
+            </w:r>
+            <w:proofErr w:type="spellStart"/>
+            <w:r>
+              <w:rPr>
+                <w:sz w:val="16"/>
+                <w:szCs w:val="16"/>
+              </w:rPr>
+              <w:t>mtu</w:t>
+            </w:r>
+            <w:proofErr w:type="spellEnd"/>
+            <w:r>
+              <w:rPr>
+                <w:sz w:val="16"/>
+                <w:szCs w:val="16"/>
+              </w:rPr>
+              <w:t>= 9216 comment="LONDON-</w:t>
+            </w:r>
+            <w:proofErr w:type="spellStart"/>
+            <w:r>
+              <w:rPr>
+                <w:sz w:val="16"/>
+                <w:szCs w:val="16"/>
+              </w:rPr>
+              <w:t>BLOCK_To_UK</w:t>
+            </w:r>
+            <w:proofErr w:type="spellEnd"/>
+            <w:r>
+              <w:rPr>
+                <w:sz w:val="16"/>
+                <w:szCs w:val="16"/>
+              </w:rPr>
+              <w:t>-BLOCK"</w:t>
             </w:r>
           </w:p>
           <w:p>
@@ -41649,7 +46607,23 @@
                 <w:sz w:val="16"/>
                 <w:szCs w:val="16"/>
               </w:rPr>
-              <w:t xml:space="preserve"> bonding add name= LONDON-BLOCK_To_NEPAL_BLOCK mode=802.3ad slaves=ether</w:t>
+              <w:t xml:space="preserve"> bonding add name= LONDON-</w:t>
+            </w:r>
+            <w:proofErr w:type="spellStart"/>
+            <w:r>
+              <w:rPr>
+                <w:sz w:val="16"/>
+                <w:szCs w:val="16"/>
+              </w:rPr>
+              <w:t>BLOCK_To_NEPAL_BLOCK</w:t>
+            </w:r>
+            <w:proofErr w:type="spellEnd"/>
+            <w:r>
+              <w:rPr>
+                <w:sz w:val="16"/>
+                <w:szCs w:val="16"/>
+              </w:rPr>
+              <w:t xml:space="preserve"> mode=802.3ad slaves=ether</w:t>
             </w:r>
             <w:proofErr w:type="gramStart"/>
             <w:r>
@@ -41665,7 +46639,39 @@
                 <w:sz w:val="16"/>
                 <w:szCs w:val="16"/>
               </w:rPr>
-              <w:t>6 transmit-hash-policy= layer-2 mtu= 9216 comment="LONDON-BLOCK_To_NEPAL-BLOCK"</w:t>
+              <w:t xml:space="preserve">6 transmit-hash-policy= layer-2 </w:t>
+            </w:r>
+            <w:proofErr w:type="spellStart"/>
+            <w:r>
+              <w:rPr>
+                <w:sz w:val="16"/>
+                <w:szCs w:val="16"/>
+              </w:rPr>
+              <w:t>mtu</w:t>
+            </w:r>
+            <w:proofErr w:type="spellEnd"/>
+            <w:r>
+              <w:rPr>
+                <w:sz w:val="16"/>
+                <w:szCs w:val="16"/>
+              </w:rPr>
+              <w:t>= 9216 comment="LONDON-</w:t>
+            </w:r>
+            <w:proofErr w:type="spellStart"/>
+            <w:r>
+              <w:rPr>
+                <w:sz w:val="16"/>
+                <w:szCs w:val="16"/>
+              </w:rPr>
+              <w:t>BLOCK_To_NEPAL</w:t>
+            </w:r>
+            <w:proofErr w:type="spellEnd"/>
+            <w:r>
+              <w:rPr>
+                <w:sz w:val="16"/>
+                <w:szCs w:val="16"/>
+              </w:rPr>
+              <w:t>-BLOCK"</w:t>
             </w:r>
           </w:p>
           <w:p>
@@ -41704,7 +46710,23 @@
                 <w:sz w:val="16"/>
                 <w:szCs w:val="16"/>
               </w:rPr>
-              <w:t xml:space="preserve"> bonding add name= LONDON-BLOCK_To_HIMAL_BLOCK mode=802.3ad slaves=ether</w:t>
+              <w:t xml:space="preserve"> bonding add name= LONDON-</w:t>
+            </w:r>
+            <w:proofErr w:type="spellStart"/>
+            <w:r>
+              <w:rPr>
+                <w:sz w:val="16"/>
+                <w:szCs w:val="16"/>
+              </w:rPr>
+              <w:t>BLOCK_To_HIMAL_BLOCK</w:t>
+            </w:r>
+            <w:proofErr w:type="spellEnd"/>
+            <w:r>
+              <w:rPr>
+                <w:sz w:val="16"/>
+                <w:szCs w:val="16"/>
+              </w:rPr>
+              <w:t xml:space="preserve"> mode=802.3ad slaves=ether</w:t>
             </w:r>
             <w:proofErr w:type="gramStart"/>
             <w:r>
@@ -41720,7 +46742,39 @@
                 <w:sz w:val="16"/>
                 <w:szCs w:val="16"/>
               </w:rPr>
-              <w:t>9 transmit-hash-policy= layer-2 mtu= 9216 comment="LONDON-BLOCK_To_HIMAL-BLOCK"</w:t>
+              <w:t xml:space="preserve">9 transmit-hash-policy= layer-2 </w:t>
+            </w:r>
+            <w:proofErr w:type="spellStart"/>
+            <w:r>
+              <w:rPr>
+                <w:sz w:val="16"/>
+                <w:szCs w:val="16"/>
+              </w:rPr>
+              <w:t>mtu</w:t>
+            </w:r>
+            <w:proofErr w:type="spellEnd"/>
+            <w:r>
+              <w:rPr>
+                <w:sz w:val="16"/>
+                <w:szCs w:val="16"/>
+              </w:rPr>
+              <w:t>= 9216 comment="LONDON-</w:t>
+            </w:r>
+            <w:proofErr w:type="spellStart"/>
+            <w:r>
+              <w:rPr>
+                <w:sz w:val="16"/>
+                <w:szCs w:val="16"/>
+              </w:rPr>
+              <w:t>BLOCK_To_HIMAL</w:t>
+            </w:r>
+            <w:proofErr w:type="spellEnd"/>
+            <w:r>
+              <w:rPr>
+                <w:sz w:val="16"/>
+                <w:szCs w:val="16"/>
+              </w:rPr>
+              <w:t>-BLOCK"</w:t>
             </w:r>
           </w:p>
           <w:p>
@@ -41759,7 +46813,23 @@
                 <w:sz w:val="16"/>
                 <w:szCs w:val="16"/>
               </w:rPr>
-              <w:t xml:space="preserve"> bonding add name= LONDON-BLOCK_To_BRIT_BLOCK mode=802.3ad slaves=ether</w:t>
+              <w:t xml:space="preserve"> bonding add name= LONDON-</w:t>
+            </w:r>
+            <w:proofErr w:type="spellStart"/>
+            <w:r>
+              <w:rPr>
+                <w:sz w:val="16"/>
+                <w:szCs w:val="16"/>
+              </w:rPr>
+              <w:t>BLOCK_To_BRIT_BLOCK</w:t>
+            </w:r>
+            <w:proofErr w:type="spellEnd"/>
+            <w:r>
+              <w:rPr>
+                <w:sz w:val="16"/>
+                <w:szCs w:val="16"/>
+              </w:rPr>
+              <w:t xml:space="preserve"> mode=802.3ad slaves=ether</w:t>
             </w:r>
             <w:proofErr w:type="gramStart"/>
             <w:r>
@@ -41775,7 +46845,39 @@
                 <w:sz w:val="16"/>
                 <w:szCs w:val="16"/>
               </w:rPr>
-              <w:t>12 transmit-hash-policy= layer-2 mtu= 9216 comment="LONDON-BLOCK_To_BRIT-BLOCK"</w:t>
+              <w:t xml:space="preserve">12 transmit-hash-policy= layer-2 </w:t>
+            </w:r>
+            <w:proofErr w:type="spellStart"/>
+            <w:r>
+              <w:rPr>
+                <w:sz w:val="16"/>
+                <w:szCs w:val="16"/>
+              </w:rPr>
+              <w:t>mtu</w:t>
+            </w:r>
+            <w:proofErr w:type="spellEnd"/>
+            <w:r>
+              <w:rPr>
+                <w:sz w:val="16"/>
+                <w:szCs w:val="16"/>
+              </w:rPr>
+              <w:t>= 9216 comment="LONDON-</w:t>
+            </w:r>
+            <w:proofErr w:type="spellStart"/>
+            <w:r>
+              <w:rPr>
+                <w:sz w:val="16"/>
+                <w:szCs w:val="16"/>
+              </w:rPr>
+              <w:t>BLOCK_To_BRIT</w:t>
+            </w:r>
+            <w:proofErr w:type="spellEnd"/>
+            <w:r>
+              <w:rPr>
+                <w:sz w:val="16"/>
+                <w:szCs w:val="16"/>
+              </w:rPr>
+              <w:t>-BLOCK"</w:t>
             </w:r>
           </w:p>
           <w:p>
@@ -41814,7 +46916,23 @@
                 <w:sz w:val="16"/>
                 <w:szCs w:val="16"/>
               </w:rPr>
-              <w:t xml:space="preserve"> bonding add name= LONDON-BLOCK_To_SKILL_BLOCK mode=802.3ad slaves=ether</w:t>
+              <w:t xml:space="preserve"> bonding add name= LONDON-</w:t>
+            </w:r>
+            <w:proofErr w:type="spellStart"/>
+            <w:r>
+              <w:rPr>
+                <w:sz w:val="16"/>
+                <w:szCs w:val="16"/>
+              </w:rPr>
+              <w:t>BLOCK_To_SKILL_BLOCK</w:t>
+            </w:r>
+            <w:proofErr w:type="spellEnd"/>
+            <w:r>
+              <w:rPr>
+                <w:sz w:val="16"/>
+                <w:szCs w:val="16"/>
+              </w:rPr>
+              <w:t xml:space="preserve"> mode=802.3ad slaves=ether</w:t>
             </w:r>
             <w:proofErr w:type="gramStart"/>
             <w:r>
@@ -41830,7 +46948,39 @@
                 <w:sz w:val="16"/>
                 <w:szCs w:val="16"/>
               </w:rPr>
-              <w:t>15 transmit-hash-policy= layer-2 mtu= 9216 comment="LONDON-BLOCK_To_SKILL-BLOCK"</w:t>
+              <w:t xml:space="preserve">15 transmit-hash-policy= layer-2 </w:t>
+            </w:r>
+            <w:proofErr w:type="spellStart"/>
+            <w:r>
+              <w:rPr>
+                <w:sz w:val="16"/>
+                <w:szCs w:val="16"/>
+              </w:rPr>
+              <w:t>mtu</w:t>
+            </w:r>
+            <w:proofErr w:type="spellEnd"/>
+            <w:r>
+              <w:rPr>
+                <w:sz w:val="16"/>
+                <w:szCs w:val="16"/>
+              </w:rPr>
+              <w:t>= 9216 comment="LONDON-</w:t>
+            </w:r>
+            <w:proofErr w:type="spellStart"/>
+            <w:r>
+              <w:rPr>
+                <w:sz w:val="16"/>
+                <w:szCs w:val="16"/>
+              </w:rPr>
+              <w:t>BLOCK_To_SKILL</w:t>
+            </w:r>
+            <w:proofErr w:type="spellEnd"/>
+            <w:r>
+              <w:rPr>
+                <w:sz w:val="16"/>
+                <w:szCs w:val="16"/>
+              </w:rPr>
+              <w:t>-BLOCK"</w:t>
             </w:r>
           </w:p>
           <w:p>
@@ -41869,7 +47019,23 @@
                 <w:sz w:val="16"/>
                 <w:szCs w:val="16"/>
               </w:rPr>
-              <w:t xml:space="preserve"> bonding add name= LONDON-BLOCK_To_KUMARI-BLOCK mode=802.3ad slaves=ether</w:t>
+              <w:t xml:space="preserve"> bonding add name= LONDON-</w:t>
+            </w:r>
+            <w:proofErr w:type="spellStart"/>
+            <w:r>
+              <w:rPr>
+                <w:sz w:val="16"/>
+                <w:szCs w:val="16"/>
+              </w:rPr>
+              <w:t>BLOCK_To_KUMARI</w:t>
+            </w:r>
+            <w:proofErr w:type="spellEnd"/>
+            <w:r>
+              <w:rPr>
+                <w:sz w:val="16"/>
+                <w:szCs w:val="16"/>
+              </w:rPr>
+              <w:t>-BLOCK mode=802.3ad slaves=ether</w:t>
             </w:r>
             <w:proofErr w:type="gramStart"/>
             <w:r>
@@ -41885,7 +47051,39 @@
                 <w:sz w:val="16"/>
                 <w:szCs w:val="16"/>
               </w:rPr>
-              <w:t>18 transmit-hash-policy= layer-2 mtu= 9216 comment="LONDON-BLOCK_To_KUMARI-BLOCK"</w:t>
+              <w:t xml:space="preserve">18 transmit-hash-policy= layer-2 </w:t>
+            </w:r>
+            <w:proofErr w:type="spellStart"/>
+            <w:r>
+              <w:rPr>
+                <w:sz w:val="16"/>
+                <w:szCs w:val="16"/>
+              </w:rPr>
+              <w:t>mtu</w:t>
+            </w:r>
+            <w:proofErr w:type="spellEnd"/>
+            <w:r>
+              <w:rPr>
+                <w:sz w:val="16"/>
+                <w:szCs w:val="16"/>
+              </w:rPr>
+              <w:t>= 9216 comment="LONDON-</w:t>
+            </w:r>
+            <w:proofErr w:type="spellStart"/>
+            <w:r>
+              <w:rPr>
+                <w:sz w:val="16"/>
+                <w:szCs w:val="16"/>
+              </w:rPr>
+              <w:t>BLOCK_To_KUMARI</w:t>
+            </w:r>
+            <w:proofErr w:type="spellEnd"/>
+            <w:r>
+              <w:rPr>
+                <w:sz w:val="16"/>
+                <w:szCs w:val="16"/>
+              </w:rPr>
+              <w:t>-BLOCK"</w:t>
             </w:r>
           </w:p>
           <w:p>
@@ -41924,7 +47122,23 @@
                 <w:sz w:val="16"/>
                 <w:szCs w:val="16"/>
               </w:rPr>
-              <w:t xml:space="preserve"> bonding add name= LONDON-BLOCK_To_ALUMNI-BLOCK mode=802.3ad slaves=ether</w:t>
+              <w:t xml:space="preserve"> bonding add name= LONDON-</w:t>
+            </w:r>
+            <w:proofErr w:type="spellStart"/>
+            <w:r>
+              <w:rPr>
+                <w:sz w:val="16"/>
+                <w:szCs w:val="16"/>
+              </w:rPr>
+              <w:t>BLOCK_To_ALUMNI</w:t>
+            </w:r>
+            <w:proofErr w:type="spellEnd"/>
+            <w:r>
+              <w:rPr>
+                <w:sz w:val="16"/>
+                <w:szCs w:val="16"/>
+              </w:rPr>
+              <w:t>-BLOCK mode=802.3ad slaves=ether</w:t>
             </w:r>
             <w:proofErr w:type="gramStart"/>
             <w:r>
@@ -41940,7 +47154,39 @@
                 <w:sz w:val="16"/>
                 <w:szCs w:val="16"/>
               </w:rPr>
-              <w:t>21 transmit-hash-policy= layer-2 mtu= 9216 comment="LONDON-BLOCK_To_ALUMNI-BLOCK"</w:t>
+              <w:t xml:space="preserve">21 transmit-hash-policy= layer-2 </w:t>
+            </w:r>
+            <w:proofErr w:type="spellStart"/>
+            <w:r>
+              <w:rPr>
+                <w:sz w:val="16"/>
+                <w:szCs w:val="16"/>
+              </w:rPr>
+              <w:t>mtu</w:t>
+            </w:r>
+            <w:proofErr w:type="spellEnd"/>
+            <w:r>
+              <w:rPr>
+                <w:sz w:val="16"/>
+                <w:szCs w:val="16"/>
+              </w:rPr>
+              <w:t>= 9216 comment="LONDON-</w:t>
+            </w:r>
+            <w:proofErr w:type="spellStart"/>
+            <w:r>
+              <w:rPr>
+                <w:sz w:val="16"/>
+                <w:szCs w:val="16"/>
+              </w:rPr>
+              <w:t>BLOCK_To_ALUMNI</w:t>
+            </w:r>
+            <w:proofErr w:type="spellEnd"/>
+            <w:r>
+              <w:rPr>
+                <w:sz w:val="16"/>
+                <w:szCs w:val="16"/>
+              </w:rPr>
+              <w:t>-BLOCK"</w:t>
             </w:r>
           </w:p>
         </w:tc>
@@ -42054,7 +47300,23 @@
                 <w:sz w:val="16"/>
                 <w:szCs w:val="16"/>
               </w:rPr>
-              <w:t xml:space="preserve"> bonding add name= UK-BLOCK_To_LONDON-BLOCK mode=802.3ad slaves=ether</w:t>
+              <w:t xml:space="preserve"> bonding add name= UK-</w:t>
+            </w:r>
+            <w:proofErr w:type="spellStart"/>
+            <w:r>
+              <w:rPr>
+                <w:sz w:val="16"/>
+                <w:szCs w:val="16"/>
+              </w:rPr>
+              <w:t>BLOCK_To_LONDON</w:t>
+            </w:r>
+            <w:proofErr w:type="spellEnd"/>
+            <w:r>
+              <w:rPr>
+                <w:sz w:val="16"/>
+                <w:szCs w:val="16"/>
+              </w:rPr>
+              <w:t>-BLOCK mode=802.3ad slaves=ether</w:t>
             </w:r>
             <w:proofErr w:type="gramStart"/>
             <w:r>
@@ -42070,7 +47332,39 @@
                 <w:sz w:val="16"/>
                 <w:szCs w:val="16"/>
               </w:rPr>
-              <w:t>3 transmit-hash-policy= layer-2 mtu= 9216 comment="UK-BLOCK_To_LONDON-BLOCK"</w:t>
+              <w:t xml:space="preserve">3 transmit-hash-policy= layer-2 </w:t>
+            </w:r>
+            <w:proofErr w:type="spellStart"/>
+            <w:r>
+              <w:rPr>
+                <w:sz w:val="16"/>
+                <w:szCs w:val="16"/>
+              </w:rPr>
+              <w:t>mtu</w:t>
+            </w:r>
+            <w:proofErr w:type="spellEnd"/>
+            <w:r>
+              <w:rPr>
+                <w:sz w:val="16"/>
+                <w:szCs w:val="16"/>
+              </w:rPr>
+              <w:t>= 9216 comment="UK-</w:t>
+            </w:r>
+            <w:proofErr w:type="spellStart"/>
+            <w:r>
+              <w:rPr>
+                <w:sz w:val="16"/>
+                <w:szCs w:val="16"/>
+              </w:rPr>
+              <w:t>BLOCK_To_LONDON</w:t>
+            </w:r>
+            <w:proofErr w:type="spellEnd"/>
+            <w:r>
+              <w:rPr>
+                <w:sz w:val="16"/>
+                <w:szCs w:val="16"/>
+              </w:rPr>
+              <w:t>-BLOCK"</w:t>
             </w:r>
           </w:p>
           <w:p>
@@ -42109,7 +47403,23 @@
                 <w:sz w:val="16"/>
                 <w:szCs w:val="16"/>
               </w:rPr>
-              <w:t xml:space="preserve"> bonding add name= UK-BLOCK_To_HIMAL_BLOCK mode=802.3ad slaves=ether</w:t>
+              <w:t xml:space="preserve"> bonding add name= UK-</w:t>
+            </w:r>
+            <w:proofErr w:type="spellStart"/>
+            <w:r>
+              <w:rPr>
+                <w:sz w:val="16"/>
+                <w:szCs w:val="16"/>
+              </w:rPr>
+              <w:t>BLOCK_To_HIMAL_BLOCK</w:t>
+            </w:r>
+            <w:proofErr w:type="spellEnd"/>
+            <w:r>
+              <w:rPr>
+                <w:sz w:val="16"/>
+                <w:szCs w:val="16"/>
+              </w:rPr>
+              <w:t xml:space="preserve"> mode=802.3ad slaves=ether</w:t>
             </w:r>
             <w:proofErr w:type="gramStart"/>
             <w:r>
@@ -42125,7 +47435,39 @@
                 <w:sz w:val="16"/>
                 <w:szCs w:val="16"/>
               </w:rPr>
-              <w:t>6 transmit-hash-policy= layer-2 mtu= 9216 comment="UK-BLOCK_To_HIMAL-BLOCK"</w:t>
+              <w:t xml:space="preserve">6 transmit-hash-policy= layer-2 </w:t>
+            </w:r>
+            <w:proofErr w:type="spellStart"/>
+            <w:r>
+              <w:rPr>
+                <w:sz w:val="16"/>
+                <w:szCs w:val="16"/>
+              </w:rPr>
+              <w:t>mtu</w:t>
+            </w:r>
+            <w:proofErr w:type="spellEnd"/>
+            <w:r>
+              <w:rPr>
+                <w:sz w:val="16"/>
+                <w:szCs w:val="16"/>
+              </w:rPr>
+              <w:t>= 9216 comment="UK-</w:t>
+            </w:r>
+            <w:proofErr w:type="spellStart"/>
+            <w:r>
+              <w:rPr>
+                <w:sz w:val="16"/>
+                <w:szCs w:val="16"/>
+              </w:rPr>
+              <w:t>BLOCK_To_HIMAL</w:t>
+            </w:r>
+            <w:proofErr w:type="spellEnd"/>
+            <w:r>
+              <w:rPr>
+                <w:sz w:val="16"/>
+                <w:szCs w:val="16"/>
+              </w:rPr>
+              <w:t>-BLOCK"</w:t>
             </w:r>
           </w:p>
           <w:p>
@@ -42164,7 +47506,23 @@
                 <w:sz w:val="16"/>
                 <w:szCs w:val="16"/>
               </w:rPr>
-              <w:t xml:space="preserve"> bonding add name= UK-BLOCK_To_NEPAL_BLOCK mode=802.3ad slaves=ether</w:t>
+              <w:t xml:space="preserve"> bonding add name= UK-</w:t>
+            </w:r>
+            <w:proofErr w:type="spellStart"/>
+            <w:r>
+              <w:rPr>
+                <w:sz w:val="16"/>
+                <w:szCs w:val="16"/>
+              </w:rPr>
+              <w:t>BLOCK_To_NEPAL_BLOCK</w:t>
+            </w:r>
+            <w:proofErr w:type="spellEnd"/>
+            <w:r>
+              <w:rPr>
+                <w:sz w:val="16"/>
+                <w:szCs w:val="16"/>
+              </w:rPr>
+              <w:t xml:space="preserve"> mode=802.3ad slaves=ether</w:t>
             </w:r>
             <w:proofErr w:type="gramStart"/>
             <w:r>
@@ -42180,7 +47538,39 @@
                 <w:sz w:val="16"/>
                 <w:szCs w:val="16"/>
               </w:rPr>
-              <w:t>9 transmit-hash-policy= layer-2 mtu= 9216 comment="UK-BLOCK_To_NEPAL-BLOCK"</w:t>
+              <w:t xml:space="preserve">9 transmit-hash-policy= layer-2 </w:t>
+            </w:r>
+            <w:proofErr w:type="spellStart"/>
+            <w:r>
+              <w:rPr>
+                <w:sz w:val="16"/>
+                <w:szCs w:val="16"/>
+              </w:rPr>
+              <w:t>mtu</w:t>
+            </w:r>
+            <w:proofErr w:type="spellEnd"/>
+            <w:r>
+              <w:rPr>
+                <w:sz w:val="16"/>
+                <w:szCs w:val="16"/>
+              </w:rPr>
+              <w:t>= 9216 comment="UK-</w:t>
+            </w:r>
+            <w:proofErr w:type="spellStart"/>
+            <w:r>
+              <w:rPr>
+                <w:sz w:val="16"/>
+                <w:szCs w:val="16"/>
+              </w:rPr>
+              <w:t>BLOCK_To_NEPAL</w:t>
+            </w:r>
+            <w:proofErr w:type="spellEnd"/>
+            <w:r>
+              <w:rPr>
+                <w:sz w:val="16"/>
+                <w:szCs w:val="16"/>
+              </w:rPr>
+              <w:t>-BLOCK"</w:t>
             </w:r>
           </w:p>
         </w:tc>
@@ -42249,7 +47639,23 @@
                 <w:sz w:val="16"/>
                 <w:szCs w:val="16"/>
               </w:rPr>
-              <w:t xml:space="preserve"> bonding add name= NEPAL-BLOCK_To_LONDON-BLOCK mode=802.3ad slaves=ether</w:t>
+              <w:t xml:space="preserve"> bonding add name= NEPAL-</w:t>
+            </w:r>
+            <w:proofErr w:type="spellStart"/>
+            <w:r>
+              <w:rPr>
+                <w:sz w:val="16"/>
+                <w:szCs w:val="16"/>
+              </w:rPr>
+              <w:t>BLOCK_To_LONDON</w:t>
+            </w:r>
+            <w:proofErr w:type="spellEnd"/>
+            <w:r>
+              <w:rPr>
+                <w:sz w:val="16"/>
+                <w:szCs w:val="16"/>
+              </w:rPr>
+              <w:t>-BLOCK mode=802.3ad slaves=ether</w:t>
             </w:r>
             <w:proofErr w:type="gramStart"/>
             <w:r>
@@ -42265,7 +47671,39 @@
                 <w:sz w:val="16"/>
                 <w:szCs w:val="16"/>
               </w:rPr>
-              <w:t>6 transmit-hash-policy= layer-2 mtu= 9216 comment="NEPAL-BLOCK_To_LONDON-BLOCK"</w:t>
+              <w:t xml:space="preserve">6 transmit-hash-policy= layer-2 </w:t>
+            </w:r>
+            <w:proofErr w:type="spellStart"/>
+            <w:r>
+              <w:rPr>
+                <w:sz w:val="16"/>
+                <w:szCs w:val="16"/>
+              </w:rPr>
+              <w:t>mtu</w:t>
+            </w:r>
+            <w:proofErr w:type="spellEnd"/>
+            <w:r>
+              <w:rPr>
+                <w:sz w:val="16"/>
+                <w:szCs w:val="16"/>
+              </w:rPr>
+              <w:t>= 9216 comment="NEPAL-</w:t>
+            </w:r>
+            <w:proofErr w:type="spellStart"/>
+            <w:r>
+              <w:rPr>
+                <w:sz w:val="16"/>
+                <w:szCs w:val="16"/>
+              </w:rPr>
+              <w:t>BLOCK_To_LONDON</w:t>
+            </w:r>
+            <w:proofErr w:type="spellEnd"/>
+            <w:r>
+              <w:rPr>
+                <w:sz w:val="16"/>
+                <w:szCs w:val="16"/>
+              </w:rPr>
+              <w:t>-BLOCK"</w:t>
             </w:r>
           </w:p>
           <w:p>
@@ -42304,7 +47742,23 @@
                 <w:sz w:val="16"/>
                 <w:szCs w:val="16"/>
               </w:rPr>
-              <w:t xml:space="preserve"> bonding add name= NEPAL-BLOCK_To_UK_BLOCK mode=802.3ad slaves=ether</w:t>
+              <w:t xml:space="preserve"> bonding add name= NEPAL-</w:t>
+            </w:r>
+            <w:proofErr w:type="spellStart"/>
+            <w:r>
+              <w:rPr>
+                <w:sz w:val="16"/>
+                <w:szCs w:val="16"/>
+              </w:rPr>
+              <w:t>BLOCK_To_UK_BLOCK</w:t>
+            </w:r>
+            <w:proofErr w:type="spellEnd"/>
+            <w:r>
+              <w:rPr>
+                <w:sz w:val="16"/>
+                <w:szCs w:val="16"/>
+              </w:rPr>
+              <w:t xml:space="preserve"> mode=802.3ad slaves=ether</w:t>
             </w:r>
             <w:proofErr w:type="gramStart"/>
             <w:r>
@@ -42320,7 +47774,39 @@
                 <w:sz w:val="16"/>
                 <w:szCs w:val="16"/>
               </w:rPr>
-              <w:t>9 transmit-hash-policy= layer-2 mtu= 9216 comment="NEPAL-BLOCK_To_NEPAL-BLOCK"</w:t>
+              <w:t xml:space="preserve">9 transmit-hash-policy= layer-2 </w:t>
+            </w:r>
+            <w:proofErr w:type="spellStart"/>
+            <w:r>
+              <w:rPr>
+                <w:sz w:val="16"/>
+                <w:szCs w:val="16"/>
+              </w:rPr>
+              <w:t>mtu</w:t>
+            </w:r>
+            <w:proofErr w:type="spellEnd"/>
+            <w:r>
+              <w:rPr>
+                <w:sz w:val="16"/>
+                <w:szCs w:val="16"/>
+              </w:rPr>
+              <w:t>= 9216 comment="NEPAL-</w:t>
+            </w:r>
+            <w:proofErr w:type="spellStart"/>
+            <w:r>
+              <w:rPr>
+                <w:sz w:val="16"/>
+                <w:szCs w:val="16"/>
+              </w:rPr>
+              <w:t>BLOCK_To_NEPAL</w:t>
+            </w:r>
+            <w:proofErr w:type="spellEnd"/>
+            <w:r>
+              <w:rPr>
+                <w:sz w:val="16"/>
+                <w:szCs w:val="16"/>
+              </w:rPr>
+              <w:t>-BLOCK"</w:t>
             </w:r>
           </w:p>
           <w:p>
@@ -42359,7 +47845,23 @@
                 <w:sz w:val="16"/>
                 <w:szCs w:val="16"/>
               </w:rPr>
-              <w:t xml:space="preserve"> bonding add name= NEPAL-BLOCK_To_BRIT_BLOCK mode=802.3ad slaves=ether</w:t>
+              <w:t xml:space="preserve"> bonding add name= NEPAL-</w:t>
+            </w:r>
+            <w:proofErr w:type="spellStart"/>
+            <w:r>
+              <w:rPr>
+                <w:sz w:val="16"/>
+                <w:szCs w:val="16"/>
+              </w:rPr>
+              <w:t>BLOCK_To_BRIT_BLOCK</w:t>
+            </w:r>
+            <w:proofErr w:type="spellEnd"/>
+            <w:r>
+              <w:rPr>
+                <w:sz w:val="16"/>
+                <w:szCs w:val="16"/>
+              </w:rPr>
+              <w:t xml:space="preserve"> mode=802.3ad slaves=ether</w:t>
             </w:r>
             <w:proofErr w:type="gramStart"/>
             <w:r>
@@ -42375,7 +47877,39 @@
                 <w:sz w:val="16"/>
                 <w:szCs w:val="16"/>
               </w:rPr>
-              <w:t>3 transmit-hash-policy= layer-2 mtu= 9216 comment="NEPAL-BLOCK_To_BRIT-BLOCK"</w:t>
+              <w:t xml:space="preserve">3 transmit-hash-policy= layer-2 </w:t>
+            </w:r>
+            <w:proofErr w:type="spellStart"/>
+            <w:r>
+              <w:rPr>
+                <w:sz w:val="16"/>
+                <w:szCs w:val="16"/>
+              </w:rPr>
+              <w:t>mtu</w:t>
+            </w:r>
+            <w:proofErr w:type="spellEnd"/>
+            <w:r>
+              <w:rPr>
+                <w:sz w:val="16"/>
+                <w:szCs w:val="16"/>
+              </w:rPr>
+              <w:t>= 9216 comment="NEPAL-</w:t>
+            </w:r>
+            <w:proofErr w:type="spellStart"/>
+            <w:r>
+              <w:rPr>
+                <w:sz w:val="16"/>
+                <w:szCs w:val="16"/>
+              </w:rPr>
+              <w:t>BLOCK_To_BRIT</w:t>
+            </w:r>
+            <w:proofErr w:type="spellEnd"/>
+            <w:r>
+              <w:rPr>
+                <w:sz w:val="16"/>
+                <w:szCs w:val="16"/>
+              </w:rPr>
+              <w:t>-BLOCK"</w:t>
             </w:r>
           </w:p>
         </w:tc>
@@ -42444,7 +47978,23 @@
                 <w:sz w:val="16"/>
                 <w:szCs w:val="16"/>
               </w:rPr>
-              <w:t xml:space="preserve"> bonding add name= HIMAL-BLOCK_To_LONDON-BLOCK mode=802.3ad slaves=ether</w:t>
+              <w:t xml:space="preserve"> bonding add name= HIMAL-</w:t>
+            </w:r>
+            <w:proofErr w:type="spellStart"/>
+            <w:r>
+              <w:rPr>
+                <w:sz w:val="16"/>
+                <w:szCs w:val="16"/>
+              </w:rPr>
+              <w:t>BLOCK_To_LONDON</w:t>
+            </w:r>
+            <w:proofErr w:type="spellEnd"/>
+            <w:r>
+              <w:rPr>
+                <w:sz w:val="16"/>
+                <w:szCs w:val="16"/>
+              </w:rPr>
+              <w:t>-BLOCK mode=802.3ad slaves=ether</w:t>
             </w:r>
             <w:proofErr w:type="gramStart"/>
             <w:r>
@@ -42460,7 +48010,39 @@
                 <w:sz w:val="16"/>
                 <w:szCs w:val="16"/>
               </w:rPr>
-              <w:t>9 transmit-hash-policy= layer-2 mtu= 9216 comment="HIMAL-BLOCK_To_LONDON-BLOCK"</w:t>
+              <w:t xml:space="preserve">9 transmit-hash-policy= layer-2 </w:t>
+            </w:r>
+            <w:proofErr w:type="spellStart"/>
+            <w:r>
+              <w:rPr>
+                <w:sz w:val="16"/>
+                <w:szCs w:val="16"/>
+              </w:rPr>
+              <w:t>mtu</w:t>
+            </w:r>
+            <w:proofErr w:type="spellEnd"/>
+            <w:r>
+              <w:rPr>
+                <w:sz w:val="16"/>
+                <w:szCs w:val="16"/>
+              </w:rPr>
+              <w:t>= 9216 comment="HIMAL-</w:t>
+            </w:r>
+            <w:proofErr w:type="spellStart"/>
+            <w:r>
+              <w:rPr>
+                <w:sz w:val="16"/>
+                <w:szCs w:val="16"/>
+              </w:rPr>
+              <w:t>BLOCK_To_LONDON</w:t>
+            </w:r>
+            <w:proofErr w:type="spellEnd"/>
+            <w:r>
+              <w:rPr>
+                <w:sz w:val="16"/>
+                <w:szCs w:val="16"/>
+              </w:rPr>
+              <w:t>-BLOCK"</w:t>
             </w:r>
           </w:p>
           <w:p>
@@ -42499,7 +48081,23 @@
                 <w:sz w:val="16"/>
                 <w:szCs w:val="16"/>
               </w:rPr>
-              <w:t xml:space="preserve"> bonding add name= HIMAL-BLOCK_To_UK_BLOCK mode=802.3ad slaves=ether</w:t>
+              <w:t xml:space="preserve"> bonding add name= HIMAL-</w:t>
+            </w:r>
+            <w:proofErr w:type="spellStart"/>
+            <w:r>
+              <w:rPr>
+                <w:sz w:val="16"/>
+                <w:szCs w:val="16"/>
+              </w:rPr>
+              <w:t>BLOCK_To_UK_BLOCK</w:t>
+            </w:r>
+            <w:proofErr w:type="spellEnd"/>
+            <w:r>
+              <w:rPr>
+                <w:sz w:val="16"/>
+                <w:szCs w:val="16"/>
+              </w:rPr>
+              <w:t xml:space="preserve"> mode=802.3ad slaves=ether</w:t>
             </w:r>
             <w:proofErr w:type="gramStart"/>
             <w:r>
@@ -42515,7 +48113,39 @@
                 <w:sz w:val="16"/>
                 <w:szCs w:val="16"/>
               </w:rPr>
-              <w:t>6 transmit-hash-policy= layer-2 mtu= 9216 comment="HIMAL-BLOCK_To_UK-BLOCK"</w:t>
+              <w:t xml:space="preserve">6 transmit-hash-policy= layer-2 </w:t>
+            </w:r>
+            <w:proofErr w:type="spellStart"/>
+            <w:r>
+              <w:rPr>
+                <w:sz w:val="16"/>
+                <w:szCs w:val="16"/>
+              </w:rPr>
+              <w:t>mtu</w:t>
+            </w:r>
+            <w:proofErr w:type="spellEnd"/>
+            <w:r>
+              <w:rPr>
+                <w:sz w:val="16"/>
+                <w:szCs w:val="16"/>
+              </w:rPr>
+              <w:t>= 9216 comment="HIMAL-</w:t>
+            </w:r>
+            <w:proofErr w:type="spellStart"/>
+            <w:r>
+              <w:rPr>
+                <w:sz w:val="16"/>
+                <w:szCs w:val="16"/>
+              </w:rPr>
+              <w:t>BLOCK_To_UK</w:t>
+            </w:r>
+            <w:proofErr w:type="spellEnd"/>
+            <w:r>
+              <w:rPr>
+                <w:sz w:val="16"/>
+                <w:szCs w:val="16"/>
+              </w:rPr>
+              <w:t>-BLOCK"</w:t>
             </w:r>
           </w:p>
           <w:p>
@@ -42554,7 +48184,23 @@
                 <w:sz w:val="16"/>
                 <w:szCs w:val="16"/>
               </w:rPr>
-              <w:t xml:space="preserve"> bonding add name= HIMAL-BLOCK_To_SKILL_BLOCK mode=802.3ad slaves=ether</w:t>
+              <w:t xml:space="preserve"> bonding add name= HIMAL-</w:t>
+            </w:r>
+            <w:proofErr w:type="spellStart"/>
+            <w:r>
+              <w:rPr>
+                <w:sz w:val="16"/>
+                <w:szCs w:val="16"/>
+              </w:rPr>
+              <w:t>BLOCK_To_SKILL_BLOCK</w:t>
+            </w:r>
+            <w:proofErr w:type="spellEnd"/>
+            <w:r>
+              <w:rPr>
+                <w:sz w:val="16"/>
+                <w:szCs w:val="16"/>
+              </w:rPr>
+              <w:t xml:space="preserve"> mode=802.3ad slaves=ether</w:t>
             </w:r>
             <w:proofErr w:type="gramStart"/>
             <w:r>
@@ -42570,7 +48216,39 @@
                 <w:sz w:val="16"/>
                 <w:szCs w:val="16"/>
               </w:rPr>
-              <w:t>3 transmit-hash-policy= layer-2 mtu= 9216 comment="HIMAL-BLOCK_To_SKILL-BLOCK"</w:t>
+              <w:t xml:space="preserve">3 transmit-hash-policy= layer-2 </w:t>
+            </w:r>
+            <w:proofErr w:type="spellStart"/>
+            <w:r>
+              <w:rPr>
+                <w:sz w:val="16"/>
+                <w:szCs w:val="16"/>
+              </w:rPr>
+              <w:t>mtu</w:t>
+            </w:r>
+            <w:proofErr w:type="spellEnd"/>
+            <w:r>
+              <w:rPr>
+                <w:sz w:val="16"/>
+                <w:szCs w:val="16"/>
+              </w:rPr>
+              <w:t>= 9216 comment="HIMAL-</w:t>
+            </w:r>
+            <w:proofErr w:type="spellStart"/>
+            <w:r>
+              <w:rPr>
+                <w:sz w:val="16"/>
+                <w:szCs w:val="16"/>
+              </w:rPr>
+              <w:t>BLOCK_To_SKILL</w:t>
+            </w:r>
+            <w:proofErr w:type="spellEnd"/>
+            <w:r>
+              <w:rPr>
+                <w:sz w:val="16"/>
+                <w:szCs w:val="16"/>
+              </w:rPr>
+              <w:t>-BLOCK"</w:t>
             </w:r>
           </w:p>
         </w:tc>
@@ -42639,7 +48317,23 @@
                 <w:sz w:val="16"/>
                 <w:szCs w:val="16"/>
               </w:rPr>
-              <w:t xml:space="preserve"> bonding add name= BRIT-BLOCK_To_LONDON-BLOCK mode=802.3ad slaves=ether</w:t>
+              <w:t xml:space="preserve"> bonding add name= BRIT-</w:t>
+            </w:r>
+            <w:proofErr w:type="spellStart"/>
+            <w:r>
+              <w:rPr>
+                <w:sz w:val="16"/>
+                <w:szCs w:val="16"/>
+              </w:rPr>
+              <w:t>BLOCK_To_LONDON</w:t>
+            </w:r>
+            <w:proofErr w:type="spellEnd"/>
+            <w:r>
+              <w:rPr>
+                <w:sz w:val="16"/>
+                <w:szCs w:val="16"/>
+              </w:rPr>
+              <w:t>-BLOCK mode=802.3ad slaves=ether</w:t>
             </w:r>
             <w:proofErr w:type="gramStart"/>
             <w:r>
@@ -42655,7 +48349,39 @@
                 <w:sz w:val="16"/>
                 <w:szCs w:val="16"/>
               </w:rPr>
-              <w:t>12 transmit-hash-policy= layer-2 mtu= 9216 comment="BRIT-BLOCK_To_LONDON-BLOCK"</w:t>
+              <w:t xml:space="preserve">12 transmit-hash-policy= layer-2 </w:t>
+            </w:r>
+            <w:proofErr w:type="spellStart"/>
+            <w:r>
+              <w:rPr>
+                <w:sz w:val="16"/>
+                <w:szCs w:val="16"/>
+              </w:rPr>
+              <w:t>mtu</w:t>
+            </w:r>
+            <w:proofErr w:type="spellEnd"/>
+            <w:r>
+              <w:rPr>
+                <w:sz w:val="16"/>
+                <w:szCs w:val="16"/>
+              </w:rPr>
+              <w:t>= 9216 comment="BRIT-</w:t>
+            </w:r>
+            <w:proofErr w:type="spellStart"/>
+            <w:r>
+              <w:rPr>
+                <w:sz w:val="16"/>
+                <w:szCs w:val="16"/>
+              </w:rPr>
+              <w:t>BLOCK_To_LONDON</w:t>
+            </w:r>
+            <w:proofErr w:type="spellEnd"/>
+            <w:r>
+              <w:rPr>
+                <w:sz w:val="16"/>
+                <w:szCs w:val="16"/>
+              </w:rPr>
+              <w:t>-BLOCK"</w:t>
             </w:r>
           </w:p>
           <w:p>
@@ -42694,7 +48420,23 @@
                 <w:sz w:val="16"/>
                 <w:szCs w:val="16"/>
               </w:rPr>
-              <w:t xml:space="preserve"> bonding add name= BRIT-BLOCK_To_KUMARI_BLOCK mode=802.3ad slaves=ether</w:t>
+              <w:t xml:space="preserve"> bonding add name= BRIT-</w:t>
+            </w:r>
+            <w:proofErr w:type="spellStart"/>
+            <w:r>
+              <w:rPr>
+                <w:sz w:val="16"/>
+                <w:szCs w:val="16"/>
+              </w:rPr>
+              <w:t>BLOCK_To_KUMARI_BLOCK</w:t>
+            </w:r>
+            <w:proofErr w:type="spellEnd"/>
+            <w:r>
+              <w:rPr>
+                <w:sz w:val="16"/>
+                <w:szCs w:val="16"/>
+              </w:rPr>
+              <w:t xml:space="preserve"> mode=802.3ad slaves=ether</w:t>
             </w:r>
             <w:proofErr w:type="gramStart"/>
             <w:r>
@@ -42710,7 +48452,39 @@
                 <w:sz w:val="16"/>
                 <w:szCs w:val="16"/>
               </w:rPr>
-              <w:t>6 transmit-hash-policy= layer-2 mtu= 9216 comment="BRIT-BLOCK_To_KUMARI-BLOCK"</w:t>
+              <w:t xml:space="preserve">6 transmit-hash-policy= layer-2 </w:t>
+            </w:r>
+            <w:proofErr w:type="spellStart"/>
+            <w:r>
+              <w:rPr>
+                <w:sz w:val="16"/>
+                <w:szCs w:val="16"/>
+              </w:rPr>
+              <w:t>mtu</w:t>
+            </w:r>
+            <w:proofErr w:type="spellEnd"/>
+            <w:r>
+              <w:rPr>
+                <w:sz w:val="16"/>
+                <w:szCs w:val="16"/>
+              </w:rPr>
+              <w:t>= 9216 comment="BRIT-</w:t>
+            </w:r>
+            <w:proofErr w:type="spellStart"/>
+            <w:r>
+              <w:rPr>
+                <w:sz w:val="16"/>
+                <w:szCs w:val="16"/>
+              </w:rPr>
+              <w:t>BLOCK_To_KUMARI</w:t>
+            </w:r>
+            <w:proofErr w:type="spellEnd"/>
+            <w:r>
+              <w:rPr>
+                <w:sz w:val="16"/>
+                <w:szCs w:val="16"/>
+              </w:rPr>
+              <w:t>-BLOCK"</w:t>
             </w:r>
           </w:p>
           <w:p>
@@ -42749,7 +48523,23 @@
                 <w:sz w:val="16"/>
                 <w:szCs w:val="16"/>
               </w:rPr>
-              <w:t xml:space="preserve"> bonding add name= BRIT-BLOCK_To_NEPAL_BLOCK mode=802.3ad slaves=ether</w:t>
+              <w:t xml:space="preserve"> bonding add name= BRIT-</w:t>
+            </w:r>
+            <w:proofErr w:type="spellStart"/>
+            <w:r>
+              <w:rPr>
+                <w:sz w:val="16"/>
+                <w:szCs w:val="16"/>
+              </w:rPr>
+              <w:t>BLOCK_To_NEPAL_BLOCK</w:t>
+            </w:r>
+            <w:proofErr w:type="spellEnd"/>
+            <w:r>
+              <w:rPr>
+                <w:sz w:val="16"/>
+                <w:szCs w:val="16"/>
+              </w:rPr>
+              <w:t xml:space="preserve"> mode=802.3ad slaves=ether</w:t>
             </w:r>
             <w:proofErr w:type="gramStart"/>
             <w:r>
@@ -42765,7 +48555,39 @@
                 <w:sz w:val="16"/>
                 <w:szCs w:val="16"/>
               </w:rPr>
-              <w:t>3 transmit-hash-policy= layer-2 mtu= 9216 comment="BRIT-BLOCK_To_NEPAL-BLOCK"</w:t>
+              <w:t xml:space="preserve">3 transmit-hash-policy= layer-2 </w:t>
+            </w:r>
+            <w:proofErr w:type="spellStart"/>
+            <w:r>
+              <w:rPr>
+                <w:sz w:val="16"/>
+                <w:szCs w:val="16"/>
+              </w:rPr>
+              <w:t>mtu</w:t>
+            </w:r>
+            <w:proofErr w:type="spellEnd"/>
+            <w:r>
+              <w:rPr>
+                <w:sz w:val="16"/>
+                <w:szCs w:val="16"/>
+              </w:rPr>
+              <w:t>= 9216 comment="BRIT-</w:t>
+            </w:r>
+            <w:proofErr w:type="spellStart"/>
+            <w:r>
+              <w:rPr>
+                <w:sz w:val="16"/>
+                <w:szCs w:val="16"/>
+              </w:rPr>
+              <w:t>BLOCK_To_NEPAL</w:t>
+            </w:r>
+            <w:proofErr w:type="spellEnd"/>
+            <w:r>
+              <w:rPr>
+                <w:sz w:val="16"/>
+                <w:szCs w:val="16"/>
+              </w:rPr>
+              <w:t>-BLOCK"</w:t>
             </w:r>
           </w:p>
         </w:tc>
@@ -42834,7 +48656,23 @@
                 <w:sz w:val="16"/>
                 <w:szCs w:val="16"/>
               </w:rPr>
-              <w:t xml:space="preserve"> bonding add name= SKILL-BLOCK_To_LONDON-BLOCK mode=802.3ad slaves=ether</w:t>
+              <w:t xml:space="preserve"> bonding add name= SKILL-</w:t>
+            </w:r>
+            <w:proofErr w:type="spellStart"/>
+            <w:r>
+              <w:rPr>
+                <w:sz w:val="16"/>
+                <w:szCs w:val="16"/>
+              </w:rPr>
+              <w:t>BLOCK_To_LONDON</w:t>
+            </w:r>
+            <w:proofErr w:type="spellEnd"/>
+            <w:r>
+              <w:rPr>
+                <w:sz w:val="16"/>
+                <w:szCs w:val="16"/>
+              </w:rPr>
+              <w:t>-BLOCK mode=802.3ad slaves=ether</w:t>
             </w:r>
             <w:proofErr w:type="gramStart"/>
             <w:r>
@@ -42850,7 +48688,39 @@
                 <w:sz w:val="16"/>
                 <w:szCs w:val="16"/>
               </w:rPr>
-              <w:t>15 transmit-hash-policy= layer-2 mtu= 9216 comment="SKILL-BLOCK_To_LONDON-BLOCK"</w:t>
+              <w:t xml:space="preserve">15 transmit-hash-policy= layer-2 </w:t>
+            </w:r>
+            <w:proofErr w:type="spellStart"/>
+            <w:r>
+              <w:rPr>
+                <w:sz w:val="16"/>
+                <w:szCs w:val="16"/>
+              </w:rPr>
+              <w:t>mtu</w:t>
+            </w:r>
+            <w:proofErr w:type="spellEnd"/>
+            <w:r>
+              <w:rPr>
+                <w:sz w:val="16"/>
+                <w:szCs w:val="16"/>
+              </w:rPr>
+              <w:t>= 9216 comment="SKILL-</w:t>
+            </w:r>
+            <w:proofErr w:type="spellStart"/>
+            <w:r>
+              <w:rPr>
+                <w:sz w:val="16"/>
+                <w:szCs w:val="16"/>
+              </w:rPr>
+              <w:t>BLOCK_To_LONDON</w:t>
+            </w:r>
+            <w:proofErr w:type="spellEnd"/>
+            <w:r>
+              <w:rPr>
+                <w:sz w:val="16"/>
+                <w:szCs w:val="16"/>
+              </w:rPr>
+              <w:t>-BLOCK"</w:t>
             </w:r>
           </w:p>
           <w:p>
@@ -42889,7 +48759,23 @@
                 <w:sz w:val="16"/>
                 <w:szCs w:val="16"/>
               </w:rPr>
-              <w:t xml:space="preserve"> bonding add name= SKILL-BLOCK_To_HIMAL_BLOCK mode=802.3ad slaves=ether</w:t>
+              <w:t xml:space="preserve"> bonding add name= SKILL-</w:t>
+            </w:r>
+            <w:proofErr w:type="spellStart"/>
+            <w:r>
+              <w:rPr>
+                <w:sz w:val="16"/>
+                <w:szCs w:val="16"/>
+              </w:rPr>
+              <w:t>BLOCK_To_HIMAL_BLOCK</w:t>
+            </w:r>
+            <w:proofErr w:type="spellEnd"/>
+            <w:r>
+              <w:rPr>
+                <w:sz w:val="16"/>
+                <w:szCs w:val="16"/>
+              </w:rPr>
+              <w:t xml:space="preserve"> mode=802.3ad slaves=ether</w:t>
             </w:r>
             <w:proofErr w:type="gramStart"/>
             <w:r>
@@ -42905,7 +48791,39 @@
                 <w:sz w:val="16"/>
                 <w:szCs w:val="16"/>
               </w:rPr>
-              <w:t>3 transmit-hash-policy= layer-2 mtu= 9216 comment="SKILL-BLOCK_To_HIMAL-BLOCK"</w:t>
+              <w:t xml:space="preserve">3 transmit-hash-policy= layer-2 </w:t>
+            </w:r>
+            <w:proofErr w:type="spellStart"/>
+            <w:r>
+              <w:rPr>
+                <w:sz w:val="16"/>
+                <w:szCs w:val="16"/>
+              </w:rPr>
+              <w:t>mtu</w:t>
+            </w:r>
+            <w:proofErr w:type="spellEnd"/>
+            <w:r>
+              <w:rPr>
+                <w:sz w:val="16"/>
+                <w:szCs w:val="16"/>
+              </w:rPr>
+              <w:t>= 9216 comment="SKILL-</w:t>
+            </w:r>
+            <w:proofErr w:type="spellStart"/>
+            <w:r>
+              <w:rPr>
+                <w:sz w:val="16"/>
+                <w:szCs w:val="16"/>
+              </w:rPr>
+              <w:t>BLOCK_To_HIMAL</w:t>
+            </w:r>
+            <w:proofErr w:type="spellEnd"/>
+            <w:r>
+              <w:rPr>
+                <w:sz w:val="16"/>
+                <w:szCs w:val="16"/>
+              </w:rPr>
+              <w:t>-BLOCK"</w:t>
             </w:r>
           </w:p>
           <w:p>
@@ -42944,7 +48862,23 @@
                 <w:sz w:val="16"/>
                 <w:szCs w:val="16"/>
               </w:rPr>
-              <w:t xml:space="preserve"> bonding add name= SKILL-BLOCK_To_ALUMNI_BLOCK mode=802.3ad slaves=ether</w:t>
+              <w:t xml:space="preserve"> bonding add name= SKILL-</w:t>
+            </w:r>
+            <w:proofErr w:type="spellStart"/>
+            <w:r>
+              <w:rPr>
+                <w:sz w:val="16"/>
+                <w:szCs w:val="16"/>
+              </w:rPr>
+              <w:t>BLOCK_To_ALUMNI_BLOCK</w:t>
+            </w:r>
+            <w:proofErr w:type="spellEnd"/>
+            <w:r>
+              <w:rPr>
+                <w:sz w:val="16"/>
+                <w:szCs w:val="16"/>
+              </w:rPr>
+              <w:t xml:space="preserve"> mode=802.3ad slaves=ether</w:t>
             </w:r>
             <w:proofErr w:type="gramStart"/>
             <w:r>
@@ -42960,7 +48894,39 @@
                 <w:sz w:val="16"/>
                 <w:szCs w:val="16"/>
               </w:rPr>
-              <w:t>6 transmit-hash-policy= layer-2 mtu= 9216 comment="SKILL-BLOCK_To_ALUMNI-BLOCK"</w:t>
+              <w:t xml:space="preserve">6 transmit-hash-policy= layer-2 </w:t>
+            </w:r>
+            <w:proofErr w:type="spellStart"/>
+            <w:r>
+              <w:rPr>
+                <w:sz w:val="16"/>
+                <w:szCs w:val="16"/>
+              </w:rPr>
+              <w:t>mtu</w:t>
+            </w:r>
+            <w:proofErr w:type="spellEnd"/>
+            <w:r>
+              <w:rPr>
+                <w:sz w:val="16"/>
+                <w:szCs w:val="16"/>
+              </w:rPr>
+              <w:t>= 9216 comment="SKILL-</w:t>
+            </w:r>
+            <w:proofErr w:type="spellStart"/>
+            <w:r>
+              <w:rPr>
+                <w:sz w:val="16"/>
+                <w:szCs w:val="16"/>
+              </w:rPr>
+              <w:t>BLOCK_To_ALUMNI</w:t>
+            </w:r>
+            <w:proofErr w:type="spellEnd"/>
+            <w:r>
+              <w:rPr>
+                <w:sz w:val="16"/>
+                <w:szCs w:val="16"/>
+              </w:rPr>
+              <w:t>-BLOCK"</w:t>
             </w:r>
           </w:p>
         </w:tc>
@@ -43030,7 +48996,23 @@
                 <w:sz w:val="16"/>
                 <w:szCs w:val="16"/>
               </w:rPr>
-              <w:t xml:space="preserve"> bonding add name= ALUMNI-BLOCK_To_LONDON-BLOCK mode=802.3ad slaves=ether</w:t>
+              <w:t xml:space="preserve"> bonding add name= ALUMNI-</w:t>
+            </w:r>
+            <w:proofErr w:type="spellStart"/>
+            <w:r>
+              <w:rPr>
+                <w:sz w:val="16"/>
+                <w:szCs w:val="16"/>
+              </w:rPr>
+              <w:t>BLOCK_To_LONDON</w:t>
+            </w:r>
+            <w:proofErr w:type="spellEnd"/>
+            <w:r>
+              <w:rPr>
+                <w:sz w:val="16"/>
+                <w:szCs w:val="16"/>
+              </w:rPr>
+              <w:t>-BLOCK mode=802.3ad slaves=ether</w:t>
             </w:r>
             <w:proofErr w:type="gramStart"/>
             <w:r>
@@ -43046,7 +49028,39 @@
                 <w:sz w:val="16"/>
                 <w:szCs w:val="16"/>
               </w:rPr>
-              <w:t>18 transmit-hash-policy= layer-2 mtu= 9216 comment="ALUMNI-BLOCK_To_LONDON-BLOCK"</w:t>
+              <w:t xml:space="preserve">18 transmit-hash-policy= layer-2 </w:t>
+            </w:r>
+            <w:proofErr w:type="spellStart"/>
+            <w:r>
+              <w:rPr>
+                <w:sz w:val="16"/>
+                <w:szCs w:val="16"/>
+              </w:rPr>
+              <w:t>mtu</w:t>
+            </w:r>
+            <w:proofErr w:type="spellEnd"/>
+            <w:r>
+              <w:rPr>
+                <w:sz w:val="16"/>
+                <w:szCs w:val="16"/>
+              </w:rPr>
+              <w:t>= 9216 comment="ALUMNI-</w:t>
+            </w:r>
+            <w:proofErr w:type="spellStart"/>
+            <w:r>
+              <w:rPr>
+                <w:sz w:val="16"/>
+                <w:szCs w:val="16"/>
+              </w:rPr>
+              <w:t>BLOCK_To_LONDON</w:t>
+            </w:r>
+            <w:proofErr w:type="spellEnd"/>
+            <w:r>
+              <w:rPr>
+                <w:sz w:val="16"/>
+                <w:szCs w:val="16"/>
+              </w:rPr>
+              <w:t>-BLOCK"</w:t>
             </w:r>
           </w:p>
           <w:p>
@@ -43085,7 +49099,23 @@
                 <w:sz w:val="16"/>
                 <w:szCs w:val="16"/>
               </w:rPr>
-              <w:t xml:space="preserve"> bonding add name= ALUMNI-BLOCK_To_KUMARI_BLOCK mode=802.3ad slaves=ether</w:t>
+              <w:t xml:space="preserve"> bonding add name= ALUMNI-</w:t>
+            </w:r>
+            <w:proofErr w:type="spellStart"/>
+            <w:r>
+              <w:rPr>
+                <w:sz w:val="16"/>
+                <w:szCs w:val="16"/>
+              </w:rPr>
+              <w:t>BLOCK_To_KUMARI_BLOCK</w:t>
+            </w:r>
+            <w:proofErr w:type="spellEnd"/>
+            <w:r>
+              <w:rPr>
+                <w:sz w:val="16"/>
+                <w:szCs w:val="16"/>
+              </w:rPr>
+              <w:t xml:space="preserve"> mode=802.3ad slaves=ether</w:t>
             </w:r>
             <w:proofErr w:type="gramStart"/>
             <w:r>
@@ -43101,7 +49131,39 @@
                 <w:sz w:val="16"/>
                 <w:szCs w:val="16"/>
               </w:rPr>
-              <w:t>3 transmit-hash-policy= layer-2 mtu= 9216 comment="ALUMNI-BLOCK_To_KUMARI-BLOCK"</w:t>
+              <w:t xml:space="preserve">3 transmit-hash-policy= layer-2 </w:t>
+            </w:r>
+            <w:proofErr w:type="spellStart"/>
+            <w:r>
+              <w:rPr>
+                <w:sz w:val="16"/>
+                <w:szCs w:val="16"/>
+              </w:rPr>
+              <w:t>mtu</w:t>
+            </w:r>
+            <w:proofErr w:type="spellEnd"/>
+            <w:r>
+              <w:rPr>
+                <w:sz w:val="16"/>
+                <w:szCs w:val="16"/>
+              </w:rPr>
+              <w:t>= 9216 comment="ALUMNI-</w:t>
+            </w:r>
+            <w:proofErr w:type="spellStart"/>
+            <w:r>
+              <w:rPr>
+                <w:sz w:val="16"/>
+                <w:szCs w:val="16"/>
+              </w:rPr>
+              <w:t>BLOCK_To_KUMARI</w:t>
+            </w:r>
+            <w:proofErr w:type="spellEnd"/>
+            <w:r>
+              <w:rPr>
+                <w:sz w:val="16"/>
+                <w:szCs w:val="16"/>
+              </w:rPr>
+              <w:t>-BLOCK"</w:t>
             </w:r>
           </w:p>
           <w:p>
@@ -43140,7 +49202,23 @@
                 <w:sz w:val="16"/>
                 <w:szCs w:val="16"/>
               </w:rPr>
-              <w:t xml:space="preserve"> bonding add name= ALUMNI-BLOCK_To_SKILL_BLOCK mode=802.3ad slaves=ether</w:t>
+              <w:t xml:space="preserve"> bonding add name= ALUMNI-</w:t>
+            </w:r>
+            <w:proofErr w:type="spellStart"/>
+            <w:r>
+              <w:rPr>
+                <w:sz w:val="16"/>
+                <w:szCs w:val="16"/>
+              </w:rPr>
+              <w:t>BLOCK_To_SKILL_BLOCK</w:t>
+            </w:r>
+            <w:proofErr w:type="spellEnd"/>
+            <w:r>
+              <w:rPr>
+                <w:sz w:val="16"/>
+                <w:szCs w:val="16"/>
+              </w:rPr>
+              <w:t xml:space="preserve"> mode=802.3ad slaves=ether</w:t>
             </w:r>
             <w:proofErr w:type="gramStart"/>
             <w:r>
@@ -43156,7 +49234,39 @@
                 <w:sz w:val="16"/>
                 <w:szCs w:val="16"/>
               </w:rPr>
-              <w:t>6 transmit-hash-policy= layer-2 mtu= 9216 comment="ALUMNI-BLOCK_To_ALUMNI-BLOCK"</w:t>
+              <w:t xml:space="preserve">6 transmit-hash-policy= layer-2 </w:t>
+            </w:r>
+            <w:proofErr w:type="spellStart"/>
+            <w:r>
+              <w:rPr>
+                <w:sz w:val="16"/>
+                <w:szCs w:val="16"/>
+              </w:rPr>
+              <w:t>mtu</w:t>
+            </w:r>
+            <w:proofErr w:type="spellEnd"/>
+            <w:r>
+              <w:rPr>
+                <w:sz w:val="16"/>
+                <w:szCs w:val="16"/>
+              </w:rPr>
+              <w:t>= 9216 comment="ALUMNI-</w:t>
+            </w:r>
+            <w:proofErr w:type="spellStart"/>
+            <w:r>
+              <w:rPr>
+                <w:sz w:val="16"/>
+                <w:szCs w:val="16"/>
+              </w:rPr>
+              <w:t>BLOCK_To_ALUMNI</w:t>
+            </w:r>
+            <w:proofErr w:type="spellEnd"/>
+            <w:r>
+              <w:rPr>
+                <w:sz w:val="16"/>
+                <w:szCs w:val="16"/>
+              </w:rPr>
+              <w:t>-BLOCK"</w:t>
             </w:r>
           </w:p>
         </w:tc>
@@ -43228,7 +49338,23 @@
                 <w:sz w:val="16"/>
                 <w:szCs w:val="16"/>
               </w:rPr>
-              <w:t xml:space="preserve"> bonding add name= KUMARI-BLOCK_To_LONDON-BLOCK mode=802.3ad slaves=ether</w:t>
+              <w:t xml:space="preserve"> bonding add name= KUMARI-</w:t>
+            </w:r>
+            <w:proofErr w:type="spellStart"/>
+            <w:r>
+              <w:rPr>
+                <w:sz w:val="16"/>
+                <w:szCs w:val="16"/>
+              </w:rPr>
+              <w:t>BLOCK_To_LONDON</w:t>
+            </w:r>
+            <w:proofErr w:type="spellEnd"/>
+            <w:r>
+              <w:rPr>
+                <w:sz w:val="16"/>
+                <w:szCs w:val="16"/>
+              </w:rPr>
+              <w:t>-BLOCK mode=802.3ad slaves=ether</w:t>
             </w:r>
             <w:proofErr w:type="gramStart"/>
             <w:r>
@@ -43244,7 +49370,39 @@
                 <w:sz w:val="16"/>
                 <w:szCs w:val="16"/>
               </w:rPr>
-              <w:t>21 transmit-hash-policy= layer-2 mtu= 9216 comment="KUMARI-BLOCK_To_LONDON-BLOCK"</w:t>
+              <w:t xml:space="preserve">21 transmit-hash-policy= layer-2 </w:t>
+            </w:r>
+            <w:proofErr w:type="spellStart"/>
+            <w:r>
+              <w:rPr>
+                <w:sz w:val="16"/>
+                <w:szCs w:val="16"/>
+              </w:rPr>
+              <w:t>mtu</w:t>
+            </w:r>
+            <w:proofErr w:type="spellEnd"/>
+            <w:r>
+              <w:rPr>
+                <w:sz w:val="16"/>
+                <w:szCs w:val="16"/>
+              </w:rPr>
+              <w:t>= 9216 comment="KUMARI-</w:t>
+            </w:r>
+            <w:proofErr w:type="spellStart"/>
+            <w:r>
+              <w:rPr>
+                <w:sz w:val="16"/>
+                <w:szCs w:val="16"/>
+              </w:rPr>
+              <w:t>BLOCK_To_LONDON</w:t>
+            </w:r>
+            <w:proofErr w:type="spellEnd"/>
+            <w:r>
+              <w:rPr>
+                <w:sz w:val="16"/>
+                <w:szCs w:val="16"/>
+              </w:rPr>
+              <w:t>-BLOCK"</w:t>
             </w:r>
           </w:p>
           <w:p>
@@ -43283,7 +49441,23 @@
                 <w:sz w:val="16"/>
                 <w:szCs w:val="16"/>
               </w:rPr>
-              <w:t xml:space="preserve"> bonding add name= KUMARI-BLOCK_To_ALUMNI_BLOCK mode=802.3ad slaves=ether</w:t>
+              <w:t xml:space="preserve"> bonding add name= KUMARI-</w:t>
+            </w:r>
+            <w:proofErr w:type="spellStart"/>
+            <w:r>
+              <w:rPr>
+                <w:sz w:val="16"/>
+                <w:szCs w:val="16"/>
+              </w:rPr>
+              <w:t>BLOCK_To_ALUMNI_BLOCK</w:t>
+            </w:r>
+            <w:proofErr w:type="spellEnd"/>
+            <w:r>
+              <w:rPr>
+                <w:sz w:val="16"/>
+                <w:szCs w:val="16"/>
+              </w:rPr>
+              <w:t xml:space="preserve"> mode=802.3ad slaves=ether</w:t>
             </w:r>
             <w:proofErr w:type="gramStart"/>
             <w:r>
@@ -43299,7 +49473,39 @@
                 <w:sz w:val="16"/>
                 <w:szCs w:val="16"/>
               </w:rPr>
-              <w:t>3 transmit-hash-policy= layer-2 mtu= 9216 comment="KUMARI-BLOCK_To_KUMARI-BLOCK"</w:t>
+              <w:t xml:space="preserve">3 transmit-hash-policy= layer-2 </w:t>
+            </w:r>
+            <w:proofErr w:type="spellStart"/>
+            <w:r>
+              <w:rPr>
+                <w:sz w:val="16"/>
+                <w:szCs w:val="16"/>
+              </w:rPr>
+              <w:t>mtu</w:t>
+            </w:r>
+            <w:proofErr w:type="spellEnd"/>
+            <w:r>
+              <w:rPr>
+                <w:sz w:val="16"/>
+                <w:szCs w:val="16"/>
+              </w:rPr>
+              <w:t>= 9216 comment="KUMARI-</w:t>
+            </w:r>
+            <w:proofErr w:type="spellStart"/>
+            <w:r>
+              <w:rPr>
+                <w:sz w:val="16"/>
+                <w:szCs w:val="16"/>
+              </w:rPr>
+              <w:t>BLOCK_To_KUMARI</w:t>
+            </w:r>
+            <w:proofErr w:type="spellEnd"/>
+            <w:r>
+              <w:rPr>
+                <w:sz w:val="16"/>
+                <w:szCs w:val="16"/>
+              </w:rPr>
+              <w:t>-BLOCK"</w:t>
             </w:r>
           </w:p>
           <w:p>
@@ -43338,7 +49544,23 @@
                 <w:sz w:val="16"/>
                 <w:szCs w:val="16"/>
               </w:rPr>
-              <w:t xml:space="preserve"> bonding add name= KUMARI-BLOCK_To_BRIT_BLOCK mode=802.3ad slaves=ether</w:t>
+              <w:t xml:space="preserve"> bonding add name= KUMARI-</w:t>
+            </w:r>
+            <w:proofErr w:type="spellStart"/>
+            <w:r>
+              <w:rPr>
+                <w:sz w:val="16"/>
+                <w:szCs w:val="16"/>
+              </w:rPr>
+              <w:t>BLOCK_To_BRIT_BLOCK</w:t>
+            </w:r>
+            <w:proofErr w:type="spellEnd"/>
+            <w:r>
+              <w:rPr>
+                <w:sz w:val="16"/>
+                <w:szCs w:val="16"/>
+              </w:rPr>
+              <w:t xml:space="preserve"> mode=802.3ad slaves=ether</w:t>
             </w:r>
             <w:proofErr w:type="gramStart"/>
             <w:r>
@@ -43354,7 +49576,39 @@
                 <w:sz w:val="16"/>
                 <w:szCs w:val="16"/>
               </w:rPr>
-              <w:t>6 transmit-hash-policy= layer-2 mtu= 9216 comment="KUMARI-BLOCK_To_BRIT-BLOCK"</w:t>
+              <w:t xml:space="preserve">6 transmit-hash-policy= layer-2 </w:t>
+            </w:r>
+            <w:proofErr w:type="spellStart"/>
+            <w:r>
+              <w:rPr>
+                <w:sz w:val="16"/>
+                <w:szCs w:val="16"/>
+              </w:rPr>
+              <w:t>mtu</w:t>
+            </w:r>
+            <w:proofErr w:type="spellEnd"/>
+            <w:r>
+              <w:rPr>
+                <w:sz w:val="16"/>
+                <w:szCs w:val="16"/>
+              </w:rPr>
+              <w:t>= 9216 comment="KUMARI-</w:t>
+            </w:r>
+            <w:proofErr w:type="spellStart"/>
+            <w:r>
+              <w:rPr>
+                <w:sz w:val="16"/>
+                <w:szCs w:val="16"/>
+              </w:rPr>
+              <w:t>BLOCK_To_BRIT</w:t>
+            </w:r>
+            <w:proofErr w:type="spellEnd"/>
+            <w:r>
+              <w:rPr>
+                <w:sz w:val="16"/>
+                <w:szCs w:val="16"/>
+              </w:rPr>
+              <w:t>-BLOCK"</w:t>
             </w:r>
           </w:p>
         </w:tc>
@@ -45981,7 +52235,15 @@
       <w:bookmarkStart w:id="146" w:name="_Toc225681756"/>
       <w:r>
         <w:lastRenderedPageBreak/>
-        <w:t>OSPF Neighbor Verification</w:t>
+        <w:t xml:space="preserve">OSPF </w:t>
+      </w:r>
+      <w:proofErr w:type="spellStart"/>
+      <w:r>
+        <w:t>Neighbor</w:t>
+      </w:r>
+      <w:proofErr w:type="spellEnd"/>
+      <w:r>
+        <w:t xml:space="preserve"> Verification</w:t>
       </w:r>
       <w:bookmarkEnd w:id="146"/>
     </w:p>
@@ -47196,7 +53458,15 @@
       </w:pPr>
       <w:bookmarkStart w:id="228" w:name="_Toc225681838"/>
       <w:r>
-        <w:t>IPv6 Neighbor Discovery</w:t>
+        <w:t xml:space="preserve">IPv6 </w:t>
+      </w:r>
+      <w:proofErr w:type="spellStart"/>
+      <w:r>
+        <w:t>Neighbor</w:t>
+      </w:r>
+      <w:proofErr w:type="spellEnd"/>
+      <w:r>
+        <w:t xml:space="preserve"> Discovery</w:t>
       </w:r>
       <w:bookmarkEnd w:id="228"/>
     </w:p>
@@ -47649,7 +53919,7 @@
 </file>
 
 <file path=word/endnotes.xml><?xml version="1.0" encoding="utf-8"?>
-<w:endnotes xmlns:wpc="http://schemas.microsoft.com/office/word/2010/wordprocessingCanvas" xmlns:cx="http://schemas.microsoft.com/office/drawing/2014/chartex" xmlns:cx1="http://schemas.microsoft.com/office/drawing/2015/9/8/chartex" xmlns:cx2="http://schemas.microsoft.com/office/drawing/2015/10/21/chartex" xmlns:cx3="http://schemas.microsoft.com/office/drawing/2016/5/9/chartex" xmlns:cx4="http://schemas.microsoft.com/office/drawing/2016/5/10/chartex" xmlns:cx5="http://schemas.microsoft.com/office/drawing/2016/5/11/chartex" xmlns:cx6="http://schemas.microsoft.com/office/drawing/2016/5/12/chartex" xmlns:cx7="http://schemas.microsoft.com/office/drawing/2016/5/13/chartex" xmlns:cx8="http://schemas.microsoft.com/office/drawing/2016/5/14/chartex" xmlns:mc="http://schemas.openxmlformats.org/markup-compatibility/2006" xmlns:aink="http://schemas.microsoft.com/office/drawing/2016/ink" xmlns:am3d="http://schemas.microsoft.com/office/drawing/2017/model3d" xmlns:o="urn:schemas-microsoft-com:office:office" xmlns:oel="http://schemas.microsoft.com/office/2019/extlst" xmlns:r="http://schemas.openxmlformats.org/officeDocument/2006/relationships" xmlns:m="http://schemas.openxmlformats.org/officeDocument/2006/math" xmlns:v="urn:schemas-microsoft-com:vml" xmlns:wp14="http://schemas.microsoft.com/office/word/2010/wordprocessingDrawing" xmlns:wp="http://schemas.openxmlformats.org/drawingml/2006/wordprocessingDrawing" xmlns:w10="urn:schemas-microsoft-com:office:word" xmlns:w="http://schemas.openxmlformats.org/wordprocessingml/2006/main" xmlns:w14="http://schemas.microsoft.com/office/word/2010/wordml" xmlns:w15="http://schemas.microsoft.com/office/word/2012/wordml" xmlns:w16cex="http://schemas.microsoft.com/office/word/2018/wordml/cex" xmlns:w16cid="http://schemas.microsoft.com/office/word/2016/wordml/cid" xmlns:w16="http://schemas.microsoft.com/office/word/2018/wordml" xmlns:w16du="http://schemas.microsoft.com/office/word/2023/wordml/word16du" xmlns:w16sdtdh="http://schemas.microsoft.com/office/word/2020/wordml/sdtdatahash" xmlns:w16sdtfl="http://schemas.microsoft.com/office/word/2024/wordml/sdtformatlock" xmlns:w16se="http://schemas.microsoft.com/office/word/2015/wordml/symex" xmlns:wpg="http://schemas.microsoft.com/office/word/2010/wordprocessingGroup" xmlns:wpi="http://schemas.microsoft.com/office/word/2010/wordprocessingInk" xmlns:wne="http://schemas.microsoft.com/office/word/2006/wordml" xmlns:wps="http://schemas.microsoft.com/office/word/2010/wordprocessingShape" mc:Ignorable="w14 w15 w16se w16cid w16 w16cex w16sdtdh w16sdtfl w16du wp14">
+<w:endnotes xmlns:wpc="http://schemas.microsoft.com/office/word/2010/wordprocessingCanvas" xmlns:cx="http://schemas.microsoft.com/office/drawing/2014/chartex" xmlns:cx1="http://schemas.microsoft.com/office/drawing/2015/9/8/chartex" xmlns:cx2="http://schemas.microsoft.com/office/drawing/2015/10/21/chartex" xmlns:cx3="http://schemas.microsoft.com/office/drawing/2016/5/9/chartex" xmlns:cx4="http://schemas.microsoft.com/office/drawing/2016/5/10/chartex" xmlns:cx5="http://schemas.microsoft.com/office/drawing/2016/5/11/chartex" xmlns:cx6="http://schemas.microsoft.com/office/drawing/2016/5/12/chartex" xmlns:cx7="http://schemas.microsoft.com/office/drawing/2016/5/13/chartex" xmlns:cx8="http://schemas.microsoft.com/office/drawing/2016/5/14/chartex" xmlns:mc="http://schemas.openxmlformats.org/markup-compatibility/2006" xmlns:aink="http://schemas.microsoft.com/office/drawing/2016/ink" xmlns:am3d="http://schemas.microsoft.com/office/drawing/2017/model3d" xmlns:o="urn:schemas-microsoft-com:office:office" xmlns:oel="http://schemas.microsoft.com/office/2019/extlst" xmlns:r="http://schemas.openxmlformats.org/officeDocument/2006/relationships" xmlns:m="http://schemas.openxmlformats.org/officeDocument/2006/math" xmlns:v="urn:schemas-microsoft-com:vml" xmlns:wp14="http://schemas.microsoft.com/office/word/2010/wordprocessingDrawing" xmlns:wp="http://schemas.openxmlformats.org/drawingml/2006/wordprocessingDrawing" xmlns:w10="urn:schemas-microsoft-com:office:word" xmlns:w="http://schemas.openxmlformats.org/wordprocessingml/2006/main" xmlns:w14="http://schemas.microsoft.com/office/word/2010/wordml" xmlns:w15="http://schemas.microsoft.com/office/word/2012/wordml" xmlns:w16cei="http://schemas.microsoft.com/office/word/2026/wordml/cei" xmlns:w16cex="http://schemas.microsoft.com/office/word/2018/wordml/cex" xmlns:w16cid="http://schemas.microsoft.com/office/word/2016/wordml/cid" xmlns:w16="http://schemas.microsoft.com/office/word/2018/wordml" xmlns:w16du="http://schemas.microsoft.com/office/word/2023/wordml/word16du" xmlns:w16sdtdh="http://schemas.microsoft.com/office/word/2020/wordml/sdtdatahash" xmlns:w16sdtfl="http://schemas.microsoft.com/office/word/2024/wordml/sdtformatlock" xmlns:w16se="http://schemas.microsoft.com/office/word/2015/wordml/symex" xmlns:wpg="http://schemas.microsoft.com/office/word/2010/wordprocessingGroup" xmlns:wpi="http://schemas.microsoft.com/office/word/2010/wordprocessingInk" xmlns:wne="http://schemas.microsoft.com/office/word/2006/wordml" xmlns:wps="http://schemas.microsoft.com/office/word/2010/wordprocessingShape" mc:Ignorable="w14 w15 w16se w16cid w16 w16cex w16sdtdh w16sdtfl w16du wp14">
   <w:endnote w:type="separator" w:id="-1">
     <w:p>
       <w:r>
@@ -47668,7 +53938,7 @@
 </file>
 
 <file path=word/footer1.xml><?xml version="1.0" encoding="utf-8"?>
-<w:ftr xmlns:wpc="http://schemas.microsoft.com/office/word/2010/wordprocessingCanvas" xmlns:cx="http://schemas.microsoft.com/office/drawing/2014/chartex" xmlns:cx1="http://schemas.microsoft.com/office/drawing/2015/9/8/chartex" xmlns:cx2="http://schemas.microsoft.com/office/drawing/2015/10/21/chartex" xmlns:cx3="http://schemas.microsoft.com/office/drawing/2016/5/9/chartex" xmlns:cx4="http://schemas.microsoft.com/office/drawing/2016/5/10/chartex" xmlns:cx5="http://schemas.microsoft.com/office/drawing/2016/5/11/chartex" xmlns:cx6="http://schemas.microsoft.com/office/drawing/2016/5/12/chartex" xmlns:cx7="http://schemas.microsoft.com/office/drawing/2016/5/13/chartex" xmlns:cx8="http://schemas.microsoft.com/office/drawing/2016/5/14/chartex" xmlns:mc="http://schemas.openxmlformats.org/markup-compatibility/2006" xmlns:aink="http://schemas.microsoft.com/office/drawing/2016/ink" xmlns:am3d="http://schemas.microsoft.com/office/drawing/2017/model3d" xmlns:o="urn:schemas-microsoft-com:office:office" xmlns:oel="http://schemas.microsoft.com/office/2019/extlst" xmlns:r="http://schemas.openxmlformats.org/officeDocument/2006/relationships" xmlns:m="http://schemas.openxmlformats.org/officeDocument/2006/math" xmlns:v="urn:schemas-microsoft-com:vml" xmlns:wp14="http://schemas.microsoft.com/office/word/2010/wordprocessingDrawing" xmlns:wp="http://schemas.openxmlformats.org/drawingml/2006/wordprocessingDrawing" xmlns:w10="urn:schemas-microsoft-com:office:word" xmlns:w="http://schemas.openxmlformats.org/wordprocessingml/2006/main" xmlns:w14="http://schemas.microsoft.com/office/word/2010/wordml" xmlns:w15="http://schemas.microsoft.com/office/word/2012/wordml" xmlns:w16cex="http://schemas.microsoft.com/office/word/2018/wordml/cex" xmlns:w16cid="http://schemas.microsoft.com/office/word/2016/wordml/cid" xmlns:w16="http://schemas.microsoft.com/office/word/2018/wordml" xmlns:w16du="http://schemas.microsoft.com/office/word/2023/wordml/word16du" xmlns:w16sdtdh="http://schemas.microsoft.com/office/word/2020/wordml/sdtdatahash" xmlns:w16sdtfl="http://schemas.microsoft.com/office/word/2024/wordml/sdtformatlock" xmlns:w16se="http://schemas.microsoft.com/office/word/2015/wordml/symex" xmlns:wpg="http://schemas.microsoft.com/office/word/2010/wordprocessingGroup" xmlns:wpi="http://schemas.microsoft.com/office/word/2010/wordprocessingInk" xmlns:wne="http://schemas.microsoft.com/office/word/2006/wordml" xmlns:wps="http://schemas.microsoft.com/office/word/2010/wordprocessingShape" mc:Ignorable="w14 w15 w16se w16cid w16 w16cex w16sdtdh w16sdtfl w16du wp14">
+<w:ftr xmlns:wpc="http://schemas.microsoft.com/office/word/2010/wordprocessingCanvas" xmlns:cx="http://schemas.microsoft.com/office/drawing/2014/chartex" xmlns:cx1="http://schemas.microsoft.com/office/drawing/2015/9/8/chartex" xmlns:cx2="http://schemas.microsoft.com/office/drawing/2015/10/21/chartex" xmlns:cx3="http://schemas.microsoft.com/office/drawing/2016/5/9/chartex" xmlns:cx4="http://schemas.microsoft.com/office/drawing/2016/5/10/chartex" xmlns:cx5="http://schemas.microsoft.com/office/drawing/2016/5/11/chartex" xmlns:cx6="http://schemas.microsoft.com/office/drawing/2016/5/12/chartex" xmlns:cx7="http://schemas.microsoft.com/office/drawing/2016/5/13/chartex" xmlns:cx8="http://schemas.microsoft.com/office/drawing/2016/5/14/chartex" xmlns:mc="http://schemas.openxmlformats.org/markup-compatibility/2006" xmlns:aink="http://schemas.microsoft.com/office/drawing/2016/ink" xmlns:am3d="http://schemas.microsoft.com/office/drawing/2017/model3d" xmlns:o="urn:schemas-microsoft-com:office:office" xmlns:oel="http://schemas.microsoft.com/office/2019/extlst" xmlns:r="http://schemas.openxmlformats.org/officeDocument/2006/relationships" xmlns:m="http://schemas.openxmlformats.org/officeDocument/2006/math" xmlns:v="urn:schemas-microsoft-com:vml" xmlns:wp14="http://schemas.microsoft.com/office/word/2010/wordprocessingDrawing" xmlns:wp="http://schemas.openxmlformats.org/drawingml/2006/wordprocessingDrawing" xmlns:w10="urn:schemas-microsoft-com:office:word" xmlns:w="http://schemas.openxmlformats.org/wordprocessingml/2006/main" xmlns:w14="http://schemas.microsoft.com/office/word/2010/wordml" xmlns:w15="http://schemas.microsoft.com/office/word/2012/wordml" xmlns:w16cei="http://schemas.microsoft.com/office/word/2026/wordml/cei" xmlns:w16cex="http://schemas.microsoft.com/office/word/2018/wordml/cex" xmlns:w16cid="http://schemas.microsoft.com/office/word/2016/wordml/cid" xmlns:w16="http://schemas.microsoft.com/office/word/2018/wordml" xmlns:w16du="http://schemas.microsoft.com/office/word/2023/wordml/word16du" xmlns:w16sdtdh="http://schemas.microsoft.com/office/word/2020/wordml/sdtdatahash" xmlns:w16sdtfl="http://schemas.microsoft.com/office/word/2024/wordml/sdtformatlock" xmlns:w16se="http://schemas.microsoft.com/office/word/2015/wordml/symex" xmlns:wpg="http://schemas.microsoft.com/office/word/2010/wordprocessingGroup" xmlns:wpi="http://schemas.microsoft.com/office/word/2010/wordprocessingInk" xmlns:wne="http://schemas.microsoft.com/office/word/2006/wordml" xmlns:wps="http://schemas.microsoft.com/office/word/2010/wordprocessingShape" mc:Ignorable="w14 w15 w16se w16cid w16 w16cex w16sdtdh w16sdtfl w16du wp14">
   <w:sdt>
     <w:sdtPr>
       <w:id w:val="-1051075810"/>
@@ -47724,7 +53994,7 @@
 </file>
 
 <file path=word/footnotes.xml><?xml version="1.0" encoding="utf-8"?>
-<w:footnotes xmlns:wpc="http://schemas.microsoft.com/office/word/2010/wordprocessingCanvas" xmlns:cx="http://schemas.microsoft.com/office/drawing/2014/chartex" xmlns:cx1="http://schemas.microsoft.com/office/drawing/2015/9/8/chartex" xmlns:cx2="http://schemas.microsoft.com/office/drawing/2015/10/21/chartex" xmlns:cx3="http://schemas.microsoft.com/office/drawing/2016/5/9/chartex" xmlns:cx4="http://schemas.microsoft.com/office/drawing/2016/5/10/chartex" xmlns:cx5="http://schemas.microsoft.com/office/drawing/2016/5/11/chartex" xmlns:cx6="http://schemas.microsoft.com/office/drawing/2016/5/12/chartex" xmlns:cx7="http://schemas.microsoft.com/office/drawing/2016/5/13/chartex" xmlns:cx8="http://schemas.microsoft.com/office/drawing/2016/5/14/chartex" xmlns:mc="http://schemas.openxmlformats.org/markup-compatibility/2006" xmlns:aink="http://schemas.microsoft.com/office/drawing/2016/ink" xmlns:am3d="http://schemas.microsoft.com/office/drawing/2017/model3d" xmlns:o="urn:schemas-microsoft-com:office:office" xmlns:oel="http://schemas.microsoft.com/office/2019/extlst" xmlns:r="http://schemas.openxmlformats.org/officeDocument/2006/relationships" xmlns:m="http://schemas.openxmlformats.org/officeDocument/2006/math" xmlns:v="urn:schemas-microsoft-com:vml" xmlns:wp14="http://schemas.microsoft.com/office/word/2010/wordprocessingDrawing" xmlns:wp="http://schemas.openxmlformats.org/drawingml/2006/wordprocessingDrawing" xmlns:w10="urn:schemas-microsoft-com:office:word" xmlns:w="http://schemas.openxmlformats.org/wordprocessingml/2006/main" xmlns:w14="http://schemas.microsoft.com/office/word/2010/wordml" xmlns:w15="http://schemas.microsoft.com/office/word/2012/wordml" xmlns:w16cex="http://schemas.microsoft.com/office/word/2018/wordml/cex" xmlns:w16cid="http://schemas.microsoft.com/office/word/2016/wordml/cid" xmlns:w16="http://schemas.microsoft.com/office/word/2018/wordml" xmlns:w16du="http://schemas.microsoft.com/office/word/2023/wordml/word16du" xmlns:w16sdtdh="http://schemas.microsoft.com/office/word/2020/wordml/sdtdatahash" xmlns:w16sdtfl="http://schemas.microsoft.com/office/word/2024/wordml/sdtformatlock" xmlns:w16se="http://schemas.microsoft.com/office/word/2015/wordml/symex" xmlns:wpg="http://schemas.microsoft.com/office/word/2010/wordprocessingGroup" xmlns:wpi="http://schemas.microsoft.com/office/word/2010/wordprocessingInk" xmlns:wne="http://schemas.microsoft.com/office/word/2006/wordml" xmlns:wps="http://schemas.microsoft.com/office/word/2010/wordprocessingShape" mc:Ignorable="w14 w15 w16se w16cid w16 w16cex w16sdtdh w16sdtfl w16du wp14">
+<w:footnotes xmlns:wpc="http://schemas.microsoft.com/office/word/2010/wordprocessingCanvas" xmlns:cx="http://schemas.microsoft.com/office/drawing/2014/chartex" xmlns:cx1="http://schemas.microsoft.com/office/drawing/2015/9/8/chartex" xmlns:cx2="http://schemas.microsoft.com/office/drawing/2015/10/21/chartex" xmlns:cx3="http://schemas.microsoft.com/office/drawing/2016/5/9/chartex" xmlns:cx4="http://schemas.microsoft.com/office/drawing/2016/5/10/chartex" xmlns:cx5="http://schemas.microsoft.com/office/drawing/2016/5/11/chartex" xmlns:cx6="http://schemas.microsoft.com/office/drawing/2016/5/12/chartex" xmlns:cx7="http://schemas.microsoft.com/office/drawing/2016/5/13/chartex" xmlns:cx8="http://schemas.microsoft.com/office/drawing/2016/5/14/chartex" xmlns:mc="http://schemas.openxmlformats.org/markup-compatibility/2006" xmlns:aink="http://schemas.microsoft.com/office/drawing/2016/ink" xmlns:am3d="http://schemas.microsoft.com/office/drawing/2017/model3d" xmlns:o="urn:schemas-microsoft-com:office:office" xmlns:oel="http://schemas.microsoft.com/office/2019/extlst" xmlns:r="http://schemas.openxmlformats.org/officeDocument/2006/relationships" xmlns:m="http://schemas.openxmlformats.org/officeDocument/2006/math" xmlns:v="urn:schemas-microsoft-com:vml" xmlns:wp14="http://schemas.microsoft.com/office/word/2010/wordprocessingDrawing" xmlns:wp="http://schemas.openxmlformats.org/drawingml/2006/wordprocessingDrawing" xmlns:w10="urn:schemas-microsoft-com:office:word" xmlns:w="http://schemas.openxmlformats.org/wordprocessingml/2006/main" xmlns:w14="http://schemas.microsoft.com/office/word/2010/wordml" xmlns:w15="http://schemas.microsoft.com/office/word/2012/wordml" xmlns:w16cei="http://schemas.microsoft.com/office/word/2026/wordml/cei" xmlns:w16cex="http://schemas.microsoft.com/office/word/2018/wordml/cex" xmlns:w16cid="http://schemas.microsoft.com/office/word/2016/wordml/cid" xmlns:w16="http://schemas.microsoft.com/office/word/2018/wordml" xmlns:w16du="http://schemas.microsoft.com/office/word/2023/wordml/word16du" xmlns:w16sdtdh="http://schemas.microsoft.com/office/word/2020/wordml/sdtdatahash" xmlns:w16sdtfl="http://schemas.microsoft.com/office/word/2024/wordml/sdtformatlock" xmlns:w16se="http://schemas.microsoft.com/office/word/2015/wordml/symex" xmlns:wpg="http://schemas.microsoft.com/office/word/2010/wordprocessingGroup" xmlns:wpi="http://schemas.microsoft.com/office/word/2010/wordprocessingInk" xmlns:wne="http://schemas.microsoft.com/office/word/2006/wordml" xmlns:wps="http://schemas.microsoft.com/office/word/2010/wordprocessingShape" mc:Ignorable="w14 w15 w16se w16cid w16 w16cex w16sdtdh w16sdtfl w16du wp14">
   <w:footnote w:type="separator" w:id="-1">
     <w:p>
       <w:r>
@@ -47743,7 +54013,7 @@
 </file>
 
 <file path=word/header1.xml><?xml version="1.0" encoding="utf-8"?>
-<w:hdr xmlns:wpc="http://schemas.microsoft.com/office/word/2010/wordprocessingCanvas" xmlns:cx="http://schemas.microsoft.com/office/drawing/2014/chartex" xmlns:cx1="http://schemas.microsoft.com/office/drawing/2015/9/8/chartex" xmlns:cx2="http://schemas.microsoft.com/office/drawing/2015/10/21/chartex" xmlns:cx3="http://schemas.microsoft.com/office/drawing/2016/5/9/chartex" xmlns:cx4="http://schemas.microsoft.com/office/drawing/2016/5/10/chartex" xmlns:cx5="http://schemas.microsoft.com/office/drawing/2016/5/11/chartex" xmlns:cx6="http://schemas.microsoft.com/office/drawing/2016/5/12/chartex" xmlns:cx7="http://schemas.microsoft.com/office/drawing/2016/5/13/chartex" xmlns:cx8="http://schemas.microsoft.com/office/drawing/2016/5/14/chartex" xmlns:mc="http://schemas.openxmlformats.org/markup-compatibility/2006" xmlns:aink="http://schemas.microsoft.com/office/drawing/2016/ink" xmlns:am3d="http://schemas.microsoft.com/office/drawing/2017/model3d" xmlns:o="urn:schemas-microsoft-com:office:office" xmlns:oel="http://schemas.microsoft.com/office/2019/extlst" xmlns:r="http://schemas.openxmlformats.org/officeDocument/2006/relationships" xmlns:m="http://schemas.openxmlformats.org/officeDocument/2006/math" xmlns:v="urn:schemas-microsoft-com:vml" xmlns:wp14="http://schemas.microsoft.com/office/word/2010/wordprocessingDrawing" xmlns:wp="http://schemas.openxmlformats.org/drawingml/2006/wordprocessingDrawing" xmlns:w10="urn:schemas-microsoft-com:office:word" xmlns:w="http://schemas.openxmlformats.org/wordprocessingml/2006/main" xmlns:w14="http://schemas.microsoft.com/office/word/2010/wordml" xmlns:w15="http://schemas.microsoft.com/office/word/2012/wordml" xmlns:w16cex="http://schemas.microsoft.com/office/word/2018/wordml/cex" xmlns:w16cid="http://schemas.microsoft.com/office/word/2016/wordml/cid" xmlns:w16="http://schemas.microsoft.com/office/word/2018/wordml" xmlns:w16du="http://schemas.microsoft.com/office/word/2023/wordml/word16du" xmlns:w16sdtdh="http://schemas.microsoft.com/office/word/2020/wordml/sdtdatahash" xmlns:w16sdtfl="http://schemas.microsoft.com/office/word/2024/wordml/sdtformatlock" xmlns:w16se="http://schemas.microsoft.com/office/word/2015/wordml/symex" xmlns:wpg="http://schemas.microsoft.com/office/word/2010/wordprocessingGroup" xmlns:wpi="http://schemas.microsoft.com/office/word/2010/wordprocessingInk" xmlns:wne="http://schemas.microsoft.com/office/word/2006/wordml" xmlns:wps="http://schemas.microsoft.com/office/word/2010/wordprocessingShape" mc:Ignorable="w14 w15 w16se w16cid w16 w16cex w16sdtdh w16sdtfl w16du wp14">
+<w:hdr xmlns:wpc="http://schemas.microsoft.com/office/word/2010/wordprocessingCanvas" xmlns:cx="http://schemas.microsoft.com/office/drawing/2014/chartex" xmlns:cx1="http://schemas.microsoft.com/office/drawing/2015/9/8/chartex" xmlns:cx2="http://schemas.microsoft.com/office/drawing/2015/10/21/chartex" xmlns:cx3="http://schemas.microsoft.com/office/drawing/2016/5/9/chartex" xmlns:cx4="http://schemas.microsoft.com/office/drawing/2016/5/10/chartex" xmlns:cx5="http://schemas.microsoft.com/office/drawing/2016/5/11/chartex" xmlns:cx6="http://schemas.microsoft.com/office/drawing/2016/5/12/chartex" xmlns:cx7="http://schemas.microsoft.com/office/drawing/2016/5/13/chartex" xmlns:cx8="http://schemas.microsoft.com/office/drawing/2016/5/14/chartex" xmlns:mc="http://schemas.openxmlformats.org/markup-compatibility/2006" xmlns:aink="http://schemas.microsoft.com/office/drawing/2016/ink" xmlns:am3d="http://schemas.microsoft.com/office/drawing/2017/model3d" xmlns:o="urn:schemas-microsoft-com:office:office" xmlns:oel="http://schemas.microsoft.com/office/2019/extlst" xmlns:r="http://schemas.openxmlformats.org/officeDocument/2006/relationships" xmlns:m="http://schemas.openxmlformats.org/officeDocument/2006/math" xmlns:v="urn:schemas-microsoft-com:vml" xmlns:wp14="http://schemas.microsoft.com/office/word/2010/wordprocessingDrawing" xmlns:wp="http://schemas.openxmlformats.org/drawingml/2006/wordprocessingDrawing" xmlns:w10="urn:schemas-microsoft-com:office:word" xmlns:w="http://schemas.openxmlformats.org/wordprocessingml/2006/main" xmlns:w14="http://schemas.microsoft.com/office/word/2010/wordml" xmlns:w15="http://schemas.microsoft.com/office/word/2012/wordml" xmlns:w16cei="http://schemas.microsoft.com/office/word/2026/wordml/cei" xmlns:w16cex="http://schemas.microsoft.com/office/word/2018/wordml/cex" xmlns:w16cid="http://schemas.microsoft.com/office/word/2016/wordml/cid" xmlns:w16="http://schemas.microsoft.com/office/word/2018/wordml" xmlns:w16du="http://schemas.microsoft.com/office/word/2023/wordml/word16du" xmlns:w16sdtdh="http://schemas.microsoft.com/office/word/2020/wordml/sdtdatahash" xmlns:w16sdtfl="http://schemas.microsoft.com/office/word/2024/wordml/sdtformatlock" xmlns:w16se="http://schemas.microsoft.com/office/word/2015/wordml/symex" xmlns:wpg="http://schemas.microsoft.com/office/word/2010/wordprocessingGroup" xmlns:wpi="http://schemas.microsoft.com/office/word/2010/wordprocessingInk" xmlns:wne="http://schemas.microsoft.com/office/word/2006/wordml" xmlns:wps="http://schemas.microsoft.com/office/word/2010/wordprocessingShape" mc:Ignorable="w14 w15 w16se w16cid w16 w16cex w16sdtdh w16sdtfl w16du wp14">
   <w:p>
     <w:pPr>
       <w:pStyle w:val="Header"/>
@@ -47761,7 +54031,7 @@
 </file>
 
 <file path=word/numbering.xml><?xml version="1.0" encoding="utf-8"?>
-<w:numbering xmlns:wpc="http://schemas.microsoft.com/office/word/2010/wordprocessingCanvas" xmlns:cx="http://schemas.microsoft.com/office/drawing/2014/chartex" xmlns:cx1="http://schemas.microsoft.com/office/drawing/2015/9/8/chartex" xmlns:cx2="http://schemas.microsoft.com/office/drawing/2015/10/21/chartex" xmlns:cx3="http://schemas.microsoft.com/office/drawing/2016/5/9/chartex" xmlns:cx4="http://schemas.microsoft.com/office/drawing/2016/5/10/chartex" xmlns:cx5="http://schemas.microsoft.com/office/drawing/2016/5/11/chartex" xmlns:cx6="http://schemas.microsoft.com/office/drawing/2016/5/12/chartex" xmlns:cx7="http://schemas.microsoft.com/office/drawing/2016/5/13/chartex" xmlns:cx8="http://schemas.microsoft.com/office/drawing/2016/5/14/chartex" xmlns:mc="http://schemas.openxmlformats.org/markup-compatibility/2006" xmlns:aink="http://schemas.microsoft.com/office/drawing/2016/ink" xmlns:am3d="http://schemas.microsoft.com/office/drawing/2017/model3d" xmlns:o="urn:schemas-microsoft-com:office:office" xmlns:oel="http://schemas.microsoft.com/office/2019/extlst" xmlns:r="http://schemas.openxmlformats.org/officeDocument/2006/relationships" xmlns:m="http://schemas.openxmlformats.org/officeDocument/2006/math" xmlns:v="urn:schemas-microsoft-com:vml" xmlns:wp14="http://schemas.microsoft.com/office/word/2010/wordprocessingDrawing" xmlns:wp="http://schemas.openxmlformats.org/drawingml/2006/wordprocessingDrawing" xmlns:w10="urn:schemas-microsoft-com:office:word" xmlns:w="http://schemas.openxmlformats.org/wordprocessingml/2006/main" xmlns:w14="http://schemas.microsoft.com/office/word/2010/wordml" xmlns:w15="http://schemas.microsoft.com/office/word/2012/wordml" xmlns:w16cex="http://schemas.microsoft.com/office/word/2018/wordml/cex" xmlns:w16cid="http://schemas.microsoft.com/office/word/2016/wordml/cid" xmlns:w16="http://schemas.microsoft.com/office/word/2018/wordml" xmlns:w16du="http://schemas.microsoft.com/office/word/2023/wordml/word16du" xmlns:w16sdtdh="http://schemas.microsoft.com/office/word/2020/wordml/sdtdatahash" xmlns:w16sdtfl="http://schemas.microsoft.com/office/word/2024/wordml/sdtformatlock" xmlns:w16se="http://schemas.microsoft.com/office/word/2015/wordml/symex" xmlns:wpg="http://schemas.microsoft.com/office/word/2010/wordprocessingGroup" xmlns:wpi="http://schemas.microsoft.com/office/word/2010/wordprocessingInk" xmlns:wne="http://schemas.microsoft.com/office/word/2006/wordml" xmlns:wps="http://schemas.microsoft.com/office/word/2010/wordprocessingShape" mc:Ignorable="w14 w15 w16se w16cid w16 w16cex w16sdtdh w16sdtfl w16du wp14">
+<w:numbering xmlns:wpc="http://schemas.microsoft.com/office/word/2010/wordprocessingCanvas" xmlns:cx="http://schemas.microsoft.com/office/drawing/2014/chartex" xmlns:cx1="http://schemas.microsoft.com/office/drawing/2015/9/8/chartex" xmlns:cx2="http://schemas.microsoft.com/office/drawing/2015/10/21/chartex" xmlns:cx3="http://schemas.microsoft.com/office/drawing/2016/5/9/chartex" xmlns:cx4="http://schemas.microsoft.com/office/drawing/2016/5/10/chartex" xmlns:cx5="http://schemas.microsoft.com/office/drawing/2016/5/11/chartex" xmlns:cx6="http://schemas.microsoft.com/office/drawing/2016/5/12/chartex" xmlns:cx7="http://schemas.microsoft.com/office/drawing/2016/5/13/chartex" xmlns:cx8="http://schemas.microsoft.com/office/drawing/2016/5/14/chartex" xmlns:mc="http://schemas.openxmlformats.org/markup-compatibility/2006" xmlns:aink="http://schemas.microsoft.com/office/drawing/2016/ink" xmlns:am3d="http://schemas.microsoft.com/office/drawing/2017/model3d" xmlns:o="urn:schemas-microsoft-com:office:office" xmlns:oel="http://schemas.microsoft.com/office/2019/extlst" xmlns:r="http://schemas.openxmlformats.org/officeDocument/2006/relationships" xmlns:m="http://schemas.openxmlformats.org/officeDocument/2006/math" xmlns:v="urn:schemas-microsoft-com:vml" xmlns:wp14="http://schemas.microsoft.com/office/word/2010/wordprocessingDrawing" xmlns:wp="http://schemas.openxmlformats.org/drawingml/2006/wordprocessingDrawing" xmlns:w10="urn:schemas-microsoft-com:office:word" xmlns:w="http://schemas.openxmlformats.org/wordprocessingml/2006/main" xmlns:w14="http://schemas.microsoft.com/office/word/2010/wordml" xmlns:w15="http://schemas.microsoft.com/office/word/2012/wordml" xmlns:w16cei="http://schemas.microsoft.com/office/word/2026/wordml/cei" xmlns:w16cex="http://schemas.microsoft.com/office/word/2018/wordml/cex" xmlns:w16cid="http://schemas.microsoft.com/office/word/2016/wordml/cid" xmlns:w16="http://schemas.microsoft.com/office/word/2018/wordml" xmlns:w16du="http://schemas.microsoft.com/office/word/2023/wordml/word16du" xmlns:w16sdtdh="http://schemas.microsoft.com/office/word/2020/wordml/sdtdatahash" xmlns:w16sdtfl="http://schemas.microsoft.com/office/word/2024/wordml/sdtformatlock" xmlns:w16se="http://schemas.microsoft.com/office/word/2015/wordml/symex" xmlns:wpg="http://schemas.microsoft.com/office/word/2010/wordprocessingGroup" xmlns:wpi="http://schemas.microsoft.com/office/word/2010/wordprocessingInk" xmlns:wne="http://schemas.microsoft.com/office/word/2006/wordml" xmlns:wps="http://schemas.microsoft.com/office/word/2010/wordprocessingShape" mc:Ignorable="w14 w15 w16se w16cid w16 w16cex w16sdtdh w16sdtfl w16du wp14">
   <w:abstractNum w:abstractNumId="0" w15:restartNumberingAfterBreak="0">
     <w:nsid w:val="FFFFFF1D"/>
     <w:multiLevelType w:val="multilevel"/>
@@ -50275,7 +56545,6 @@
   <w:style w:type="character" w:default="1" w:styleId="DefaultParagraphFont">
     <w:name w:val="Default Paragraph Font"/>
     <w:uiPriority w:val="1"/>
-    <w:semiHidden/>
     <w:unhideWhenUsed/>
   </w:style>
   <w:style w:type="table" w:default="1" w:styleId="TableNormal">
